--- a/shuhe-module-project/src/main/resources/templates/report/奇安信渗透测试模板.docx
+++ b/shuhe-module-project/src/main/resources/templates/report/奇安信渗透测试模板.docx
@@ -4,7 +4,7 @@
   <w:body>
     <w:p>
       <w:pPr>
-        <w:pStyle w:val="a4"/>
+        <w:pStyle w:val="af9"/>
         <w:wordWrap/>
         <w:jc w:val="left"/>
       </w:pPr>
@@ -65,25 +65,25 @@
     </w:p>
     <w:p>
       <w:pPr>
-        <w:pStyle w:val="ac"/>
+        <w:pStyle w:val="aff1"/>
         <w:ind w:left="105" w:right="105"/>
       </w:pPr>
     </w:p>
     <w:p>
       <w:pPr>
-        <w:pStyle w:val="ac"/>
+        <w:pStyle w:val="aff1"/>
         <w:ind w:left="105" w:right="105"/>
       </w:pPr>
     </w:p>
     <w:p>
       <w:pPr>
-        <w:pStyle w:val="ac"/>
+        <w:pStyle w:val="aff1"/>
         <w:ind w:left="105" w:right="105"/>
       </w:pPr>
     </w:p>
     <w:p>
       <w:pPr>
-        <w:pStyle w:val="ad"/>
+        <w:pStyle w:val="aff2"/>
       </w:pPr>
       <w:r>
         <w:t>{{title}}</w:t>
@@ -91,7 +91,7 @@
     </w:p>
     <w:p>
       <w:pPr>
-        <w:pStyle w:val="ad"/>
+        <w:pStyle w:val="aff2"/>
       </w:pPr>
       <w:r>
         <w:rPr>
@@ -102,26 +102,26 @@
     </w:p>
     <w:p>
       <w:pPr>
-        <w:pStyle w:val="ac"/>
+        <w:pStyle w:val="aff1"/>
         <w:ind w:left="105" w:right="105"/>
       </w:pPr>
     </w:p>
     <w:p>
       <w:pPr>
-        <w:pStyle w:val="ac"/>
+        <w:pStyle w:val="aff1"/>
         <w:ind w:leftChars="0" w:left="0" w:right="105"/>
         <w:jc w:val="both"/>
       </w:pPr>
     </w:p>
     <w:p>
       <w:pPr>
-        <w:pStyle w:val="ac"/>
+        <w:pStyle w:val="aff1"/>
         <w:ind w:left="105" w:right="105"/>
       </w:pPr>
     </w:p>
     <w:p>
       <w:pPr>
-        <w:pStyle w:val="ac"/>
+        <w:pStyle w:val="aff1"/>
         <w:ind w:left="105" w:right="105"/>
       </w:pPr>
       <w:r>
@@ -129,7 +129,7 @@
           <w:noProof/>
         </w:rPr>
         <w:drawing>
-          <wp:anchor distT="0" distB="0" distL="114300" distR="114300" simplePos="0" relativeHeight="251659264" behindDoc="1" locked="0" layoutInCell="1" allowOverlap="1" wp14:anchorId="525487DC" wp14:editId="579490CC">
+          <wp:anchor distT="0" distB="0" distL="114300" distR="114300" simplePos="0" relativeHeight="251659264" behindDoc="1" locked="0" layoutInCell="1" allowOverlap="1" wp14:anchorId="525487DC" wp14:editId="02D15AA9">
             <wp:simplePos x="0" y="0"/>
             <wp:positionH relativeFrom="page">
               <wp:align>left</wp:align>
@@ -189,25 +189,25 @@
     </w:p>
     <w:p>
       <w:pPr>
-        <w:pStyle w:val="ac"/>
+        <w:pStyle w:val="aff1"/>
         <w:ind w:left="105" w:right="105"/>
       </w:pPr>
     </w:p>
     <w:p>
       <w:pPr>
-        <w:pStyle w:val="ac"/>
+        <w:pStyle w:val="aff1"/>
         <w:ind w:left="105" w:right="105"/>
       </w:pPr>
     </w:p>
     <w:p>
       <w:pPr>
-        <w:pStyle w:val="ac"/>
+        <w:pStyle w:val="aff1"/>
         <w:ind w:left="105" w:right="105"/>
       </w:pPr>
     </w:p>
     <w:p>
       <w:pPr>
-        <w:pStyle w:val="ac"/>
+        <w:pStyle w:val="aff1"/>
         <w:ind w:left="105" w:right="105"/>
       </w:pPr>
     </w:p>
@@ -255,7 +255,7 @@
     </w:p>
     <w:p>
       <w:pPr>
-        <w:pStyle w:val="aff1"/>
+        <w:pStyle w:val="afff6"/>
         <w:wordWrap/>
         <w:spacing w:after="163" w:line="300" w:lineRule="auto"/>
       </w:pPr>
@@ -268,7 +268,7 @@
     </w:p>
     <w:p>
       <w:pPr>
-        <w:pStyle w:val="aff1"/>
+        <w:pStyle w:val="afff6"/>
         <w:wordWrap/>
         <w:spacing w:after="163" w:line="300" w:lineRule="auto"/>
       </w:pPr>
@@ -281,13 +281,13 @@
     </w:p>
     <w:p>
       <w:pPr>
-        <w:pStyle w:val="a4"/>
+        <w:pStyle w:val="af9"/>
         <w:wordWrap/>
       </w:pPr>
     </w:p>
     <w:p>
       <w:pPr>
-        <w:pStyle w:val="a4"/>
+        <w:pStyle w:val="af9"/>
         <w:wordWrap/>
         <w:sectPr>
           <w:headerReference w:type="even" r:id="rId10"/>
@@ -311,7 +311,7 @@
     </w:p>
     <w:p>
       <w:pPr>
-        <w:pStyle w:val="af6"/>
+        <w:pStyle w:val="affb"/>
         <w:spacing w:line="300" w:lineRule="auto"/>
       </w:pPr>
       <w:bookmarkStart w:id="0" w:name="_Toc129250112"/>
@@ -331,7 +331,7 @@
     </w:p>
     <w:p>
       <w:pPr>
-        <w:pStyle w:val="af0"/>
+        <w:pStyle w:val="aff5"/>
         <w:spacing w:before="81" w:after="81"/>
         <w:ind w:firstLineChars="200" w:firstLine="420"/>
       </w:pPr>
@@ -340,20 +340,20 @@
       </w:r>
       <w:r>
         <w:rPr>
-          <w:rStyle w:val="af"/>
+          <w:rStyle w:val="aff4"/>
         </w:rPr>
         <w:t>奇安信集团（指包括但不限于</w:t>
       </w:r>
       <w:r>
         <w:rPr>
-          <w:rStyle w:val="af"/>
+          <w:rStyle w:val="aff4"/>
           <w:rFonts w:hint="eastAsia"/>
         </w:rPr>
         <w:t>奇安信科技集团股份有限公司</w:t>
       </w:r>
       <w:r>
         <w:rPr>
-          <w:rStyle w:val="af"/>
+          <w:rStyle w:val="aff4"/>
         </w:rPr>
         <w:t>、网神信息技术（北京）股份有限公司、北京网康科技有限公司）</w:t>
       </w:r>
@@ -362,7 +362,7 @@
       </w:r>
       <w:r>
         <w:rPr>
-          <w:rStyle w:val="af"/>
+          <w:rStyle w:val="aff4"/>
         </w:rPr>
         <w:t>奇安信集团</w:t>
       </w:r>
@@ -378,7 +378,7 @@
     </w:p>
     <w:p>
       <w:pPr>
-        <w:pStyle w:val="af0"/>
+        <w:pStyle w:val="aff5"/>
         <w:spacing w:before="81" w:after="81"/>
         <w:ind w:firstLineChars="200" w:firstLine="420"/>
       </w:pPr>
@@ -390,7 +390,7 @@
       </w:r>
       <w:r>
         <w:rPr>
-          <w:rStyle w:val="af"/>
+          <w:rStyle w:val="aff4"/>
         </w:rPr>
         <w:t>奇安信集团</w:t>
       </w:r>
@@ -402,7 +402,7 @@
       </w:r>
       <w:r>
         <w:rPr>
-          <w:rStyle w:val="af"/>
+          <w:rStyle w:val="aff4"/>
         </w:rPr>
         <w:t>奇安信集团</w:t>
       </w:r>
@@ -415,35 +415,35 @@
     </w:p>
     <w:p>
       <w:pPr>
-        <w:pStyle w:val="af0"/>
+        <w:pStyle w:val="aff5"/>
         <w:spacing w:before="81" w:after="81" w:line="300" w:lineRule="auto"/>
       </w:pPr>
     </w:p>
     <w:p>
       <w:pPr>
-        <w:pStyle w:val="af0"/>
+        <w:pStyle w:val="aff5"/>
         <w:spacing w:before="81" w:after="81" w:line="300" w:lineRule="auto"/>
       </w:pPr>
     </w:p>
     <w:p>
       <w:pPr>
-        <w:pStyle w:val="af0"/>
+        <w:pStyle w:val="aff5"/>
         <w:spacing w:before="81" w:after="81" w:line="300" w:lineRule="auto"/>
       </w:pPr>
     </w:p>
     <w:p>
       <w:pPr>
-        <w:pStyle w:val="af0"/>
+        <w:pStyle w:val="aff5"/>
         <w:spacing w:before="81" w:after="81" w:line="300" w:lineRule="auto"/>
       </w:pPr>
     </w:p>
     <w:p>
       <w:pPr>
-        <w:pStyle w:val="a4"/>
+        <w:pStyle w:val="af9"/>
         <w:wordWrap/>
         <w:jc w:val="center"/>
         <w:rPr>
-          <w:rStyle w:val="Hyperlink"/>
+          <w:rStyle w:val="af7"/>
         </w:rPr>
       </w:pPr>
       <w:r>
@@ -497,7 +497,7 @@
             <w:pPr>
               <w:pStyle w:val="TOC1"/>
               <w:rPr>
-                <w:rFonts w:asciiTheme="minorHAnsi" w:eastAsiaTheme="minorEastAsia" w:hAnsiTheme="minorHAnsi"/>
+                <w:rFonts w:asciiTheme="minorHAnsi" w:eastAsiaTheme="minorEastAsia" w:hAnsiTheme="minorHAnsi" w:hint="eastAsia"/>
                 <w:b w:val="0"/>
                 <w:bCs w:val="0"/>
                 <w:caps w:val="0"/>
@@ -509,39 +509,39 @@
             </w:pPr>
             <w:r>
               <w:rPr>
-                <w:rStyle w:val="Hyperlink"/>
+                <w:rStyle w:val="af7"/>
               </w:rPr>
               <w:fldChar w:fldCharType="begin"/>
             </w:r>
             <w:r>
               <w:rPr>
-                <w:rStyle w:val="Hyperlink"/>
+                <w:rStyle w:val="af7"/>
               </w:rPr>
               <w:instrText xml:space="preserve"> </w:instrText>
             </w:r>
             <w:r>
               <w:rPr>
-                <w:rStyle w:val="Hyperlink"/>
+                <w:rStyle w:val="af7"/>
                 <w:rFonts w:hint="eastAsia"/>
               </w:rPr>
               <w:instrText>TOC \o "1-3" \h \z \u</w:instrText>
             </w:r>
             <w:r>
               <w:rPr>
-                <w:rStyle w:val="Hyperlink"/>
+                <w:rStyle w:val="af7"/>
               </w:rPr>
               <w:instrText xml:space="preserve"> </w:instrText>
             </w:r>
             <w:r>
               <w:rPr>
-                <w:rStyle w:val="Hyperlink"/>
+                <w:rStyle w:val="af7"/>
               </w:rPr>
               <w:fldChar w:fldCharType="separate"/>
             </w:r>
             <w:hyperlink w:anchor="_Toc171498339" w:history="1">
               <w:r>
                 <w:rPr>
-                  <w:rStyle w:val="Hyperlink"/>
+                  <w:rStyle w:val="af7"/>
                   <w:rFonts w:hint="eastAsia"/>
                   <w:noProof/>
                 </w:rPr>
@@ -549,7 +549,7 @@
               </w:r>
               <w:r>
                 <w:rPr>
-                  <w:rStyle w:val="Hyperlink"/>
+                  <w:rStyle w:val="af7"/>
                   <w:rFonts w:hint="eastAsia"/>
                   <w:noProof/>
                 </w:rPr>
@@ -557,7 +557,7 @@
               </w:r>
               <w:r>
                 <w:rPr>
-                  <w:rStyle w:val="Hyperlink"/>
+                  <w:rStyle w:val="af7"/>
                   <w:rFonts w:hint="eastAsia"/>
                   <w:noProof/>
                 </w:rPr>
@@ -617,7 +617,7 @@
             <w:pPr>
               <w:pStyle w:val="TOC1"/>
               <w:rPr>
-                <w:rFonts w:asciiTheme="minorHAnsi" w:eastAsiaTheme="minorEastAsia" w:hAnsiTheme="minorHAnsi"/>
+                <w:rFonts w:asciiTheme="minorHAnsi" w:eastAsiaTheme="minorEastAsia" w:hAnsiTheme="minorHAnsi" w:hint="eastAsia"/>
                 <w:b w:val="0"/>
                 <w:bCs w:val="0"/>
                 <w:caps w:val="0"/>
@@ -630,7 +630,7 @@
             <w:hyperlink w:anchor="_Toc171498340" w:history="1">
               <w:r>
                 <w:rPr>
-                  <w:rStyle w:val="Hyperlink"/>
+                  <w:rStyle w:val="af7"/>
                   <w:rFonts w:hint="eastAsia"/>
                   <w:noProof/>
                 </w:rPr>
@@ -638,7 +638,7 @@
               </w:r>
               <w:r>
                 <w:rPr>
-                  <w:rStyle w:val="Hyperlink"/>
+                  <w:rStyle w:val="af7"/>
                   <w:rFonts w:hint="eastAsia"/>
                   <w:noProof/>
                 </w:rPr>
@@ -646,7 +646,7 @@
               </w:r>
               <w:r>
                 <w:rPr>
-                  <w:rStyle w:val="Hyperlink"/>
+                  <w:rStyle w:val="af7"/>
                   <w:rFonts w:hint="eastAsia"/>
                   <w:noProof/>
                 </w:rPr>
@@ -706,7 +706,7 @@
             <w:pPr>
               <w:pStyle w:val="TOC2"/>
               <w:rPr>
-                <w:rFonts w:asciiTheme="minorHAnsi" w:eastAsiaTheme="minorEastAsia" w:hAnsiTheme="minorHAnsi"/>
+                <w:rFonts w:asciiTheme="minorHAnsi" w:eastAsiaTheme="minorEastAsia" w:hAnsiTheme="minorHAnsi" w:hint="eastAsia"/>
                 <w:smallCaps w:val="0"/>
                 <w:noProof/>
                 <w:sz w:val="22"/>
@@ -717,14 +717,14 @@
             <w:hyperlink w:anchor="_Toc171498341" w:history="1">
               <w:r>
                 <w:rPr>
-                  <w:rStyle w:val="Hyperlink"/>
+                  <w:rStyle w:val="af7"/>
                   <w:noProof/>
                 </w:rPr>
                 <w:t>2.1</w:t>
               </w:r>
               <w:r>
                 <w:rPr>
-                  <w:rStyle w:val="Hyperlink"/>
+                  <w:rStyle w:val="af7"/>
                   <w:rFonts w:hint="eastAsia"/>
                   <w:noProof/>
                 </w:rPr>
@@ -732,7 +732,7 @@
               </w:r>
               <w:r>
                 <w:rPr>
-                  <w:rStyle w:val="Hyperlink"/>
+                  <w:rStyle w:val="af7"/>
                   <w:rFonts w:hint="eastAsia"/>
                   <w:noProof/>
                 </w:rPr>
@@ -792,7 +792,7 @@
             <w:pPr>
               <w:pStyle w:val="TOC2"/>
               <w:rPr>
-                <w:rFonts w:asciiTheme="minorHAnsi" w:eastAsiaTheme="minorEastAsia" w:hAnsiTheme="minorHAnsi"/>
+                <w:rFonts w:asciiTheme="minorHAnsi" w:eastAsiaTheme="minorEastAsia" w:hAnsiTheme="minorHAnsi" w:hint="eastAsia"/>
                 <w:smallCaps w:val="0"/>
                 <w:noProof/>
                 <w:sz w:val="22"/>
@@ -803,14 +803,14 @@
             <w:hyperlink w:anchor="_Toc171498342" w:history="1">
               <w:r>
                 <w:rPr>
-                  <w:rStyle w:val="Hyperlink"/>
+                  <w:rStyle w:val="af7"/>
                   <w:noProof/>
                 </w:rPr>
                 <w:t>2.2</w:t>
               </w:r>
               <w:r>
                 <w:rPr>
-                  <w:rStyle w:val="Hyperlink"/>
+                  <w:rStyle w:val="af7"/>
                   <w:rFonts w:hint="eastAsia"/>
                   <w:noProof/>
                 </w:rPr>
@@ -818,7 +818,7 @@
               </w:r>
               <w:r>
                 <w:rPr>
-                  <w:rStyle w:val="Hyperlink"/>
+                  <w:rStyle w:val="af7"/>
                   <w:rFonts w:hint="eastAsia"/>
                   <w:noProof/>
                 </w:rPr>
@@ -878,7 +878,7 @@
             <w:pPr>
               <w:pStyle w:val="TOC1"/>
               <w:rPr>
-                <w:rFonts w:asciiTheme="minorHAnsi" w:eastAsiaTheme="minorEastAsia" w:hAnsiTheme="minorHAnsi"/>
+                <w:rFonts w:asciiTheme="minorHAnsi" w:eastAsiaTheme="minorEastAsia" w:hAnsiTheme="minorHAnsi" w:hint="eastAsia"/>
                 <w:b w:val="0"/>
                 <w:bCs w:val="0"/>
                 <w:caps w:val="0"/>
@@ -891,7 +891,7 @@
             <w:hyperlink w:anchor="_Toc171498343" w:history="1">
               <w:r>
                 <w:rPr>
-                  <w:rStyle w:val="Hyperlink"/>
+                  <w:rStyle w:val="af7"/>
                   <w:rFonts w:hint="eastAsia"/>
                   <w:noProof/>
                 </w:rPr>
@@ -899,7 +899,7 @@
               </w:r>
               <w:r>
                 <w:rPr>
-                  <w:rStyle w:val="Hyperlink"/>
+                  <w:rStyle w:val="af7"/>
                   <w:rFonts w:hint="eastAsia"/>
                   <w:noProof/>
                 </w:rPr>
@@ -907,7 +907,7 @@
               </w:r>
               <w:r>
                 <w:rPr>
-                  <w:rStyle w:val="Hyperlink"/>
+                  <w:rStyle w:val="af7"/>
                   <w:rFonts w:hint="eastAsia"/>
                   <w:noProof/>
                 </w:rPr>
@@ -967,7 +967,7 @@
             <w:pPr>
               <w:pStyle w:val="TOC2"/>
               <w:rPr>
-                <w:rFonts w:asciiTheme="minorHAnsi" w:eastAsiaTheme="minorEastAsia" w:hAnsiTheme="minorHAnsi"/>
+                <w:rFonts w:asciiTheme="minorHAnsi" w:eastAsiaTheme="minorEastAsia" w:hAnsiTheme="minorHAnsi" w:hint="eastAsia"/>
                 <w:smallCaps w:val="0"/>
                 <w:noProof/>
                 <w:sz w:val="22"/>
@@ -978,14 +978,14 @@
             <w:hyperlink w:anchor="_Toc171498344" w:history="1">
               <w:r>
                 <w:rPr>
-                  <w:rStyle w:val="Hyperlink"/>
+                  <w:rStyle w:val="af7"/>
                   <w:noProof/>
                 </w:rPr>
                 <w:t>3.1</w:t>
               </w:r>
               <w:r>
                 <w:rPr>
-                  <w:rStyle w:val="Hyperlink"/>
+                  <w:rStyle w:val="af7"/>
                   <w:rFonts w:hint="eastAsia"/>
                   <w:noProof/>
                 </w:rPr>
@@ -993,7 +993,7 @@
               </w:r>
               <w:r>
                 <w:rPr>
-                  <w:rStyle w:val="Hyperlink"/>
+                  <w:rStyle w:val="af7"/>
                   <w:rFonts w:hint="eastAsia"/>
                   <w:noProof/>
                 </w:rPr>
@@ -1053,7 +1053,7 @@
             <w:pPr>
               <w:pStyle w:val="TOC2"/>
               <w:rPr>
-                <w:rFonts w:asciiTheme="minorHAnsi" w:eastAsiaTheme="minorEastAsia" w:hAnsiTheme="minorHAnsi"/>
+                <w:rFonts w:asciiTheme="minorHAnsi" w:eastAsiaTheme="minorEastAsia" w:hAnsiTheme="minorHAnsi" w:hint="eastAsia"/>
                 <w:smallCaps w:val="0"/>
                 <w:noProof/>
                 <w:sz w:val="22"/>
@@ -1064,14 +1064,14 @@
             <w:hyperlink w:anchor="_Toc171498345" w:history="1">
               <w:r>
                 <w:rPr>
-                  <w:rStyle w:val="Hyperlink"/>
+                  <w:rStyle w:val="af7"/>
                   <w:noProof/>
                 </w:rPr>
                 <w:t>3.2</w:t>
               </w:r>
               <w:r>
                 <w:rPr>
-                  <w:rStyle w:val="Hyperlink"/>
+                  <w:rStyle w:val="af7"/>
                   <w:rFonts w:hint="eastAsia"/>
                   <w:noProof/>
                 </w:rPr>
@@ -1079,7 +1079,7 @@
               </w:r>
               <w:r>
                 <w:rPr>
-                  <w:rStyle w:val="Hyperlink"/>
+                  <w:rStyle w:val="af7"/>
                   <w:rFonts w:hint="eastAsia"/>
                   <w:noProof/>
                 </w:rPr>
@@ -1139,7 +1139,7 @@
             <w:pPr>
               <w:pStyle w:val="TOC2"/>
               <w:rPr>
-                <w:rFonts w:asciiTheme="minorHAnsi" w:eastAsiaTheme="minorEastAsia" w:hAnsiTheme="minorHAnsi"/>
+                <w:rFonts w:asciiTheme="minorHAnsi" w:eastAsiaTheme="minorEastAsia" w:hAnsiTheme="minorHAnsi" w:hint="eastAsia"/>
                 <w:smallCaps w:val="0"/>
                 <w:noProof/>
                 <w:sz w:val="22"/>
@@ -1150,14 +1150,14 @@
             <w:hyperlink w:anchor="_Toc171498346" w:history="1">
               <w:r>
                 <w:rPr>
-                  <w:rStyle w:val="Hyperlink"/>
+                  <w:rStyle w:val="af7"/>
                   <w:noProof/>
                 </w:rPr>
                 <w:t>3.3</w:t>
               </w:r>
               <w:r>
                 <w:rPr>
-                  <w:rStyle w:val="Hyperlink"/>
+                  <w:rStyle w:val="af7"/>
                   <w:rFonts w:hint="eastAsia"/>
                   <w:noProof/>
                 </w:rPr>
@@ -1165,7 +1165,7 @@
               </w:r>
               <w:r>
                 <w:rPr>
-                  <w:rStyle w:val="Hyperlink"/>
+                  <w:rStyle w:val="af7"/>
                   <w:rFonts w:hint="eastAsia"/>
                   <w:noProof/>
                 </w:rPr>
@@ -1225,7 +1225,7 @@
             <w:pPr>
               <w:pStyle w:val="TOC2"/>
               <w:rPr>
-                <w:rFonts w:asciiTheme="minorHAnsi" w:eastAsiaTheme="minorEastAsia" w:hAnsiTheme="minorHAnsi"/>
+                <w:rFonts w:asciiTheme="minorHAnsi" w:eastAsiaTheme="minorEastAsia" w:hAnsiTheme="minorHAnsi" w:hint="eastAsia"/>
                 <w:smallCaps w:val="0"/>
                 <w:noProof/>
                 <w:sz w:val="22"/>
@@ -1236,14 +1236,14 @@
             <w:hyperlink w:anchor="_Toc171498347" w:history="1">
               <w:r>
                 <w:rPr>
-                  <w:rStyle w:val="Hyperlink"/>
+                  <w:rStyle w:val="af7"/>
                   <w:noProof/>
                 </w:rPr>
                 <w:t>3.4</w:t>
               </w:r>
               <w:r>
                 <w:rPr>
-                  <w:rStyle w:val="Hyperlink"/>
+                  <w:rStyle w:val="af7"/>
                   <w:rFonts w:hint="eastAsia"/>
                   <w:noProof/>
                 </w:rPr>
@@ -1251,7 +1251,7 @@
               </w:r>
               <w:r>
                 <w:rPr>
-                  <w:rStyle w:val="Hyperlink"/>
+                  <w:rStyle w:val="af7"/>
                   <w:rFonts w:hint="eastAsia"/>
                   <w:noProof/>
                 </w:rPr>
@@ -1311,7 +1311,7 @@
             <w:pPr>
               <w:pStyle w:val="TOC1"/>
               <w:rPr>
-                <w:rFonts w:asciiTheme="minorHAnsi" w:eastAsiaTheme="minorEastAsia" w:hAnsiTheme="minorHAnsi"/>
+                <w:rFonts w:asciiTheme="minorHAnsi" w:eastAsiaTheme="minorEastAsia" w:hAnsiTheme="minorHAnsi" w:hint="eastAsia"/>
                 <w:b w:val="0"/>
                 <w:bCs w:val="0"/>
                 <w:caps w:val="0"/>
@@ -1324,7 +1324,7 @@
             <w:hyperlink w:anchor="_Toc171498348" w:history="1">
               <w:r>
                 <w:rPr>
-                  <w:rStyle w:val="Hyperlink"/>
+                  <w:rStyle w:val="af7"/>
                   <w:rFonts w:hint="eastAsia"/>
                   <w:noProof/>
                 </w:rPr>
@@ -1332,7 +1332,7 @@
               </w:r>
               <w:r>
                 <w:rPr>
-                  <w:rStyle w:val="Hyperlink"/>
+                  <w:rStyle w:val="af7"/>
                   <w:rFonts w:hint="eastAsia"/>
                   <w:noProof/>
                 </w:rPr>
@@ -1340,7 +1340,7 @@
               </w:r>
               <w:r>
                 <w:rPr>
-                  <w:rStyle w:val="Hyperlink"/>
+                  <w:rStyle w:val="af7"/>
                   <w:rFonts w:hint="eastAsia"/>
                   <w:noProof/>
                 </w:rPr>
@@ -1400,7 +1400,7 @@
             <w:pPr>
               <w:pStyle w:val="TOC2"/>
               <w:rPr>
-                <w:rFonts w:asciiTheme="minorHAnsi" w:eastAsiaTheme="minorEastAsia" w:hAnsiTheme="minorHAnsi"/>
+                <w:rFonts w:asciiTheme="minorHAnsi" w:eastAsiaTheme="minorEastAsia" w:hAnsiTheme="minorHAnsi" w:hint="eastAsia"/>
                 <w:smallCaps w:val="0"/>
                 <w:noProof/>
                 <w:sz w:val="22"/>
@@ -1411,14 +1411,22 @@
             <w:hyperlink w:anchor="_Toc171498349" w:history="1">
               <w:r>
                 <w:rPr>
-                  <w:rStyle w:val="Hyperlink"/>
+                  <w:rStyle w:val="af7"/>
                   <w:noProof/>
                 </w:rPr>
-                <w:t>4.1 {{subtitle}}</w:t>
+                <w:t xml:space="preserve">4.1 </w:t>
+              </w:r>
+              <w:bookmarkStart w:id="1" w:name="OLE_LINK4"/>
+              <w:r>
+                <w:rPr>
+                  <w:rStyle w:val="af7"/>
+                  <w:noProof/>
+                </w:rPr>
+                <w:t>{{subtitle}}</w:t>
               </w:r>
               <w:r>
                 <w:rPr>
-                  <w:rStyle w:val="Hyperlink"/>
+                  <w:rStyle w:val="af7"/>
                   <w:rFonts w:hint="eastAsia"/>
                   <w:noProof/>
                 </w:rPr>
@@ -1426,11 +1434,12 @@
               </w:r>
               <w:r>
                 <w:rPr>
-                  <w:rStyle w:val="Hyperlink"/>
+                  <w:rStyle w:val="af7"/>
                   <w:noProof/>
                 </w:rPr>
                 <w:t>{{vulType}}-{{riskLevel}}</w:t>
               </w:r>
+              <w:bookmarkEnd w:id="1"/>
               <w:r>
                 <w:rPr>
                   <w:noProof/>
@@ -1485,7 +1494,7 @@
             <w:pPr>
               <w:pStyle w:val="TOC1"/>
               <w:rPr>
-                <w:rFonts w:asciiTheme="minorHAnsi" w:eastAsiaTheme="minorEastAsia" w:hAnsiTheme="minorHAnsi"/>
+                <w:rFonts w:asciiTheme="minorHAnsi" w:eastAsiaTheme="minorEastAsia" w:hAnsiTheme="minorHAnsi" w:hint="eastAsia"/>
                 <w:b w:val="0"/>
                 <w:bCs w:val="0"/>
                 <w:caps w:val="0"/>
@@ -1498,7 +1507,7 @@
             <w:hyperlink w:anchor="_Toc171498350" w:history="1">
               <w:r>
                 <w:rPr>
-                  <w:rStyle w:val="Hyperlink"/>
+                  <w:rStyle w:val="af7"/>
                   <w:rFonts w:hint="eastAsia"/>
                   <w:noProof/>
                 </w:rPr>
@@ -1506,7 +1515,7 @@
               </w:r>
               <w:r>
                 <w:rPr>
-                  <w:rStyle w:val="Hyperlink"/>
+                  <w:rStyle w:val="af7"/>
                   <w:rFonts w:hint="eastAsia"/>
                   <w:noProof/>
                 </w:rPr>
@@ -1514,7 +1523,7 @@
               </w:r>
               <w:r>
                 <w:rPr>
-                  <w:rStyle w:val="Hyperlink"/>
+                  <w:rStyle w:val="af7"/>
                   <w:rFonts w:hint="eastAsia"/>
                   <w:noProof/>
                 </w:rPr>
@@ -1574,7 +1583,7 @@
             <w:pPr>
               <w:pStyle w:val="TOC2"/>
               <w:rPr>
-                <w:rFonts w:asciiTheme="minorHAnsi" w:eastAsiaTheme="minorEastAsia" w:hAnsiTheme="minorHAnsi"/>
+                <w:rFonts w:asciiTheme="minorHAnsi" w:eastAsiaTheme="minorEastAsia" w:hAnsiTheme="minorHAnsi" w:hint="eastAsia"/>
                 <w:smallCaps w:val="0"/>
                 <w:noProof/>
                 <w:sz w:val="22"/>
@@ -1585,14 +1594,14 @@
             <w:hyperlink w:anchor="_Toc171498351" w:history="1">
               <w:r>
                 <w:rPr>
-                  <w:rStyle w:val="Hyperlink"/>
+                  <w:rStyle w:val="af7"/>
                   <w:noProof/>
                 </w:rPr>
                 <w:t>5.1</w:t>
               </w:r>
               <w:r>
                 <w:rPr>
-                  <w:rStyle w:val="Hyperlink"/>
+                  <w:rStyle w:val="af7"/>
                   <w:rFonts w:hint="eastAsia"/>
                   <w:noProof/>
                 </w:rPr>
@@ -1600,7 +1609,7 @@
               </w:r>
               <w:r>
                 <w:rPr>
-                  <w:rStyle w:val="Hyperlink"/>
+                  <w:rStyle w:val="af7"/>
                   <w:rFonts w:hint="eastAsia"/>
                   <w:noProof/>
                 </w:rPr>
@@ -1660,7 +1669,7 @@
             <w:pPr>
               <w:pStyle w:val="TOC2"/>
               <w:rPr>
-                <w:rFonts w:asciiTheme="minorHAnsi" w:eastAsiaTheme="minorEastAsia" w:hAnsiTheme="minorHAnsi"/>
+                <w:rFonts w:asciiTheme="minorHAnsi" w:eastAsiaTheme="minorEastAsia" w:hAnsiTheme="minorHAnsi" w:hint="eastAsia"/>
                 <w:smallCaps w:val="0"/>
                 <w:noProof/>
                 <w:sz w:val="22"/>
@@ -1671,14 +1680,14 @@
             <w:hyperlink w:anchor="_Toc171498352" w:history="1">
               <w:r>
                 <w:rPr>
-                  <w:rStyle w:val="Hyperlink"/>
+                  <w:rStyle w:val="af7"/>
                   <w:noProof/>
                 </w:rPr>
                 <w:t>5.2</w:t>
               </w:r>
               <w:r>
                 <w:rPr>
-                  <w:rStyle w:val="Hyperlink"/>
+                  <w:rStyle w:val="af7"/>
                   <w:rFonts w:hint="eastAsia"/>
                   <w:noProof/>
                 </w:rPr>
@@ -1686,7 +1695,7 @@
               </w:r>
               <w:r>
                 <w:rPr>
-                  <w:rStyle w:val="Hyperlink"/>
+                  <w:rStyle w:val="af7"/>
                   <w:rFonts w:hint="eastAsia"/>
                   <w:noProof/>
                 </w:rPr>
@@ -1746,7 +1755,7 @@
             <w:pPr>
               <w:pStyle w:val="TOC2"/>
               <w:rPr>
-                <w:rFonts w:asciiTheme="minorHAnsi" w:eastAsiaTheme="minorEastAsia" w:hAnsiTheme="minorHAnsi"/>
+                <w:rFonts w:asciiTheme="minorHAnsi" w:eastAsiaTheme="minorEastAsia" w:hAnsiTheme="minorHAnsi" w:hint="eastAsia"/>
                 <w:smallCaps w:val="0"/>
                 <w:noProof/>
                 <w:sz w:val="22"/>
@@ -1757,14 +1766,14 @@
             <w:hyperlink w:anchor="_Toc171498353" w:history="1">
               <w:r>
                 <w:rPr>
-                  <w:rStyle w:val="Hyperlink"/>
+                  <w:rStyle w:val="af7"/>
                   <w:noProof/>
                 </w:rPr>
                 <w:t>5.3</w:t>
               </w:r>
               <w:r>
                 <w:rPr>
-                  <w:rStyle w:val="Hyperlink"/>
+                  <w:rStyle w:val="af7"/>
                   <w:rFonts w:hint="eastAsia"/>
                   <w:noProof/>
                 </w:rPr>
@@ -1772,7 +1781,7 @@
               </w:r>
               <w:r>
                 <w:rPr>
-                  <w:rStyle w:val="Hyperlink"/>
+                  <w:rStyle w:val="af7"/>
                   <w:rFonts w:hint="eastAsia"/>
                   <w:noProof/>
                 </w:rPr>
@@ -1832,7 +1841,7 @@
             <w:pPr>
               <w:pStyle w:val="TOC2"/>
               <w:rPr>
-                <w:rFonts w:asciiTheme="minorHAnsi" w:eastAsiaTheme="minorEastAsia" w:hAnsiTheme="minorHAnsi"/>
+                <w:rFonts w:asciiTheme="minorHAnsi" w:eastAsiaTheme="minorEastAsia" w:hAnsiTheme="minorHAnsi" w:hint="eastAsia"/>
                 <w:smallCaps w:val="0"/>
                 <w:noProof/>
                 <w:sz w:val="22"/>
@@ -1843,14 +1852,14 @@
             <w:hyperlink w:anchor="_Toc171498354" w:history="1">
               <w:r>
                 <w:rPr>
-                  <w:rStyle w:val="Hyperlink"/>
+                  <w:rStyle w:val="af7"/>
                   <w:noProof/>
                 </w:rPr>
                 <w:t>5.4</w:t>
               </w:r>
               <w:r>
                 <w:rPr>
-                  <w:rStyle w:val="Hyperlink"/>
+                  <w:rStyle w:val="af7"/>
                   <w:rFonts w:hint="eastAsia"/>
                   <w:noProof/>
                 </w:rPr>
@@ -1858,7 +1867,7 @@
               </w:r>
               <w:r>
                 <w:rPr>
-                  <w:rStyle w:val="Hyperlink"/>
+                  <w:rStyle w:val="af7"/>
                   <w:rFonts w:hint="eastAsia"/>
                   <w:noProof/>
                 </w:rPr>
@@ -1918,7 +1927,7 @@
             <w:pPr>
               <w:pStyle w:val="TOC2"/>
               <w:rPr>
-                <w:rFonts w:asciiTheme="minorHAnsi" w:eastAsiaTheme="minorEastAsia" w:hAnsiTheme="minorHAnsi"/>
+                <w:rFonts w:asciiTheme="minorHAnsi" w:eastAsiaTheme="minorEastAsia" w:hAnsiTheme="minorHAnsi" w:hint="eastAsia"/>
                 <w:smallCaps w:val="0"/>
                 <w:noProof/>
                 <w:sz w:val="22"/>
@@ -1929,14 +1938,14 @@
             <w:hyperlink w:anchor="_Toc171498355" w:history="1">
               <w:r>
                 <w:rPr>
-                  <w:rStyle w:val="Hyperlink"/>
+                  <w:rStyle w:val="af7"/>
                   <w:noProof/>
                 </w:rPr>
                 <w:t>5.5</w:t>
               </w:r>
               <w:r>
                 <w:rPr>
-                  <w:rStyle w:val="Hyperlink"/>
+                  <w:rStyle w:val="af7"/>
                   <w:rFonts w:hint="eastAsia"/>
                   <w:noProof/>
                 </w:rPr>
@@ -1944,7 +1953,7 @@
               </w:r>
               <w:r>
                 <w:rPr>
-                  <w:rStyle w:val="Hyperlink"/>
+                  <w:rStyle w:val="af7"/>
                   <w:rFonts w:hint="eastAsia"/>
                   <w:noProof/>
                 </w:rPr>
@@ -2007,7 +2016,7 @@
                 <w:tab w:val="left" w:pos="1100"/>
               </w:tabs>
               <w:rPr>
-                <w:rFonts w:asciiTheme="minorHAnsi" w:eastAsiaTheme="minorEastAsia" w:hAnsiTheme="minorHAnsi"/>
+                <w:rFonts w:asciiTheme="minorHAnsi" w:eastAsiaTheme="minorEastAsia" w:hAnsiTheme="minorHAnsi" w:hint="eastAsia"/>
                 <w:b w:val="0"/>
                 <w:bCs w:val="0"/>
                 <w:caps w:val="0"/>
@@ -2020,7 +2029,7 @@
             <w:hyperlink w:anchor="_Toc171498356" w:history="1">
               <w:r>
                 <w:rPr>
-                  <w:rStyle w:val="Hyperlink"/>
+                  <w:rStyle w:val="af7"/>
                   <w:rFonts w:hint="eastAsia"/>
                   <w:noProof/>
                   <w:kern w:val="0"/>
@@ -2035,7 +2044,7 @@
               </w:r>
               <w:r>
                 <w:rPr>
-                  <w:rStyle w:val="Hyperlink"/>
+                  <w:rStyle w:val="af7"/>
                   <w:rFonts w:hint="eastAsia"/>
                   <w:noProof/>
                   <w:kern w:val="0"/>
@@ -2063,7 +2072,7 @@
               </w:r>
               <w:r>
                 <w:rPr>
-                  <w:rStyle w:val="Hyperlink"/>
+                  <w:rStyle w:val="af7"/>
                   <w:rFonts w:hint="eastAsia"/>
                   <w:noProof/>
                 </w:rPr>
@@ -2126,7 +2135,7 @@
                 <w:tab w:val="left" w:pos="1100"/>
               </w:tabs>
               <w:rPr>
-                <w:rFonts w:asciiTheme="minorHAnsi" w:eastAsiaTheme="minorEastAsia" w:hAnsiTheme="minorHAnsi"/>
+                <w:rFonts w:asciiTheme="minorHAnsi" w:eastAsiaTheme="minorEastAsia" w:hAnsiTheme="minorHAnsi" w:hint="eastAsia"/>
                 <w:b w:val="0"/>
                 <w:bCs w:val="0"/>
                 <w:caps w:val="0"/>
@@ -2139,7 +2148,7 @@
             <w:hyperlink w:anchor="_Toc171498357" w:history="1">
               <w:r>
                 <w:rPr>
-                  <w:rStyle w:val="Hyperlink"/>
+                  <w:rStyle w:val="af7"/>
                   <w:rFonts w:hint="eastAsia"/>
                   <w:noProof/>
                   <w:kern w:val="0"/>
@@ -2154,7 +2163,7 @@
               </w:r>
               <w:r>
                 <w:rPr>
-                  <w:rStyle w:val="Hyperlink"/>
+                  <w:rStyle w:val="af7"/>
                   <w:rFonts w:hint="eastAsia"/>
                   <w:noProof/>
                   <w:kern w:val="0"/>
@@ -2182,7 +2191,7 @@
               </w:r>
               <w:r>
                 <w:rPr>
-                  <w:rStyle w:val="Hyperlink"/>
+                  <w:rStyle w:val="af7"/>
                   <w:rFonts w:hint="eastAsia"/>
                   <w:noProof/>
                 </w:rPr>
@@ -2240,10 +2249,10 @@
           </w:p>
           <w:p>
             <w:pPr>
-              <w:pStyle w:val="21"/>
+              <w:pStyle w:val="23"/>
               <w:ind w:left="210" w:right="210"/>
               <w:rPr>
-                <w:rStyle w:val="Hyperlink"/>
+                <w:rStyle w:val="af7"/>
               </w:rPr>
             </w:pPr>
             <w:r>
@@ -2272,20 +2281,20 @@
     </w:p>
     <w:p>
       <w:pPr>
-        <w:pStyle w:val="11"/>
+        <w:pStyle w:val="13"/>
         <w:numPr>
           <w:ilvl w:val="0"/>
           <w:numId w:val="1"/>
         </w:numPr>
       </w:pPr>
-      <w:bookmarkStart w:id="1" w:name="_Toc15464558"/>
-      <w:bookmarkStart w:id="2" w:name="_Toc15461945"/>
-      <w:bookmarkStart w:id="3" w:name="_Toc11859773"/>
-      <w:bookmarkStart w:id="4" w:name="_Toc171498339"/>
-      <w:bookmarkStart w:id="5" w:name="_Toc280310872"/>
-      <w:bookmarkStart w:id="6" w:name="_Toc265848426"/>
-      <w:bookmarkStart w:id="7" w:name="_Toc251332380"/>
-      <w:bookmarkStart w:id="8" w:name="_Toc394569376"/>
+      <w:bookmarkStart w:id="2" w:name="_Toc15464558"/>
+      <w:bookmarkStart w:id="3" w:name="_Toc15461945"/>
+      <w:bookmarkStart w:id="4" w:name="_Toc11859773"/>
+      <w:bookmarkStart w:id="5" w:name="_Toc171498339"/>
+      <w:bookmarkStart w:id="6" w:name="_Toc280310872"/>
+      <w:bookmarkStart w:id="7" w:name="_Toc265848426"/>
+      <w:bookmarkStart w:id="8" w:name="_Toc251332380"/>
+      <w:bookmarkStart w:id="9" w:name="_Toc394569376"/>
       <w:r>
         <w:rPr>
           <w:rFonts w:hint="eastAsia"/>
@@ -2293,14 +2302,14 @@
         <w:lastRenderedPageBreak/>
         <w:t>摘要</w:t>
       </w:r>
-      <w:bookmarkEnd w:id="1"/>
       <w:bookmarkEnd w:id="2"/>
       <w:bookmarkEnd w:id="3"/>
       <w:bookmarkEnd w:id="4"/>
+      <w:bookmarkEnd w:id="5"/>
     </w:p>
     <w:p>
       <w:pPr>
-        <w:pStyle w:val="14"/>
+        <w:pStyle w:val="16"/>
       </w:pPr>
       <w:r>
         <w:rPr>
@@ -2425,7 +2434,7 @@
     </w:p>
     <w:p>
       <w:pPr>
-        <w:pStyle w:val="14"/>
+        <w:pStyle w:val="16"/>
       </w:pPr>
       <w:r>
         <w:rPr>
@@ -2436,7 +2445,7 @@
     </w:p>
     <w:p>
       <w:pPr>
-        <w:pStyle w:val="14"/>
+        <w:pStyle w:val="16"/>
         <w:ind w:firstLine="422"/>
       </w:pPr>
       <w:r>
@@ -2472,7 +2481,7 @@
     </w:p>
     <w:p>
       <w:pPr>
-        <w:pStyle w:val="14"/>
+        <w:pStyle w:val="16"/>
         <w:ind w:firstLine="422"/>
       </w:pPr>
       <w:r>
@@ -2504,7 +2513,7 @@
     </w:p>
     <w:p>
       <w:pPr>
-        <w:pStyle w:val="14"/>
+        <w:pStyle w:val="16"/>
         <w:ind w:firstLine="422"/>
       </w:pPr>
       <w:r>
@@ -2536,17 +2545,17 @@
     </w:p>
     <w:p>
       <w:pPr>
-        <w:pStyle w:val="14"/>
+        <w:pStyle w:val="16"/>
       </w:pPr>
     </w:p>
     <w:p>
       <w:pPr>
-        <w:pStyle w:val="14"/>
+        <w:pStyle w:val="16"/>
       </w:pPr>
     </w:p>
     <w:p>
       <w:pPr>
-        <w:pStyle w:val="a6"/>
+        <w:pStyle w:val="afb"/>
         <w:wordWrap/>
         <w:ind w:firstLine="420"/>
       </w:pPr>
@@ -2705,7 +2714,7 @@
           </w:tcPr>
           <w:p>
             <w:pPr>
-              <w:pStyle w:val="af7"/>
+              <w:pStyle w:val="affc"/>
               <w:wordWrap/>
               <w:spacing w:line="300" w:lineRule="auto"/>
             </w:pPr>
@@ -2736,7 +2745,7 @@
           </w:tcPr>
           <w:p>
             <w:pPr>
-              <w:pStyle w:val="aff4"/>
+              <w:pStyle w:val="afff9"/>
               <w:rPr>
                 <w:rFonts w:ascii="Times New Roman" w:hAnsi="Times New Roman"/>
               </w:rPr>
@@ -2774,7 +2783,7 @@
           </w:tcPr>
           <w:p>
             <w:pPr>
-              <w:pStyle w:val="af7"/>
+              <w:pStyle w:val="affc"/>
               <w:wordWrap/>
               <w:spacing w:line="300" w:lineRule="auto"/>
               <w:rPr>
@@ -2820,7 +2829,7 @@
           </w:tcPr>
           <w:p>
             <w:pPr>
-              <w:pStyle w:val="af7"/>
+              <w:pStyle w:val="affc"/>
               <w:wordWrap/>
               <w:spacing w:line="300" w:lineRule="auto"/>
             </w:pPr>
@@ -2845,7 +2854,7 @@
           </w:tcPr>
           <w:p>
             <w:pPr>
-              <w:pStyle w:val="aff4"/>
+              <w:pStyle w:val="afff9"/>
               <w:rPr>
                 <w:rFonts w:ascii="Times New Roman" w:hAnsi="Times New Roman"/>
               </w:rPr>
@@ -2888,7 +2897,7 @@
           </w:tcPr>
           <w:p>
             <w:pPr>
-              <w:pStyle w:val="af7"/>
+              <w:pStyle w:val="affc"/>
               <w:wordWrap/>
               <w:spacing w:line="300" w:lineRule="auto"/>
               <w:rPr>
@@ -2934,7 +2943,7 @@
           </w:tcPr>
           <w:p>
             <w:pPr>
-              <w:pStyle w:val="af7"/>
+              <w:pStyle w:val="affc"/>
               <w:wordWrap/>
               <w:spacing w:line="300" w:lineRule="auto"/>
             </w:pPr>
@@ -2959,7 +2968,7 @@
           </w:tcPr>
           <w:p>
             <w:pPr>
-              <w:pStyle w:val="aff4"/>
+              <w:pStyle w:val="afff9"/>
               <w:rPr>
                 <w:rFonts w:ascii="Times New Roman" w:hAnsi="Times New Roman"/>
               </w:rPr>
@@ -3008,11 +3017,11 @@
           </w:tcPr>
           <w:p>
             <w:pPr>
-              <w:pStyle w:val="af7"/>
-              <w:wordWrap/>
-              <w:spacing w:line="300" w:lineRule="auto"/>
-              <w:rPr>
-                <w:rFonts w:ascii="宋体" w:hAnsi="宋体" w:cs="宋体"/>
+              <w:pStyle w:val="affc"/>
+              <w:wordWrap/>
+              <w:spacing w:line="300" w:lineRule="auto"/>
+              <w:rPr>
+                <w:rFonts w:ascii="宋体" w:hAnsi="宋体" w:cs="宋体" w:hint="eastAsia"/>
                 <w:color w:val="00B050"/>
               </w:rPr>
             </w:pPr>
@@ -3051,7 +3060,7 @@
           </w:tcPr>
           <w:p>
             <w:pPr>
-              <w:pStyle w:val="af7"/>
+              <w:pStyle w:val="affc"/>
               <w:wordWrap/>
               <w:spacing w:line="300" w:lineRule="auto"/>
             </w:pPr>
@@ -3076,7 +3085,7 @@
           </w:tcPr>
           <w:p>
             <w:pPr>
-              <w:pStyle w:val="aff4"/>
+              <w:pStyle w:val="afff9"/>
               <w:rPr>
                 <w:rFonts w:ascii="Times New Roman" w:hAnsi="Times New Roman"/>
               </w:rPr>
@@ -3119,7 +3128,7 @@
           </w:tcPr>
           <w:p>
             <w:pPr>
-              <w:pStyle w:val="af7"/>
+              <w:pStyle w:val="affc"/>
               <w:wordWrap/>
               <w:spacing w:line="300" w:lineRule="auto"/>
               <w:rPr>
@@ -3165,7 +3174,7 @@
           </w:tcPr>
           <w:p>
             <w:pPr>
-              <w:pStyle w:val="af7"/>
+              <w:pStyle w:val="affc"/>
               <w:wordWrap/>
               <w:spacing w:line="300" w:lineRule="auto"/>
             </w:pPr>
@@ -3190,7 +3199,7 @@
           </w:tcPr>
           <w:p>
             <w:pPr>
-              <w:pStyle w:val="aff4"/>
+              <w:pStyle w:val="afff9"/>
               <w:rPr>
                 <w:rFonts w:ascii="Times New Roman" w:hAnsi="Times New Roman"/>
               </w:rPr>
@@ -3234,7 +3243,7 @@
           </w:tcPr>
           <w:p>
             <w:pPr>
-              <w:pStyle w:val="af7"/>
+              <w:pStyle w:val="affc"/>
               <w:wordWrap/>
               <w:spacing w:line="300" w:lineRule="auto"/>
               <w:rPr>
@@ -3280,7 +3289,7 @@
           </w:tcPr>
           <w:p>
             <w:pPr>
-              <w:pStyle w:val="af7"/>
+              <w:pStyle w:val="affc"/>
               <w:wordWrap/>
               <w:spacing w:line="300" w:lineRule="auto"/>
             </w:pPr>
@@ -3305,7 +3314,7 @@
           </w:tcPr>
           <w:p>
             <w:pPr>
-              <w:pStyle w:val="aff4"/>
+              <w:pStyle w:val="afff9"/>
               <w:rPr>
                 <w:rFonts w:ascii="Times New Roman" w:hAnsi="Times New Roman"/>
               </w:rPr>
@@ -3336,7 +3345,7 @@
           </w:tcPr>
           <w:p>
             <w:pPr>
-              <w:pStyle w:val="af7"/>
+              <w:pStyle w:val="affc"/>
               <w:wordWrap/>
               <w:spacing w:line="300" w:lineRule="auto"/>
               <w:rPr>
@@ -3382,7 +3391,7 @@
           </w:tcPr>
           <w:p>
             <w:pPr>
-              <w:pStyle w:val="af7"/>
+              <w:pStyle w:val="affc"/>
               <w:wordWrap/>
               <w:spacing w:line="300" w:lineRule="auto"/>
             </w:pPr>
@@ -3407,7 +3416,7 @@
           </w:tcPr>
           <w:p>
             <w:pPr>
-              <w:pStyle w:val="aff4"/>
+              <w:pStyle w:val="afff9"/>
               <w:rPr>
                 <w:rFonts w:ascii="Times New Roman" w:hAnsi="Times New Roman"/>
               </w:rPr>
@@ -3438,7 +3447,7 @@
           </w:tcPr>
           <w:p>
             <w:pPr>
-              <w:pStyle w:val="af7"/>
+              <w:pStyle w:val="affc"/>
               <w:wordWrap/>
               <w:spacing w:line="300" w:lineRule="auto"/>
               <w:rPr>
@@ -3484,7 +3493,7 @@
           </w:tcPr>
           <w:p>
             <w:pPr>
-              <w:pStyle w:val="af7"/>
+              <w:pStyle w:val="affc"/>
               <w:wordWrap/>
               <w:spacing w:line="300" w:lineRule="auto"/>
             </w:pPr>
@@ -3509,7 +3518,7 @@
           </w:tcPr>
           <w:p>
             <w:pPr>
-              <w:pStyle w:val="aff4"/>
+              <w:pStyle w:val="afff9"/>
               <w:rPr>
                 <w:rFonts w:ascii="Times New Roman" w:hAnsi="Times New Roman"/>
               </w:rPr>
@@ -3540,7 +3549,7 @@
           </w:tcPr>
           <w:p>
             <w:pPr>
-              <w:pStyle w:val="af7"/>
+              <w:pStyle w:val="affc"/>
               <w:wordWrap/>
               <w:spacing w:line="300" w:lineRule="auto"/>
               <w:rPr>
@@ -3586,7 +3595,7 @@
           </w:tcPr>
           <w:p>
             <w:pPr>
-              <w:pStyle w:val="af7"/>
+              <w:pStyle w:val="affc"/>
               <w:wordWrap/>
               <w:spacing w:line="300" w:lineRule="auto"/>
             </w:pPr>
@@ -3611,7 +3620,7 @@
           </w:tcPr>
           <w:p>
             <w:pPr>
-              <w:pStyle w:val="aff4"/>
+              <w:pStyle w:val="afff9"/>
               <w:rPr>
                 <w:rFonts w:ascii="Times New Roman" w:hAnsi="Times New Roman"/>
               </w:rPr>
@@ -3649,7 +3658,7 @@
           </w:tcPr>
           <w:p>
             <w:pPr>
-              <w:pStyle w:val="af7"/>
+              <w:pStyle w:val="affc"/>
               <w:wordWrap/>
               <w:spacing w:line="300" w:lineRule="auto"/>
               <w:rPr>
@@ -3695,7 +3704,7 @@
           </w:tcPr>
           <w:p>
             <w:pPr>
-              <w:pStyle w:val="af7"/>
+              <w:pStyle w:val="affc"/>
               <w:wordWrap/>
               <w:spacing w:line="300" w:lineRule="auto"/>
             </w:pPr>
@@ -3720,7 +3729,7 @@
           </w:tcPr>
           <w:p>
             <w:pPr>
-              <w:pStyle w:val="aff4"/>
+              <w:pStyle w:val="afff9"/>
               <w:rPr>
                 <w:rFonts w:ascii="Times New Roman" w:hAnsi="Times New Roman"/>
               </w:rPr>
@@ -3751,7 +3760,7 @@
           </w:tcPr>
           <w:p>
             <w:pPr>
-              <w:pStyle w:val="af7"/>
+              <w:pStyle w:val="affc"/>
               <w:wordWrap/>
               <w:spacing w:line="300" w:lineRule="auto"/>
               <w:rPr>
@@ -3797,7 +3806,7 @@
           </w:tcPr>
           <w:p>
             <w:pPr>
-              <w:pStyle w:val="af7"/>
+              <w:pStyle w:val="affc"/>
               <w:wordWrap/>
               <w:spacing w:line="300" w:lineRule="auto"/>
             </w:pPr>
@@ -3822,7 +3831,7 @@
           </w:tcPr>
           <w:p>
             <w:pPr>
-              <w:pStyle w:val="aff4"/>
+              <w:pStyle w:val="afff9"/>
               <w:rPr>
                 <w:rFonts w:ascii="Times New Roman" w:hAnsi="Times New Roman"/>
               </w:rPr>
@@ -3859,7 +3868,7 @@
           </w:tcPr>
           <w:p>
             <w:pPr>
-              <w:pStyle w:val="af7"/>
+              <w:pStyle w:val="affc"/>
               <w:wordWrap/>
               <w:spacing w:line="300" w:lineRule="auto"/>
               <w:rPr>
@@ -3905,7 +3914,7 @@
           </w:tcPr>
           <w:p>
             <w:pPr>
-              <w:pStyle w:val="af7"/>
+              <w:pStyle w:val="affc"/>
               <w:wordWrap/>
               <w:spacing w:line="300" w:lineRule="auto"/>
             </w:pPr>
@@ -3930,7 +3939,7 @@
           </w:tcPr>
           <w:p>
             <w:pPr>
-              <w:pStyle w:val="aff4"/>
+              <w:pStyle w:val="afff9"/>
               <w:rPr>
                 <w:rFonts w:ascii="Times New Roman" w:hAnsi="Times New Roman"/>
               </w:rPr>
@@ -3961,7 +3970,7 @@
           </w:tcPr>
           <w:p>
             <w:pPr>
-              <w:pStyle w:val="af7"/>
+              <w:pStyle w:val="affc"/>
               <w:wordWrap/>
               <w:spacing w:line="300" w:lineRule="auto"/>
               <w:rPr>
@@ -4007,7 +4016,7 @@
           </w:tcPr>
           <w:p>
             <w:pPr>
-              <w:pStyle w:val="af7"/>
+              <w:pStyle w:val="affc"/>
               <w:wordWrap/>
               <w:spacing w:line="300" w:lineRule="auto"/>
             </w:pPr>
@@ -4032,7 +4041,7 @@
           </w:tcPr>
           <w:p>
             <w:pPr>
-              <w:pStyle w:val="aff4"/>
+              <w:pStyle w:val="afff9"/>
               <w:rPr>
                 <w:rFonts w:ascii="Times New Roman" w:hAnsi="Times New Roman"/>
               </w:rPr>
@@ -4070,7 +4079,7 @@
           </w:tcPr>
           <w:p>
             <w:pPr>
-              <w:pStyle w:val="af7"/>
+              <w:pStyle w:val="affc"/>
               <w:wordWrap/>
               <w:spacing w:line="300" w:lineRule="auto"/>
               <w:rPr>
@@ -4116,7 +4125,7 @@
           </w:tcPr>
           <w:p>
             <w:pPr>
-              <w:pStyle w:val="af7"/>
+              <w:pStyle w:val="affc"/>
               <w:wordWrap/>
               <w:spacing w:line="300" w:lineRule="auto"/>
             </w:pPr>
@@ -4141,7 +4150,7 @@
           </w:tcPr>
           <w:p>
             <w:pPr>
-              <w:pStyle w:val="aff4"/>
+              <w:pStyle w:val="afff9"/>
               <w:rPr>
                 <w:rFonts w:ascii="Times New Roman" w:hAnsi="Times New Roman"/>
               </w:rPr>
@@ -4178,7 +4187,7 @@
           </w:tcPr>
           <w:p>
             <w:pPr>
-              <w:pStyle w:val="af7"/>
+              <w:pStyle w:val="affc"/>
               <w:wordWrap/>
               <w:spacing w:line="300" w:lineRule="auto"/>
               <w:rPr>
@@ -4224,7 +4233,7 @@
           </w:tcPr>
           <w:p>
             <w:pPr>
-              <w:pStyle w:val="af7"/>
+              <w:pStyle w:val="affc"/>
               <w:wordWrap/>
               <w:spacing w:line="300" w:lineRule="auto"/>
             </w:pPr>
@@ -4249,7 +4258,7 @@
           </w:tcPr>
           <w:p>
             <w:pPr>
-              <w:pStyle w:val="aff4"/>
+              <w:pStyle w:val="afff9"/>
               <w:rPr>
                 <w:rFonts w:ascii="Times New Roman" w:hAnsi="Times New Roman"/>
               </w:rPr>
@@ -4280,7 +4289,7 @@
           </w:tcPr>
           <w:p>
             <w:pPr>
-              <w:pStyle w:val="af7"/>
+              <w:pStyle w:val="affc"/>
               <w:wordWrap/>
               <w:spacing w:line="300" w:lineRule="auto"/>
               <w:rPr>
@@ -4326,7 +4335,7 @@
           </w:tcPr>
           <w:p>
             <w:pPr>
-              <w:pStyle w:val="af7"/>
+              <w:pStyle w:val="affc"/>
               <w:wordWrap/>
               <w:spacing w:line="300" w:lineRule="auto"/>
             </w:pPr>
@@ -4351,7 +4360,7 @@
           </w:tcPr>
           <w:p>
             <w:pPr>
-              <w:pStyle w:val="aff4"/>
+              <w:pStyle w:val="afff9"/>
               <w:rPr>
                 <w:rFonts w:ascii="Times New Roman" w:hAnsi="Times New Roman"/>
               </w:rPr>
@@ -4394,7 +4403,7 @@
           </w:tcPr>
           <w:p>
             <w:pPr>
-              <w:pStyle w:val="af7"/>
+              <w:pStyle w:val="affc"/>
               <w:wordWrap/>
               <w:spacing w:line="300" w:lineRule="auto"/>
               <w:rPr>
@@ -4440,7 +4449,7 @@
           </w:tcPr>
           <w:p>
             <w:pPr>
-              <w:pStyle w:val="af7"/>
+              <w:pStyle w:val="affc"/>
               <w:wordWrap/>
               <w:spacing w:line="300" w:lineRule="auto"/>
             </w:pPr>
@@ -4465,7 +4474,7 @@
           </w:tcPr>
           <w:p>
             <w:pPr>
-              <w:pStyle w:val="aff4"/>
+              <w:pStyle w:val="afff9"/>
               <w:rPr>
                 <w:rFonts w:ascii="Times New Roman" w:hAnsi="Times New Roman"/>
               </w:rPr>
@@ -4497,7 +4506,7 @@
           </w:tcPr>
           <w:p>
             <w:pPr>
-              <w:pStyle w:val="af7"/>
+              <w:pStyle w:val="affc"/>
               <w:wordWrap/>
               <w:spacing w:line="300" w:lineRule="auto"/>
               <w:rPr>
@@ -4543,7 +4552,7 @@
           </w:tcPr>
           <w:p>
             <w:pPr>
-              <w:pStyle w:val="af7"/>
+              <w:pStyle w:val="affc"/>
               <w:wordWrap/>
               <w:spacing w:line="300" w:lineRule="auto"/>
             </w:pPr>
@@ -4568,7 +4577,7 @@
           </w:tcPr>
           <w:p>
             <w:pPr>
-              <w:pStyle w:val="aff4"/>
+              <w:pStyle w:val="afff9"/>
               <w:rPr>
                 <w:rFonts w:ascii="Times New Roman" w:hAnsi="Times New Roman"/>
               </w:rPr>
@@ -4611,7 +4620,7 @@
           </w:tcPr>
           <w:p>
             <w:pPr>
-              <w:pStyle w:val="af7"/>
+              <w:pStyle w:val="affc"/>
               <w:wordWrap/>
               <w:spacing w:line="300" w:lineRule="auto"/>
               <w:rPr>
@@ -4657,7 +4666,7 @@
           </w:tcPr>
           <w:p>
             <w:pPr>
-              <w:pStyle w:val="af7"/>
+              <w:pStyle w:val="affc"/>
               <w:wordWrap/>
               <w:spacing w:line="300" w:lineRule="auto"/>
             </w:pPr>
@@ -4682,7 +4691,7 @@
           </w:tcPr>
           <w:p>
             <w:pPr>
-              <w:pStyle w:val="aff4"/>
+              <w:pStyle w:val="afff9"/>
               <w:rPr>
                 <w:rFonts w:ascii="Times New Roman" w:hAnsi="Times New Roman"/>
               </w:rPr>
@@ -4720,7 +4729,7 @@
           </w:tcPr>
           <w:p>
             <w:pPr>
-              <w:pStyle w:val="af7"/>
+              <w:pStyle w:val="affc"/>
               <w:wordWrap/>
               <w:spacing w:line="300" w:lineRule="auto"/>
               <w:rPr>
@@ -4766,7 +4775,7 @@
           </w:tcPr>
           <w:p>
             <w:pPr>
-              <w:pStyle w:val="af7"/>
+              <w:pStyle w:val="affc"/>
               <w:wordWrap/>
               <w:spacing w:line="300" w:lineRule="auto"/>
             </w:pPr>
@@ -4791,7 +4800,7 @@
           </w:tcPr>
           <w:p>
             <w:pPr>
-              <w:pStyle w:val="aff4"/>
+              <w:pStyle w:val="afff9"/>
               <w:rPr>
                 <w:rFonts w:ascii="Times New Roman" w:hAnsi="Times New Roman"/>
               </w:rPr>
@@ -4840,7 +4849,7 @@
           </w:tcPr>
           <w:p>
             <w:pPr>
-              <w:pStyle w:val="af7"/>
+              <w:pStyle w:val="affc"/>
               <w:wordWrap/>
               <w:spacing w:line="300" w:lineRule="auto"/>
               <w:rPr>
@@ -4886,7 +4895,7 @@
           </w:tcPr>
           <w:p>
             <w:pPr>
-              <w:pStyle w:val="af7"/>
+              <w:pStyle w:val="affc"/>
               <w:wordWrap/>
               <w:spacing w:line="300" w:lineRule="auto"/>
             </w:pPr>
@@ -4911,7 +4920,7 @@
           </w:tcPr>
           <w:p>
             <w:pPr>
-              <w:pStyle w:val="aff4"/>
+              <w:pStyle w:val="afff9"/>
               <w:rPr>
                 <w:rFonts w:ascii="Times New Roman" w:hAnsi="Times New Roman"/>
               </w:rPr>
@@ -4948,7 +4957,7 @@
           </w:tcPr>
           <w:p>
             <w:pPr>
-              <w:pStyle w:val="af7"/>
+              <w:pStyle w:val="affc"/>
               <w:wordWrap/>
               <w:spacing w:line="300" w:lineRule="auto"/>
               <w:rPr>
@@ -4994,7 +5003,7 @@
           </w:tcPr>
           <w:p>
             <w:pPr>
-              <w:pStyle w:val="af7"/>
+              <w:pStyle w:val="affc"/>
               <w:wordWrap/>
               <w:spacing w:line="300" w:lineRule="auto"/>
             </w:pPr>
@@ -5019,7 +5028,7 @@
           </w:tcPr>
           <w:p>
             <w:pPr>
-              <w:pStyle w:val="aff4"/>
+              <w:pStyle w:val="afff9"/>
               <w:rPr>
                 <w:rFonts w:ascii="Times New Roman" w:hAnsi="Times New Roman"/>
               </w:rPr>
@@ -5062,7 +5071,7 @@
           </w:tcPr>
           <w:p>
             <w:pPr>
-              <w:pStyle w:val="af7"/>
+              <w:pStyle w:val="affc"/>
               <w:wordWrap/>
               <w:spacing w:line="300" w:lineRule="auto"/>
               <w:rPr>
@@ -5108,7 +5117,7 @@
           </w:tcPr>
           <w:p>
             <w:pPr>
-              <w:pStyle w:val="af7"/>
+              <w:pStyle w:val="affc"/>
               <w:wordWrap/>
               <w:spacing w:line="300" w:lineRule="auto"/>
             </w:pPr>
@@ -5133,7 +5142,7 @@
           </w:tcPr>
           <w:p>
             <w:pPr>
-              <w:pStyle w:val="aff4"/>
+              <w:pStyle w:val="afff9"/>
               <w:rPr>
                 <w:rFonts w:ascii="Times New Roman" w:hAnsi="Times New Roman"/>
               </w:rPr>
@@ -5171,7 +5180,7 @@
           </w:tcPr>
           <w:p>
             <w:pPr>
-              <w:pStyle w:val="af7"/>
+              <w:pStyle w:val="affc"/>
               <w:wordWrap/>
               <w:spacing w:line="300" w:lineRule="auto"/>
               <w:rPr>
@@ -5217,7 +5226,7 @@
           </w:tcPr>
           <w:p>
             <w:pPr>
-              <w:pStyle w:val="af7"/>
+              <w:pStyle w:val="affc"/>
               <w:wordWrap/>
               <w:spacing w:line="300" w:lineRule="auto"/>
             </w:pPr>
@@ -5242,7 +5251,7 @@
           </w:tcPr>
           <w:p>
             <w:pPr>
-              <w:pStyle w:val="aff4"/>
+              <w:pStyle w:val="afff9"/>
               <w:rPr>
                 <w:rFonts w:ascii="Times New Roman" w:hAnsi="Times New Roman"/>
               </w:rPr>
@@ -5273,7 +5282,7 @@
           </w:tcPr>
           <w:p>
             <w:pPr>
-              <w:pStyle w:val="af7"/>
+              <w:pStyle w:val="affc"/>
               <w:wordWrap/>
               <w:spacing w:line="300" w:lineRule="auto"/>
               <w:rPr>
@@ -5319,7 +5328,7 @@
           </w:tcPr>
           <w:p>
             <w:pPr>
-              <w:pStyle w:val="af7"/>
+              <w:pStyle w:val="affc"/>
               <w:wordWrap/>
               <w:spacing w:line="300" w:lineRule="auto"/>
             </w:pPr>
@@ -5344,7 +5353,7 @@
           </w:tcPr>
           <w:p>
             <w:pPr>
-              <w:pStyle w:val="aff4"/>
+              <w:pStyle w:val="afff9"/>
               <w:rPr>
                 <w:rFonts w:ascii="Times New Roman" w:hAnsi="Times New Roman"/>
               </w:rPr>
@@ -5375,7 +5384,7 @@
           </w:tcPr>
           <w:p>
             <w:pPr>
-              <w:pStyle w:val="af7"/>
+              <w:pStyle w:val="affc"/>
               <w:wordWrap/>
               <w:spacing w:line="300" w:lineRule="auto"/>
               <w:rPr>
@@ -5421,7 +5430,7 @@
           </w:tcPr>
           <w:p>
             <w:pPr>
-              <w:pStyle w:val="af7"/>
+              <w:pStyle w:val="affc"/>
               <w:wordWrap/>
               <w:spacing w:line="300" w:lineRule="auto"/>
             </w:pPr>
@@ -5446,7 +5455,7 @@
           </w:tcPr>
           <w:p>
             <w:pPr>
-              <w:pStyle w:val="aff4"/>
+              <w:pStyle w:val="afff9"/>
               <w:rPr>
                 <w:rFonts w:ascii="Times New Roman" w:hAnsi="Times New Roman"/>
               </w:rPr>
@@ -5483,7 +5492,7 @@
           </w:tcPr>
           <w:p>
             <w:pPr>
-              <w:pStyle w:val="af7"/>
+              <w:pStyle w:val="affc"/>
               <w:wordWrap/>
               <w:spacing w:line="300" w:lineRule="auto"/>
               <w:rPr>
@@ -5529,7 +5538,7 @@
           </w:tcPr>
           <w:p>
             <w:pPr>
-              <w:pStyle w:val="af7"/>
+              <w:pStyle w:val="affc"/>
               <w:wordWrap/>
               <w:spacing w:line="300" w:lineRule="auto"/>
             </w:pPr>
@@ -5554,7 +5563,7 @@
           </w:tcPr>
           <w:p>
             <w:pPr>
-              <w:pStyle w:val="aff4"/>
+              <w:pStyle w:val="afff9"/>
               <w:rPr>
                 <w:rFonts w:ascii="Times New Roman" w:hAnsi="Times New Roman"/>
               </w:rPr>
@@ -5592,7 +5601,7 @@
           </w:tcPr>
           <w:p>
             <w:pPr>
-              <w:pStyle w:val="af7"/>
+              <w:pStyle w:val="affc"/>
               <w:wordWrap/>
               <w:spacing w:line="300" w:lineRule="auto"/>
               <w:rPr>
@@ -5638,7 +5647,7 @@
           </w:tcPr>
           <w:p>
             <w:pPr>
-              <w:pStyle w:val="af7"/>
+              <w:pStyle w:val="affc"/>
               <w:wordWrap/>
               <w:spacing w:line="300" w:lineRule="auto"/>
             </w:pPr>
@@ -5663,7 +5672,7 @@
           </w:tcPr>
           <w:p>
             <w:pPr>
-              <w:pStyle w:val="aff4"/>
+              <w:pStyle w:val="afff9"/>
               <w:rPr>
                 <w:rFonts w:ascii="Times New Roman" w:hAnsi="Times New Roman"/>
               </w:rPr>
@@ -5700,7 +5709,7 @@
           </w:tcPr>
           <w:p>
             <w:pPr>
-              <w:pStyle w:val="af7"/>
+              <w:pStyle w:val="affc"/>
               <w:wordWrap/>
               <w:spacing w:line="300" w:lineRule="auto"/>
               <w:rPr>
@@ -5746,7 +5755,7 @@
           </w:tcPr>
           <w:p>
             <w:pPr>
-              <w:pStyle w:val="af7"/>
+              <w:pStyle w:val="affc"/>
               <w:wordWrap/>
               <w:spacing w:line="300" w:lineRule="auto"/>
             </w:pPr>
@@ -5771,7 +5780,7 @@
           </w:tcPr>
           <w:p>
             <w:pPr>
-              <w:pStyle w:val="aff4"/>
+              <w:pStyle w:val="afff9"/>
               <w:rPr>
                 <w:rFonts w:ascii="Times New Roman" w:hAnsi="Times New Roman"/>
               </w:rPr>
@@ -5808,7 +5817,7 @@
           </w:tcPr>
           <w:p>
             <w:pPr>
-              <w:pStyle w:val="af7"/>
+              <w:pStyle w:val="affc"/>
               <w:wordWrap/>
               <w:spacing w:line="300" w:lineRule="auto"/>
               <w:rPr>
@@ -5854,11 +5863,12 @@
           </w:tcPr>
           <w:p>
             <w:pPr>
-              <w:pStyle w:val="af7"/>
-              <w:wordWrap/>
-              <w:spacing w:line="300" w:lineRule="auto"/>
-            </w:pPr>
-            <w:r>
+              <w:pStyle w:val="affc"/>
+              <w:wordWrap/>
+              <w:spacing w:line="300" w:lineRule="auto"/>
+            </w:pPr>
+            <w:r>
+              <w:lastRenderedPageBreak/>
               <w:t>网络传输安全</w:t>
             </w:r>
           </w:p>
@@ -5882,7 +5892,7 @@
           </w:tcPr>
           <w:p>
             <w:pPr>
-              <w:pStyle w:val="aff4"/>
+              <w:pStyle w:val="afff9"/>
               <w:rPr>
                 <w:rFonts w:ascii="Times New Roman" w:hAnsi="Times New Roman"/>
               </w:rPr>
@@ -5914,7 +5924,7 @@
           </w:tcPr>
           <w:p>
             <w:pPr>
-              <w:pStyle w:val="af7"/>
+              <w:pStyle w:val="affc"/>
               <w:wordWrap/>
               <w:spacing w:line="300" w:lineRule="auto"/>
               <w:rPr>
@@ -5960,7 +5970,7 @@
           </w:tcPr>
           <w:p>
             <w:pPr>
-              <w:pStyle w:val="af7"/>
+              <w:pStyle w:val="affc"/>
               <w:wordWrap/>
               <w:spacing w:line="300" w:lineRule="auto"/>
             </w:pPr>
@@ -5985,7 +5995,7 @@
           </w:tcPr>
           <w:p>
             <w:pPr>
-              <w:pStyle w:val="aff4"/>
+              <w:pStyle w:val="afff9"/>
               <w:rPr>
                 <w:rFonts w:ascii="Times New Roman" w:hAnsi="Times New Roman"/>
               </w:rPr>
@@ -6028,7 +6038,7 @@
           </w:tcPr>
           <w:p>
             <w:pPr>
-              <w:pStyle w:val="af7"/>
+              <w:pStyle w:val="affc"/>
               <w:wordWrap/>
               <w:spacing w:line="300" w:lineRule="auto"/>
               <w:rPr>
@@ -6074,7 +6084,7 @@
           </w:tcPr>
           <w:p>
             <w:pPr>
-              <w:pStyle w:val="af7"/>
+              <w:pStyle w:val="affc"/>
               <w:wordWrap/>
               <w:spacing w:line="300" w:lineRule="auto"/>
             </w:pPr>
@@ -6102,7 +6112,7 @@
           </w:tcPr>
           <w:p>
             <w:pPr>
-              <w:pStyle w:val="aff4"/>
+              <w:pStyle w:val="afff9"/>
               <w:rPr>
                 <w:rFonts w:ascii="Times New Roman" w:hAnsi="Times New Roman"/>
               </w:rPr>
@@ -6133,7 +6143,7 @@
           </w:tcPr>
           <w:p>
             <w:pPr>
-              <w:pStyle w:val="af7"/>
+              <w:pStyle w:val="affc"/>
               <w:wordWrap/>
               <w:spacing w:line="300" w:lineRule="auto"/>
               <w:rPr>
@@ -6179,7 +6189,7 @@
           </w:tcPr>
           <w:p>
             <w:pPr>
-              <w:pStyle w:val="af7"/>
+              <w:pStyle w:val="affc"/>
               <w:wordWrap/>
               <w:spacing w:line="300" w:lineRule="auto"/>
             </w:pPr>
@@ -6204,7 +6214,7 @@
           </w:tcPr>
           <w:p>
             <w:pPr>
-              <w:pStyle w:val="aff4"/>
+              <w:pStyle w:val="afff9"/>
               <w:rPr>
                 <w:rFonts w:ascii="Times New Roman" w:hAnsi="Times New Roman"/>
               </w:rPr>
@@ -6235,7 +6245,7 @@
           </w:tcPr>
           <w:p>
             <w:pPr>
-              <w:pStyle w:val="af7"/>
+              <w:pStyle w:val="affc"/>
               <w:wordWrap/>
               <w:spacing w:line="300" w:lineRule="auto"/>
               <w:rPr>
@@ -6281,7 +6291,7 @@
           </w:tcPr>
           <w:p>
             <w:pPr>
-              <w:pStyle w:val="af7"/>
+              <w:pStyle w:val="affc"/>
               <w:wordWrap/>
               <w:spacing w:line="300" w:lineRule="auto"/>
             </w:pPr>
@@ -6306,7 +6316,7 @@
           </w:tcPr>
           <w:p>
             <w:pPr>
-              <w:pStyle w:val="aff4"/>
+              <w:pStyle w:val="afff9"/>
               <w:rPr>
                 <w:rFonts w:ascii="Times New Roman" w:hAnsi="Times New Roman"/>
               </w:rPr>
@@ -6338,7 +6348,7 @@
           </w:tcPr>
           <w:p>
             <w:pPr>
-              <w:pStyle w:val="af7"/>
+              <w:pStyle w:val="affc"/>
               <w:wordWrap/>
               <w:spacing w:line="300" w:lineRule="auto"/>
               <w:rPr>
@@ -6384,7 +6394,7 @@
           </w:tcPr>
           <w:p>
             <w:pPr>
-              <w:pStyle w:val="af7"/>
+              <w:pStyle w:val="affc"/>
               <w:wordWrap/>
               <w:spacing w:line="300" w:lineRule="auto"/>
             </w:pPr>
@@ -6409,7 +6419,7 @@
           </w:tcPr>
           <w:p>
             <w:pPr>
-              <w:pStyle w:val="aff4"/>
+              <w:pStyle w:val="afff9"/>
               <w:rPr>
                 <w:rFonts w:ascii="Times New Roman" w:hAnsi="Times New Roman"/>
               </w:rPr>
@@ -6440,7 +6450,7 @@
           </w:tcPr>
           <w:p>
             <w:pPr>
-              <w:pStyle w:val="af7"/>
+              <w:pStyle w:val="affc"/>
               <w:wordWrap/>
               <w:spacing w:line="300" w:lineRule="auto"/>
               <w:rPr>
@@ -6486,7 +6496,7 @@
           </w:tcPr>
           <w:p>
             <w:pPr>
-              <w:pStyle w:val="af7"/>
+              <w:pStyle w:val="affc"/>
               <w:wordWrap/>
               <w:spacing w:line="300" w:lineRule="auto"/>
             </w:pPr>
@@ -6511,7 +6521,7 @@
           </w:tcPr>
           <w:p>
             <w:pPr>
-              <w:pStyle w:val="aff4"/>
+              <w:pStyle w:val="afff9"/>
               <w:rPr>
                 <w:rFonts w:ascii="Times New Roman" w:hAnsi="Times New Roman"/>
               </w:rPr>
@@ -6542,7 +6552,7 @@
           </w:tcPr>
           <w:p>
             <w:pPr>
-              <w:pStyle w:val="af7"/>
+              <w:pStyle w:val="affc"/>
               <w:wordWrap/>
               <w:spacing w:line="300" w:lineRule="auto"/>
               <w:rPr>
@@ -6588,7 +6598,7 @@
           </w:tcPr>
           <w:p>
             <w:pPr>
-              <w:pStyle w:val="af7"/>
+              <w:pStyle w:val="affc"/>
               <w:wordWrap/>
               <w:spacing w:line="300" w:lineRule="auto"/>
             </w:pPr>
@@ -6613,7 +6623,7 @@
           </w:tcPr>
           <w:p>
             <w:pPr>
-              <w:pStyle w:val="aff4"/>
+              <w:pStyle w:val="afff9"/>
               <w:rPr>
                 <w:rFonts w:ascii="Times New Roman" w:hAnsi="Times New Roman"/>
               </w:rPr>
@@ -6644,7 +6654,7 @@
           </w:tcPr>
           <w:p>
             <w:pPr>
-              <w:pStyle w:val="af7"/>
+              <w:pStyle w:val="affc"/>
               <w:wordWrap/>
               <w:spacing w:line="300" w:lineRule="auto"/>
               <w:rPr>
@@ -6690,7 +6700,7 @@
           </w:tcPr>
           <w:p>
             <w:pPr>
-              <w:pStyle w:val="af7"/>
+              <w:pStyle w:val="affc"/>
               <w:wordWrap/>
               <w:spacing w:line="300" w:lineRule="auto"/>
             </w:pPr>
@@ -6715,7 +6725,7 @@
           </w:tcPr>
           <w:p>
             <w:pPr>
-              <w:pStyle w:val="aff4"/>
+              <w:pStyle w:val="afff9"/>
               <w:rPr>
                 <w:rFonts w:ascii="Times New Roman" w:hAnsi="Times New Roman"/>
               </w:rPr>
@@ -6747,7 +6757,7 @@
           </w:tcPr>
           <w:p>
             <w:pPr>
-              <w:pStyle w:val="af7"/>
+              <w:pStyle w:val="affc"/>
               <w:wordWrap/>
               <w:spacing w:line="300" w:lineRule="auto"/>
               <w:rPr>
@@ -6793,7 +6803,7 @@
           </w:tcPr>
           <w:p>
             <w:pPr>
-              <w:pStyle w:val="af7"/>
+              <w:pStyle w:val="affc"/>
               <w:wordWrap/>
               <w:spacing w:line="300" w:lineRule="auto"/>
             </w:pPr>
@@ -6818,7 +6828,7 @@
           </w:tcPr>
           <w:p>
             <w:pPr>
-              <w:pStyle w:val="aff4"/>
+              <w:pStyle w:val="afff9"/>
               <w:rPr>
                 <w:rFonts w:ascii="Times New Roman" w:hAnsi="Times New Roman"/>
               </w:rPr>
@@ -6849,7 +6859,7 @@
           </w:tcPr>
           <w:p>
             <w:pPr>
-              <w:pStyle w:val="af7"/>
+              <w:pStyle w:val="affc"/>
               <w:wordWrap/>
               <w:spacing w:line="300" w:lineRule="auto"/>
               <w:rPr>
@@ -6895,7 +6905,7 @@
           </w:tcPr>
           <w:p>
             <w:pPr>
-              <w:pStyle w:val="af7"/>
+              <w:pStyle w:val="affc"/>
               <w:wordWrap/>
               <w:spacing w:line="300" w:lineRule="auto"/>
             </w:pPr>
@@ -6920,7 +6930,7 @@
           </w:tcPr>
           <w:p>
             <w:pPr>
-              <w:pStyle w:val="aff4"/>
+              <w:pStyle w:val="afff9"/>
               <w:rPr>
                 <w:rFonts w:ascii="Times New Roman" w:hAnsi="Times New Roman"/>
               </w:rPr>
@@ -6951,7 +6961,7 @@
           </w:tcPr>
           <w:p>
             <w:pPr>
-              <w:pStyle w:val="af7"/>
+              <w:pStyle w:val="affc"/>
               <w:wordWrap/>
               <w:spacing w:line="300" w:lineRule="auto"/>
               <w:rPr>
@@ -6997,7 +7007,7 @@
           </w:tcPr>
           <w:p>
             <w:pPr>
-              <w:pStyle w:val="af7"/>
+              <w:pStyle w:val="affc"/>
               <w:wordWrap/>
               <w:spacing w:line="300" w:lineRule="auto"/>
             </w:pPr>
@@ -7022,7 +7032,7 @@
           </w:tcPr>
           <w:p>
             <w:pPr>
-              <w:pStyle w:val="aff4"/>
+              <w:pStyle w:val="afff9"/>
               <w:rPr>
                 <w:rFonts w:ascii="Times New Roman" w:hAnsi="Times New Roman"/>
               </w:rPr>
@@ -7053,7 +7063,7 @@
           </w:tcPr>
           <w:p>
             <w:pPr>
-              <w:pStyle w:val="af7"/>
+              <w:pStyle w:val="affc"/>
               <w:wordWrap/>
               <w:spacing w:line="300" w:lineRule="auto"/>
               <w:rPr>
@@ -7099,7 +7109,7 @@
           </w:tcPr>
           <w:p>
             <w:pPr>
-              <w:pStyle w:val="af7"/>
+              <w:pStyle w:val="affc"/>
               <w:wordWrap/>
               <w:spacing w:line="300" w:lineRule="auto"/>
             </w:pPr>
@@ -7124,7 +7134,7 @@
           </w:tcPr>
           <w:p>
             <w:pPr>
-              <w:pStyle w:val="aff4"/>
+              <w:pStyle w:val="afff9"/>
               <w:rPr>
                 <w:rFonts w:ascii="Times New Roman" w:hAnsi="Times New Roman"/>
               </w:rPr>
@@ -7156,7 +7166,7 @@
           </w:tcPr>
           <w:p>
             <w:pPr>
-              <w:pStyle w:val="af7"/>
+              <w:pStyle w:val="affc"/>
               <w:wordWrap/>
               <w:spacing w:line="300" w:lineRule="auto"/>
               <w:rPr>
@@ -7202,7 +7212,7 @@
           </w:tcPr>
           <w:p>
             <w:pPr>
-              <w:pStyle w:val="af7"/>
+              <w:pStyle w:val="affc"/>
               <w:wordWrap/>
               <w:spacing w:line="300" w:lineRule="auto"/>
             </w:pPr>
@@ -7227,7 +7237,7 @@
           </w:tcPr>
           <w:p>
             <w:pPr>
-              <w:pStyle w:val="aff4"/>
+              <w:pStyle w:val="afff9"/>
               <w:rPr>
                 <w:rFonts w:ascii="Times New Roman" w:hAnsi="Times New Roman"/>
               </w:rPr>
@@ -7264,7 +7274,7 @@
           </w:tcPr>
           <w:p>
             <w:pPr>
-              <w:pStyle w:val="af7"/>
+              <w:pStyle w:val="affc"/>
               <w:wordWrap/>
               <w:spacing w:line="300" w:lineRule="auto"/>
               <w:rPr>
@@ -7310,7 +7320,7 @@
           </w:tcPr>
           <w:p>
             <w:pPr>
-              <w:pStyle w:val="af7"/>
+              <w:pStyle w:val="affc"/>
               <w:wordWrap/>
               <w:spacing w:line="300" w:lineRule="auto"/>
             </w:pPr>
@@ -7338,7 +7348,7 @@
           </w:tcPr>
           <w:p>
             <w:pPr>
-              <w:pStyle w:val="aff4"/>
+              <w:pStyle w:val="afff9"/>
               <w:rPr>
                 <w:rFonts w:ascii="Times New Roman" w:hAnsi="Times New Roman"/>
               </w:rPr>
@@ -7369,7 +7379,7 @@
           </w:tcPr>
           <w:p>
             <w:pPr>
-              <w:pStyle w:val="af7"/>
+              <w:pStyle w:val="affc"/>
               <w:wordWrap/>
               <w:spacing w:line="300" w:lineRule="auto"/>
               <w:rPr>
@@ -7415,7 +7425,7 @@
           </w:tcPr>
           <w:p>
             <w:pPr>
-              <w:pStyle w:val="af7"/>
+              <w:pStyle w:val="affc"/>
               <w:wordWrap/>
               <w:spacing w:line="300" w:lineRule="auto"/>
             </w:pPr>
@@ -7440,7 +7450,7 @@
           </w:tcPr>
           <w:p>
             <w:pPr>
-              <w:pStyle w:val="aff4"/>
+              <w:pStyle w:val="afff9"/>
               <w:rPr>
                 <w:rFonts w:ascii="Times New Roman" w:hAnsi="Times New Roman"/>
               </w:rPr>
@@ -7471,7 +7481,7 @@
           </w:tcPr>
           <w:p>
             <w:pPr>
-              <w:pStyle w:val="af7"/>
+              <w:pStyle w:val="affc"/>
               <w:wordWrap/>
               <w:spacing w:line="300" w:lineRule="auto"/>
               <w:rPr>
@@ -7517,7 +7527,7 @@
           </w:tcPr>
           <w:p>
             <w:pPr>
-              <w:pStyle w:val="af7"/>
+              <w:pStyle w:val="affc"/>
               <w:wordWrap/>
               <w:spacing w:line="300" w:lineRule="auto"/>
             </w:pPr>
@@ -7542,7 +7552,7 @@
           </w:tcPr>
           <w:p>
             <w:pPr>
-              <w:pStyle w:val="aff4"/>
+              <w:pStyle w:val="afff9"/>
               <w:rPr>
                 <w:rFonts w:ascii="Times New Roman" w:hAnsi="Times New Roman"/>
               </w:rPr>
@@ -7580,7 +7590,7 @@
           </w:tcPr>
           <w:p>
             <w:pPr>
-              <w:pStyle w:val="af7"/>
+              <w:pStyle w:val="affc"/>
               <w:wordWrap/>
               <w:spacing w:line="300" w:lineRule="auto"/>
               <w:rPr>
@@ -7626,7 +7636,7 @@
           </w:tcPr>
           <w:p>
             <w:pPr>
-              <w:pStyle w:val="af7"/>
+              <w:pStyle w:val="affc"/>
               <w:wordWrap/>
               <w:spacing w:line="300" w:lineRule="auto"/>
             </w:pPr>
@@ -7651,7 +7661,7 @@
           </w:tcPr>
           <w:p>
             <w:pPr>
-              <w:pStyle w:val="aff4"/>
+              <w:pStyle w:val="afff9"/>
               <w:rPr>
                 <w:rFonts w:ascii="Times New Roman" w:hAnsi="Times New Roman"/>
               </w:rPr>
@@ -7688,7 +7698,7 @@
           </w:tcPr>
           <w:p>
             <w:pPr>
-              <w:pStyle w:val="af7"/>
+              <w:pStyle w:val="affc"/>
               <w:wordWrap/>
               <w:spacing w:line="300" w:lineRule="auto"/>
               <w:rPr>
@@ -7734,7 +7744,7 @@
           </w:tcPr>
           <w:p>
             <w:pPr>
-              <w:pStyle w:val="af7"/>
+              <w:pStyle w:val="affc"/>
               <w:wordWrap/>
               <w:spacing w:line="300" w:lineRule="auto"/>
             </w:pPr>
@@ -7759,7 +7769,7 @@
           </w:tcPr>
           <w:p>
             <w:pPr>
-              <w:pStyle w:val="aff4"/>
+              <w:pStyle w:val="afff9"/>
               <w:rPr>
                 <w:rFonts w:ascii="Times New Roman" w:hAnsi="Times New Roman"/>
               </w:rPr>
@@ -7796,7 +7806,7 @@
           </w:tcPr>
           <w:p>
             <w:pPr>
-              <w:pStyle w:val="af7"/>
+              <w:pStyle w:val="affc"/>
               <w:wordWrap/>
               <w:spacing w:line="300" w:lineRule="auto"/>
               <w:rPr>
@@ -7842,7 +7852,7 @@
           </w:tcPr>
           <w:p>
             <w:pPr>
-              <w:pStyle w:val="af7"/>
+              <w:pStyle w:val="affc"/>
               <w:wordWrap/>
               <w:spacing w:line="300" w:lineRule="auto"/>
             </w:pPr>
@@ -7867,7 +7877,7 @@
           </w:tcPr>
           <w:p>
             <w:pPr>
-              <w:pStyle w:val="aff4"/>
+              <w:pStyle w:val="afff9"/>
               <w:rPr>
                 <w:rFonts w:ascii="Times New Roman" w:hAnsi="Times New Roman"/>
               </w:rPr>
@@ -7904,7 +7914,7 @@
           </w:tcPr>
           <w:p>
             <w:pPr>
-              <w:pStyle w:val="af7"/>
+              <w:pStyle w:val="affc"/>
               <w:wordWrap/>
               <w:spacing w:line="300" w:lineRule="auto"/>
               <w:rPr>
@@ -7950,7 +7960,7 @@
           </w:tcPr>
           <w:p>
             <w:pPr>
-              <w:pStyle w:val="af7"/>
+              <w:pStyle w:val="affc"/>
               <w:wordWrap/>
               <w:spacing w:line="300" w:lineRule="auto"/>
             </w:pPr>
@@ -7975,7 +7985,7 @@
           </w:tcPr>
           <w:p>
             <w:pPr>
-              <w:pStyle w:val="aff4"/>
+              <w:pStyle w:val="afff9"/>
               <w:rPr>
                 <w:rFonts w:ascii="Times New Roman" w:hAnsi="Times New Roman"/>
               </w:rPr>
@@ -8013,7 +8023,7 @@
           </w:tcPr>
           <w:p>
             <w:pPr>
-              <w:pStyle w:val="af7"/>
+              <w:pStyle w:val="affc"/>
               <w:wordWrap/>
               <w:spacing w:line="300" w:lineRule="auto"/>
               <w:rPr>
@@ -8059,7 +8069,7 @@
           </w:tcPr>
           <w:p>
             <w:pPr>
-              <w:pStyle w:val="af7"/>
+              <w:pStyle w:val="affc"/>
               <w:wordWrap/>
               <w:spacing w:line="300" w:lineRule="auto"/>
             </w:pPr>
@@ -8084,7 +8094,7 @@
           </w:tcPr>
           <w:p>
             <w:pPr>
-              <w:pStyle w:val="aff4"/>
+              <w:pStyle w:val="afff9"/>
               <w:rPr>
                 <w:rFonts w:ascii="Times New Roman" w:hAnsi="Times New Roman"/>
               </w:rPr>
@@ -8133,7 +8143,7 @@
           </w:tcPr>
           <w:p>
             <w:pPr>
-              <w:pStyle w:val="af7"/>
+              <w:pStyle w:val="affc"/>
               <w:wordWrap/>
               <w:spacing w:line="300" w:lineRule="auto"/>
               <w:rPr>
@@ -8179,7 +8189,7 @@
           </w:tcPr>
           <w:p>
             <w:pPr>
-              <w:pStyle w:val="af7"/>
+              <w:pStyle w:val="affc"/>
               <w:wordWrap/>
               <w:spacing w:line="300" w:lineRule="auto"/>
             </w:pPr>
@@ -8207,7 +8217,7 @@
           </w:tcPr>
           <w:p>
             <w:pPr>
-              <w:pStyle w:val="aff4"/>
+              <w:pStyle w:val="afff9"/>
               <w:rPr>
                 <w:rFonts w:ascii="Times New Roman" w:hAnsi="Times New Roman"/>
               </w:rPr>
@@ -8238,7 +8248,7 @@
           </w:tcPr>
           <w:p>
             <w:pPr>
-              <w:pStyle w:val="af7"/>
+              <w:pStyle w:val="affc"/>
               <w:wordWrap/>
               <w:spacing w:line="300" w:lineRule="auto"/>
               <w:rPr>
@@ -8284,7 +8294,7 @@
           </w:tcPr>
           <w:p>
             <w:pPr>
-              <w:pStyle w:val="af7"/>
+              <w:pStyle w:val="affc"/>
               <w:wordWrap/>
               <w:spacing w:line="300" w:lineRule="auto"/>
             </w:pPr>
@@ -8309,7 +8319,7 @@
           </w:tcPr>
           <w:p>
             <w:pPr>
-              <w:pStyle w:val="aff4"/>
+              <w:pStyle w:val="afff9"/>
               <w:rPr>
                 <w:rFonts w:ascii="Times New Roman" w:hAnsi="Times New Roman"/>
               </w:rPr>
@@ -8340,7 +8350,7 @@
           </w:tcPr>
           <w:p>
             <w:pPr>
-              <w:pStyle w:val="af7"/>
+              <w:pStyle w:val="affc"/>
               <w:wordWrap/>
               <w:spacing w:line="300" w:lineRule="auto"/>
               <w:rPr>
@@ -8386,7 +8396,7 @@
           </w:tcPr>
           <w:p>
             <w:pPr>
-              <w:pStyle w:val="af7"/>
+              <w:pStyle w:val="affc"/>
               <w:wordWrap/>
               <w:spacing w:line="300" w:lineRule="auto"/>
             </w:pPr>
@@ -8411,7 +8421,7 @@
           </w:tcPr>
           <w:p>
             <w:pPr>
-              <w:pStyle w:val="aff4"/>
+              <w:pStyle w:val="afff9"/>
               <w:rPr>
                 <w:rFonts w:ascii="Times New Roman" w:hAnsi="Times New Roman"/>
               </w:rPr>
@@ -8449,7 +8459,7 @@
           </w:tcPr>
           <w:p>
             <w:pPr>
-              <w:pStyle w:val="af7"/>
+              <w:pStyle w:val="affc"/>
               <w:wordWrap/>
               <w:spacing w:line="300" w:lineRule="auto"/>
               <w:rPr>
@@ -8495,7 +8505,7 @@
           </w:tcPr>
           <w:p>
             <w:pPr>
-              <w:pStyle w:val="af7"/>
+              <w:pStyle w:val="affc"/>
               <w:wordWrap/>
               <w:spacing w:line="300" w:lineRule="auto"/>
             </w:pPr>
@@ -8520,7 +8530,7 @@
           </w:tcPr>
           <w:p>
             <w:pPr>
-              <w:pStyle w:val="aff4"/>
+              <w:pStyle w:val="afff9"/>
               <w:rPr>
                 <w:rFonts w:ascii="Times New Roman" w:hAnsi="Times New Roman"/>
               </w:rPr>
@@ -8557,7 +8567,7 @@
           </w:tcPr>
           <w:p>
             <w:pPr>
-              <w:pStyle w:val="af7"/>
+              <w:pStyle w:val="affc"/>
               <w:wordWrap/>
               <w:spacing w:line="300" w:lineRule="auto"/>
               <w:rPr>
@@ -8603,7 +8613,7 @@
           </w:tcPr>
           <w:p>
             <w:pPr>
-              <w:pStyle w:val="af7"/>
+              <w:pStyle w:val="affc"/>
               <w:wordWrap/>
               <w:spacing w:line="300" w:lineRule="auto"/>
             </w:pPr>
@@ -8628,7 +8638,7 @@
           </w:tcPr>
           <w:p>
             <w:pPr>
-              <w:pStyle w:val="aff4"/>
+              <w:pStyle w:val="afff9"/>
               <w:rPr>
                 <w:rFonts w:ascii="Times New Roman" w:hAnsi="Times New Roman"/>
               </w:rPr>
@@ -8659,7 +8669,7 @@
           </w:tcPr>
           <w:p>
             <w:pPr>
-              <w:pStyle w:val="af7"/>
+              <w:pStyle w:val="affc"/>
               <w:wordWrap/>
               <w:spacing w:line="300" w:lineRule="auto"/>
               <w:rPr>
@@ -8705,7 +8715,7 @@
           </w:tcPr>
           <w:p>
             <w:pPr>
-              <w:pStyle w:val="af7"/>
+              <w:pStyle w:val="affc"/>
               <w:wordWrap/>
               <w:spacing w:line="300" w:lineRule="auto"/>
             </w:pPr>
@@ -8730,7 +8740,7 @@
           </w:tcPr>
           <w:p>
             <w:pPr>
-              <w:pStyle w:val="aff4"/>
+              <w:pStyle w:val="afff9"/>
               <w:rPr>
                 <w:rFonts w:ascii="Times New Roman" w:hAnsi="Times New Roman"/>
               </w:rPr>
@@ -8761,7 +8771,7 @@
           </w:tcPr>
           <w:p>
             <w:pPr>
-              <w:pStyle w:val="af7"/>
+              <w:pStyle w:val="affc"/>
               <w:wordWrap/>
               <w:spacing w:line="300" w:lineRule="auto"/>
               <w:rPr>
@@ -8807,7 +8817,7 @@
           </w:tcPr>
           <w:p>
             <w:pPr>
-              <w:pStyle w:val="af7"/>
+              <w:pStyle w:val="affc"/>
               <w:wordWrap/>
               <w:spacing w:line="300" w:lineRule="auto"/>
             </w:pPr>
@@ -8832,7 +8842,7 @@
           </w:tcPr>
           <w:p>
             <w:pPr>
-              <w:pStyle w:val="aff4"/>
+              <w:pStyle w:val="afff9"/>
               <w:rPr>
                 <w:rFonts w:ascii="Times New Roman" w:hAnsi="Times New Roman"/>
               </w:rPr>
@@ -8864,7 +8874,7 @@
           </w:tcPr>
           <w:p>
             <w:pPr>
-              <w:pStyle w:val="af7"/>
+              <w:pStyle w:val="affc"/>
               <w:wordWrap/>
               <w:spacing w:line="300" w:lineRule="auto"/>
               <w:rPr>
@@ -8910,7 +8920,7 @@
           </w:tcPr>
           <w:p>
             <w:pPr>
-              <w:pStyle w:val="af7"/>
+              <w:pStyle w:val="affc"/>
               <w:wordWrap/>
               <w:spacing w:line="300" w:lineRule="auto"/>
             </w:pPr>
@@ -8935,7 +8945,7 @@
           </w:tcPr>
           <w:p>
             <w:pPr>
-              <w:pStyle w:val="aff4"/>
+              <w:pStyle w:val="afff9"/>
               <w:rPr>
                 <w:rFonts w:ascii="Times New Roman" w:hAnsi="Times New Roman"/>
               </w:rPr>
@@ -8966,7 +8976,7 @@
           </w:tcPr>
           <w:p>
             <w:pPr>
-              <w:pStyle w:val="af7"/>
+              <w:pStyle w:val="affc"/>
               <w:wordWrap/>
               <w:spacing w:line="300" w:lineRule="auto"/>
               <w:rPr>
@@ -9012,7 +9022,7 @@
           </w:tcPr>
           <w:p>
             <w:pPr>
-              <w:pStyle w:val="af7"/>
+              <w:pStyle w:val="affc"/>
               <w:wordWrap/>
               <w:spacing w:line="300" w:lineRule="auto"/>
             </w:pPr>
@@ -9037,7 +9047,7 @@
           </w:tcPr>
           <w:p>
             <w:pPr>
-              <w:pStyle w:val="aff4"/>
+              <w:pStyle w:val="afff9"/>
               <w:rPr>
                 <w:rFonts w:ascii="Times New Roman" w:hAnsi="Times New Roman"/>
               </w:rPr>
@@ -9069,7 +9079,7 @@
           </w:tcPr>
           <w:p>
             <w:pPr>
-              <w:pStyle w:val="af7"/>
+              <w:pStyle w:val="affc"/>
               <w:wordWrap/>
               <w:spacing w:line="300" w:lineRule="auto"/>
               <w:rPr>
@@ -9115,7 +9125,7 @@
           </w:tcPr>
           <w:p>
             <w:pPr>
-              <w:pStyle w:val="af7"/>
+              <w:pStyle w:val="affc"/>
               <w:wordWrap/>
               <w:spacing w:line="300" w:lineRule="auto"/>
             </w:pPr>
@@ -9140,7 +9150,7 @@
           </w:tcPr>
           <w:p>
             <w:pPr>
-              <w:pStyle w:val="aff4"/>
+              <w:pStyle w:val="afff9"/>
               <w:rPr>
                 <w:rFonts w:ascii="Times New Roman" w:hAnsi="Times New Roman"/>
               </w:rPr>
@@ -9177,7 +9187,7 @@
           </w:tcPr>
           <w:p>
             <w:pPr>
-              <w:pStyle w:val="af7"/>
+              <w:pStyle w:val="affc"/>
               <w:wordWrap/>
               <w:spacing w:line="300" w:lineRule="auto"/>
               <w:rPr>
@@ -9223,7 +9233,7 @@
           </w:tcPr>
           <w:p>
             <w:pPr>
-              <w:pStyle w:val="af7"/>
+              <w:pStyle w:val="affc"/>
               <w:wordWrap/>
               <w:spacing w:line="300" w:lineRule="auto"/>
             </w:pPr>
@@ -9248,7 +9258,7 @@
           </w:tcPr>
           <w:p>
             <w:pPr>
-              <w:pStyle w:val="aff4"/>
+              <w:pStyle w:val="afff9"/>
               <w:rPr>
                 <w:rFonts w:ascii="Times New Roman" w:hAnsi="Times New Roman"/>
               </w:rPr>
@@ -9285,7 +9295,7 @@
           </w:tcPr>
           <w:p>
             <w:pPr>
-              <w:pStyle w:val="af7"/>
+              <w:pStyle w:val="affc"/>
               <w:wordWrap/>
               <w:spacing w:line="300" w:lineRule="auto"/>
               <w:rPr>
@@ -9331,7 +9341,7 @@
           </w:tcPr>
           <w:p>
             <w:pPr>
-              <w:pStyle w:val="af7"/>
+              <w:pStyle w:val="affc"/>
               <w:wordWrap/>
               <w:spacing w:line="300" w:lineRule="auto"/>
             </w:pPr>
@@ -9356,7 +9366,7 @@
           </w:tcPr>
           <w:p>
             <w:pPr>
-              <w:pStyle w:val="aff4"/>
+              <w:pStyle w:val="afff9"/>
               <w:rPr>
                 <w:rFonts w:ascii="Times New Roman" w:hAnsi="Times New Roman"/>
               </w:rPr>
@@ -9387,7 +9397,7 @@
           </w:tcPr>
           <w:p>
             <w:pPr>
-              <w:pStyle w:val="af7"/>
+              <w:pStyle w:val="affc"/>
               <w:wordWrap/>
               <w:spacing w:line="300" w:lineRule="auto"/>
               <w:rPr>
@@ -9433,7 +9443,7 @@
           </w:tcPr>
           <w:p>
             <w:pPr>
-              <w:pStyle w:val="af7"/>
+              <w:pStyle w:val="affc"/>
               <w:wordWrap/>
               <w:spacing w:line="300" w:lineRule="auto"/>
             </w:pPr>
@@ -9458,7 +9468,7 @@
           </w:tcPr>
           <w:p>
             <w:pPr>
-              <w:pStyle w:val="aff4"/>
+              <w:pStyle w:val="afff9"/>
               <w:rPr>
                 <w:rFonts w:ascii="Times New Roman" w:hAnsi="Times New Roman"/>
               </w:rPr>
@@ -9490,7 +9500,7 @@
           </w:tcPr>
           <w:p>
             <w:pPr>
-              <w:pStyle w:val="af7"/>
+              <w:pStyle w:val="affc"/>
               <w:wordWrap/>
               <w:spacing w:line="300" w:lineRule="auto"/>
               <w:rPr>
@@ -9536,11 +9546,12 @@
           </w:tcPr>
           <w:p>
             <w:pPr>
-              <w:pStyle w:val="af7"/>
-              <w:wordWrap/>
-              <w:spacing w:line="300" w:lineRule="auto"/>
-            </w:pPr>
-            <w:r>
+              <w:pStyle w:val="affc"/>
+              <w:wordWrap/>
+              <w:spacing w:line="300" w:lineRule="auto"/>
+            </w:pPr>
+            <w:r>
+              <w:lastRenderedPageBreak/>
               <w:t>漏扫专用漏洞库</w:t>
             </w:r>
             <w:r>
@@ -9570,7 +9581,7 @@
           </w:tcPr>
           <w:p>
             <w:pPr>
-              <w:pStyle w:val="aff4"/>
+              <w:pStyle w:val="afff9"/>
               <w:rPr>
                 <w:rFonts w:ascii="Times New Roman" w:hAnsi="Times New Roman"/>
               </w:rPr>
@@ -9607,7 +9618,7 @@
           </w:tcPr>
           <w:p>
             <w:pPr>
-              <w:pStyle w:val="af7"/>
+              <w:pStyle w:val="affc"/>
               <w:wordWrap/>
               <w:spacing w:line="300" w:lineRule="auto"/>
               <w:rPr>
@@ -9653,7 +9664,7 @@
           </w:tcPr>
           <w:p>
             <w:pPr>
-              <w:pStyle w:val="af7"/>
+              <w:pStyle w:val="affc"/>
               <w:wordWrap/>
               <w:spacing w:line="300" w:lineRule="auto"/>
             </w:pPr>
@@ -9678,7 +9689,7 @@
           </w:tcPr>
           <w:p>
             <w:pPr>
-              <w:pStyle w:val="aff4"/>
+              <w:pStyle w:val="afff9"/>
               <w:rPr>
                 <w:rFonts w:ascii="Times New Roman" w:hAnsi="Times New Roman"/>
               </w:rPr>
@@ -9722,7 +9733,7 @@
           </w:tcPr>
           <w:p>
             <w:pPr>
-              <w:pStyle w:val="af7"/>
+              <w:pStyle w:val="affc"/>
               <w:wordWrap/>
               <w:spacing w:line="300" w:lineRule="auto"/>
               <w:rPr>
@@ -9768,7 +9779,7 @@
           </w:tcPr>
           <w:p>
             <w:pPr>
-              <w:pStyle w:val="af7"/>
+              <w:pStyle w:val="affc"/>
               <w:wordWrap/>
               <w:spacing w:line="300" w:lineRule="auto"/>
             </w:pPr>
@@ -9793,7 +9804,7 @@
           </w:tcPr>
           <w:p>
             <w:pPr>
-              <w:pStyle w:val="aff4"/>
+              <w:pStyle w:val="afff9"/>
               <w:rPr>
                 <w:rFonts w:ascii="Times New Roman" w:hAnsi="Times New Roman"/>
               </w:rPr>
@@ -9830,7 +9841,7 @@
           </w:tcPr>
           <w:p>
             <w:pPr>
-              <w:pStyle w:val="af7"/>
+              <w:pStyle w:val="affc"/>
               <w:wordWrap/>
               <w:spacing w:line="300" w:lineRule="auto"/>
               <w:rPr>
@@ -9876,7 +9887,7 @@
           </w:tcPr>
           <w:p>
             <w:pPr>
-              <w:pStyle w:val="af7"/>
+              <w:pStyle w:val="affc"/>
               <w:wordWrap/>
               <w:spacing w:line="300" w:lineRule="auto"/>
             </w:pPr>
@@ -9901,7 +9912,7 @@
           </w:tcPr>
           <w:p>
             <w:pPr>
-              <w:pStyle w:val="aff4"/>
+              <w:pStyle w:val="afff9"/>
               <w:rPr>
                 <w:rFonts w:ascii="Times New Roman" w:hAnsi="Times New Roman"/>
               </w:rPr>
@@ -9944,7 +9955,7 @@
           </w:tcPr>
           <w:p>
             <w:pPr>
-              <w:pStyle w:val="af7"/>
+              <w:pStyle w:val="affc"/>
               <w:wordWrap/>
               <w:spacing w:line="300" w:lineRule="auto"/>
               <w:rPr>
@@ -9990,7 +10001,7 @@
           </w:tcPr>
           <w:p>
             <w:pPr>
-              <w:pStyle w:val="af7"/>
+              <w:pStyle w:val="affc"/>
               <w:wordWrap/>
               <w:spacing w:line="300" w:lineRule="auto"/>
             </w:pPr>
@@ -10015,7 +10026,7 @@
           </w:tcPr>
           <w:p>
             <w:pPr>
-              <w:pStyle w:val="aff4"/>
+              <w:pStyle w:val="afff9"/>
               <w:rPr>
                 <w:rFonts w:ascii="Times New Roman" w:hAnsi="Times New Roman"/>
               </w:rPr>
@@ -10052,7 +10063,7 @@
           </w:tcPr>
           <w:p>
             <w:pPr>
-              <w:pStyle w:val="af7"/>
+              <w:pStyle w:val="affc"/>
               <w:wordWrap/>
               <w:spacing w:line="300" w:lineRule="auto"/>
               <w:rPr>
@@ -10098,7 +10109,7 @@
           </w:tcPr>
           <w:p>
             <w:pPr>
-              <w:pStyle w:val="af7"/>
+              <w:pStyle w:val="affc"/>
               <w:wordWrap/>
               <w:spacing w:line="300" w:lineRule="auto"/>
             </w:pPr>
@@ -10123,7 +10134,7 @@
           </w:tcPr>
           <w:p>
             <w:pPr>
-              <w:pStyle w:val="aff4"/>
+              <w:pStyle w:val="afff9"/>
               <w:rPr>
                 <w:rFonts w:ascii="Times New Roman" w:hAnsi="Times New Roman"/>
               </w:rPr>
@@ -10161,7 +10172,7 @@
           </w:tcPr>
           <w:p>
             <w:pPr>
-              <w:pStyle w:val="af7"/>
+              <w:pStyle w:val="affc"/>
               <w:wordWrap/>
               <w:spacing w:line="300" w:lineRule="auto"/>
               <w:rPr>
@@ -10207,7 +10218,7 @@
           </w:tcPr>
           <w:p>
             <w:pPr>
-              <w:pStyle w:val="af7"/>
+              <w:pStyle w:val="affc"/>
               <w:wordWrap/>
               <w:spacing w:line="300" w:lineRule="auto"/>
             </w:pPr>
@@ -10232,7 +10243,7 @@
           </w:tcPr>
           <w:p>
             <w:pPr>
-              <w:pStyle w:val="aff4"/>
+              <w:pStyle w:val="afff9"/>
               <w:rPr>
                 <w:rFonts w:ascii="Times New Roman" w:hAnsi="Times New Roman"/>
               </w:rPr>
@@ -10263,7 +10274,7 @@
           </w:tcPr>
           <w:p>
             <w:pPr>
-              <w:pStyle w:val="af7"/>
+              <w:pStyle w:val="affc"/>
               <w:wordWrap/>
               <w:spacing w:line="300" w:lineRule="auto"/>
               <w:rPr>
@@ -10309,7 +10320,7 @@
           </w:tcPr>
           <w:p>
             <w:pPr>
-              <w:pStyle w:val="af7"/>
+              <w:pStyle w:val="affc"/>
               <w:wordWrap/>
               <w:spacing w:line="300" w:lineRule="auto"/>
             </w:pPr>
@@ -10334,7 +10345,7 @@
           </w:tcPr>
           <w:p>
             <w:pPr>
-              <w:pStyle w:val="aff4"/>
+              <w:pStyle w:val="afff9"/>
               <w:rPr>
                 <w:rFonts w:ascii="Times New Roman" w:hAnsi="Times New Roman"/>
               </w:rPr>
@@ -10365,7 +10376,7 @@
           </w:tcPr>
           <w:p>
             <w:pPr>
-              <w:pStyle w:val="af7"/>
+              <w:pStyle w:val="affc"/>
               <w:wordWrap/>
               <w:spacing w:line="300" w:lineRule="auto"/>
               <w:rPr>
@@ -10411,7 +10422,7 @@
           </w:tcPr>
           <w:p>
             <w:pPr>
-              <w:pStyle w:val="af7"/>
+              <w:pStyle w:val="affc"/>
               <w:wordWrap/>
               <w:spacing w:line="300" w:lineRule="auto"/>
             </w:pPr>
@@ -10436,7 +10447,7 @@
           </w:tcPr>
           <w:p>
             <w:pPr>
-              <w:pStyle w:val="aff4"/>
+              <w:pStyle w:val="afff9"/>
               <w:rPr>
                 <w:rFonts w:ascii="Times New Roman" w:hAnsi="Times New Roman"/>
               </w:rPr>
@@ -10474,7 +10485,7 @@
           </w:tcPr>
           <w:p>
             <w:pPr>
-              <w:pStyle w:val="af7"/>
+              <w:pStyle w:val="affc"/>
               <w:wordWrap/>
               <w:spacing w:line="300" w:lineRule="auto"/>
               <w:rPr>
@@ -10520,7 +10531,7 @@
           </w:tcPr>
           <w:p>
             <w:pPr>
-              <w:pStyle w:val="af7"/>
+              <w:pStyle w:val="affc"/>
               <w:wordWrap/>
               <w:spacing w:line="300" w:lineRule="auto"/>
             </w:pPr>
@@ -10545,7 +10556,7 @@
           </w:tcPr>
           <w:p>
             <w:pPr>
-              <w:pStyle w:val="aff4"/>
+              <w:pStyle w:val="afff9"/>
               <w:rPr>
                 <w:rFonts w:ascii="Times New Roman" w:hAnsi="Times New Roman"/>
               </w:rPr>
@@ -10588,7 +10599,7 @@
           </w:tcPr>
           <w:p>
             <w:pPr>
-              <w:pStyle w:val="af7"/>
+              <w:pStyle w:val="affc"/>
               <w:wordWrap/>
               <w:spacing w:line="300" w:lineRule="auto"/>
               <w:rPr>
@@ -10634,7 +10645,7 @@
           </w:tcPr>
           <w:p>
             <w:pPr>
-              <w:pStyle w:val="af7"/>
+              <w:pStyle w:val="affc"/>
               <w:wordWrap/>
               <w:spacing w:line="300" w:lineRule="auto"/>
             </w:pPr>
@@ -10659,7 +10670,7 @@
           </w:tcPr>
           <w:p>
             <w:pPr>
-              <w:pStyle w:val="aff4"/>
+              <w:pStyle w:val="afff9"/>
               <w:rPr>
                 <w:rFonts w:ascii="Times New Roman" w:hAnsi="Times New Roman"/>
               </w:rPr>
@@ -10696,7 +10707,7 @@
           </w:tcPr>
           <w:p>
             <w:pPr>
-              <w:pStyle w:val="af7"/>
+              <w:pStyle w:val="affc"/>
               <w:wordWrap/>
               <w:spacing w:line="300" w:lineRule="auto"/>
               <w:rPr>
@@ -10742,7 +10753,7 @@
           </w:tcPr>
           <w:p>
             <w:pPr>
-              <w:pStyle w:val="af7"/>
+              <w:pStyle w:val="affc"/>
               <w:wordWrap/>
               <w:spacing w:line="300" w:lineRule="auto"/>
             </w:pPr>
@@ -10767,7 +10778,7 @@
           </w:tcPr>
           <w:p>
             <w:pPr>
-              <w:pStyle w:val="aff4"/>
+              <w:pStyle w:val="afff9"/>
               <w:rPr>
                 <w:rFonts w:ascii="Times New Roman" w:hAnsi="Times New Roman"/>
               </w:rPr>
@@ -10804,7 +10815,7 @@
           </w:tcPr>
           <w:p>
             <w:pPr>
-              <w:pStyle w:val="af7"/>
+              <w:pStyle w:val="affc"/>
               <w:wordWrap/>
               <w:spacing w:line="300" w:lineRule="auto"/>
               <w:rPr>
@@ -10850,7 +10861,7 @@
           </w:tcPr>
           <w:p>
             <w:pPr>
-              <w:pStyle w:val="af7"/>
+              <w:pStyle w:val="affc"/>
               <w:wordWrap/>
               <w:spacing w:line="300" w:lineRule="auto"/>
             </w:pPr>
@@ -10875,7 +10886,7 @@
           </w:tcPr>
           <w:p>
             <w:pPr>
-              <w:pStyle w:val="aff4"/>
+              <w:pStyle w:val="afff9"/>
               <w:rPr>
                 <w:rFonts w:ascii="Times New Roman" w:hAnsi="Times New Roman"/>
               </w:rPr>
@@ -10907,7 +10918,7 @@
           </w:tcPr>
           <w:p>
             <w:pPr>
-              <w:pStyle w:val="af7"/>
+              <w:pStyle w:val="affc"/>
               <w:wordWrap/>
               <w:spacing w:line="300" w:lineRule="auto"/>
               <w:rPr>
@@ -10953,7 +10964,7 @@
           </w:tcPr>
           <w:p>
             <w:pPr>
-              <w:pStyle w:val="af7"/>
+              <w:pStyle w:val="affc"/>
               <w:wordWrap/>
               <w:spacing w:line="300" w:lineRule="auto"/>
             </w:pPr>
@@ -10978,7 +10989,7 @@
           </w:tcPr>
           <w:p>
             <w:pPr>
-              <w:pStyle w:val="aff4"/>
+              <w:pStyle w:val="afff9"/>
               <w:rPr>
                 <w:rFonts w:ascii="Times New Roman" w:hAnsi="Times New Roman"/>
               </w:rPr>
@@ -11009,7 +11020,7 @@
           </w:tcPr>
           <w:p>
             <w:pPr>
-              <w:pStyle w:val="af7"/>
+              <w:pStyle w:val="affc"/>
               <w:wordWrap/>
               <w:spacing w:line="300" w:lineRule="auto"/>
               <w:rPr>
@@ -11055,7 +11066,7 @@
           </w:tcPr>
           <w:p>
             <w:pPr>
-              <w:pStyle w:val="af7"/>
+              <w:pStyle w:val="affc"/>
               <w:wordWrap/>
               <w:spacing w:line="300" w:lineRule="auto"/>
             </w:pPr>
@@ -11080,7 +11091,7 @@
           </w:tcPr>
           <w:p>
             <w:pPr>
-              <w:pStyle w:val="aff4"/>
+              <w:pStyle w:val="afff9"/>
               <w:rPr>
                 <w:rFonts w:ascii="Times New Roman" w:hAnsi="Times New Roman"/>
               </w:rPr>
@@ -11124,7 +11135,7 @@
           </w:tcPr>
           <w:p>
             <w:pPr>
-              <w:pStyle w:val="af7"/>
+              <w:pStyle w:val="affc"/>
               <w:wordWrap/>
               <w:spacing w:line="300" w:lineRule="auto"/>
               <w:rPr>
@@ -11170,7 +11181,7 @@
           </w:tcPr>
           <w:p>
             <w:pPr>
-              <w:pStyle w:val="af7"/>
+              <w:pStyle w:val="affc"/>
               <w:wordWrap/>
               <w:spacing w:line="300" w:lineRule="auto"/>
             </w:pPr>
@@ -11195,7 +11206,7 @@
           </w:tcPr>
           <w:p>
             <w:pPr>
-              <w:pStyle w:val="aff4"/>
+              <w:pStyle w:val="afff9"/>
               <w:rPr>
                 <w:rFonts w:ascii="Times New Roman" w:hAnsi="Times New Roman"/>
               </w:rPr>
@@ -11232,7 +11243,7 @@
           </w:tcPr>
           <w:p>
             <w:pPr>
-              <w:pStyle w:val="af7"/>
+              <w:pStyle w:val="affc"/>
               <w:wordWrap/>
               <w:spacing w:line="300" w:lineRule="auto"/>
               <w:rPr>
@@ -11278,7 +11289,7 @@
           </w:tcPr>
           <w:p>
             <w:pPr>
-              <w:pStyle w:val="af7"/>
+              <w:pStyle w:val="affc"/>
               <w:wordWrap/>
               <w:spacing w:line="300" w:lineRule="auto"/>
             </w:pPr>
@@ -11303,7 +11314,7 @@
           </w:tcPr>
           <w:p>
             <w:pPr>
-              <w:pStyle w:val="aff4"/>
+              <w:pStyle w:val="afff9"/>
               <w:rPr>
                 <w:rFonts w:ascii="Times New Roman" w:hAnsi="Times New Roman"/>
               </w:rPr>
@@ -11340,7 +11351,7 @@
           </w:tcPr>
           <w:p>
             <w:pPr>
-              <w:pStyle w:val="af7"/>
+              <w:pStyle w:val="affc"/>
               <w:wordWrap/>
               <w:spacing w:line="300" w:lineRule="auto"/>
               <w:rPr>
@@ -11386,7 +11397,7 @@
           </w:tcPr>
           <w:p>
             <w:pPr>
-              <w:pStyle w:val="af7"/>
+              <w:pStyle w:val="affc"/>
               <w:wordWrap/>
               <w:spacing w:line="300" w:lineRule="auto"/>
             </w:pPr>
@@ -11411,7 +11422,7 @@
           </w:tcPr>
           <w:p>
             <w:pPr>
-              <w:pStyle w:val="aff4"/>
+              <w:pStyle w:val="afff9"/>
               <w:rPr>
                 <w:rFonts w:ascii="Times New Roman" w:hAnsi="Times New Roman"/>
               </w:rPr>
@@ -11460,7 +11471,7 @@
           </w:tcPr>
           <w:p>
             <w:pPr>
-              <w:pStyle w:val="af7"/>
+              <w:pStyle w:val="affc"/>
               <w:wordWrap/>
               <w:spacing w:line="300" w:lineRule="auto"/>
               <w:rPr>
@@ -11506,7 +11517,7 @@
           </w:tcPr>
           <w:p>
             <w:pPr>
-              <w:pStyle w:val="af7"/>
+              <w:pStyle w:val="affc"/>
               <w:wordWrap/>
               <w:spacing w:line="300" w:lineRule="auto"/>
             </w:pPr>
@@ -11531,7 +11542,7 @@
           </w:tcPr>
           <w:p>
             <w:pPr>
-              <w:pStyle w:val="aff4"/>
+              <w:pStyle w:val="afff9"/>
               <w:rPr>
                 <w:rFonts w:ascii="Times New Roman" w:hAnsi="Times New Roman"/>
               </w:rPr>
@@ -11569,7 +11580,7 @@
           </w:tcPr>
           <w:p>
             <w:pPr>
-              <w:pStyle w:val="af7"/>
+              <w:pStyle w:val="affc"/>
               <w:wordWrap/>
               <w:spacing w:line="300" w:lineRule="auto"/>
               <w:rPr>
@@ -11615,7 +11626,7 @@
           </w:tcPr>
           <w:p>
             <w:pPr>
-              <w:pStyle w:val="af7"/>
+              <w:pStyle w:val="affc"/>
               <w:wordWrap/>
               <w:spacing w:line="300" w:lineRule="auto"/>
             </w:pPr>
@@ -11649,7 +11660,7 @@
           </w:tcPr>
           <w:p>
             <w:pPr>
-              <w:pStyle w:val="aff4"/>
+              <w:pStyle w:val="afff9"/>
               <w:rPr>
                 <w:rFonts w:ascii="Times New Roman" w:hAnsi="Times New Roman"/>
               </w:rPr>
@@ -11686,7 +11697,7 @@
           </w:tcPr>
           <w:p>
             <w:pPr>
-              <w:pStyle w:val="af7"/>
+              <w:pStyle w:val="affc"/>
               <w:wordWrap/>
               <w:spacing w:line="300" w:lineRule="auto"/>
               <w:rPr>
@@ -11732,7 +11743,7 @@
           </w:tcPr>
           <w:p>
             <w:pPr>
-              <w:pStyle w:val="af7"/>
+              <w:pStyle w:val="affc"/>
               <w:wordWrap/>
               <w:spacing w:line="300" w:lineRule="auto"/>
             </w:pPr>
@@ -11757,7 +11768,7 @@
           </w:tcPr>
           <w:p>
             <w:pPr>
-              <w:pStyle w:val="aff4"/>
+              <w:pStyle w:val="afff9"/>
               <w:rPr>
                 <w:rFonts w:ascii="Times New Roman" w:hAnsi="Times New Roman"/>
               </w:rPr>
@@ -11795,7 +11806,7 @@
           </w:tcPr>
           <w:p>
             <w:pPr>
-              <w:pStyle w:val="af7"/>
+              <w:pStyle w:val="affc"/>
               <w:wordWrap/>
               <w:spacing w:line="300" w:lineRule="auto"/>
               <w:rPr>
@@ -11841,7 +11852,7 @@
           </w:tcPr>
           <w:p>
             <w:pPr>
-              <w:pStyle w:val="af7"/>
+              <w:pStyle w:val="affc"/>
               <w:wordWrap/>
               <w:spacing w:line="300" w:lineRule="auto"/>
             </w:pPr>
@@ -11866,7 +11877,7 @@
           </w:tcPr>
           <w:p>
             <w:pPr>
-              <w:pStyle w:val="aff4"/>
+              <w:pStyle w:val="afff9"/>
               <w:rPr>
                 <w:rFonts w:ascii="Times New Roman" w:hAnsi="Times New Roman"/>
               </w:rPr>
@@ -11903,7 +11914,7 @@
           </w:tcPr>
           <w:p>
             <w:pPr>
-              <w:pStyle w:val="af7"/>
+              <w:pStyle w:val="affc"/>
               <w:wordWrap/>
               <w:spacing w:line="300" w:lineRule="auto"/>
               <w:rPr>
@@ -11949,7 +11960,7 @@
           </w:tcPr>
           <w:p>
             <w:pPr>
-              <w:pStyle w:val="af7"/>
+              <w:pStyle w:val="affc"/>
               <w:wordWrap/>
               <w:spacing w:line="300" w:lineRule="auto"/>
             </w:pPr>
@@ -11974,7 +11985,7 @@
           </w:tcPr>
           <w:p>
             <w:pPr>
-              <w:pStyle w:val="aff4"/>
+              <w:pStyle w:val="afff9"/>
               <w:rPr>
                 <w:rFonts w:ascii="Times New Roman" w:hAnsi="Times New Roman"/>
               </w:rPr>
@@ -12011,7 +12022,7 @@
           </w:tcPr>
           <w:p>
             <w:pPr>
-              <w:pStyle w:val="af7"/>
+              <w:pStyle w:val="affc"/>
               <w:wordWrap/>
               <w:spacing w:line="300" w:lineRule="auto"/>
               <w:rPr>
@@ -12057,7 +12068,7 @@
           </w:tcPr>
           <w:p>
             <w:pPr>
-              <w:pStyle w:val="af7"/>
+              <w:pStyle w:val="affc"/>
               <w:wordWrap/>
               <w:spacing w:line="300" w:lineRule="auto"/>
             </w:pPr>
@@ -12082,7 +12093,7 @@
           </w:tcPr>
           <w:p>
             <w:pPr>
-              <w:pStyle w:val="aff4"/>
+              <w:pStyle w:val="afff9"/>
               <w:rPr>
                 <w:rFonts w:ascii="Times New Roman" w:hAnsi="Times New Roman"/>
               </w:rPr>
@@ -12119,7 +12130,7 @@
           </w:tcPr>
           <w:p>
             <w:pPr>
-              <w:pStyle w:val="af7"/>
+              <w:pStyle w:val="affc"/>
               <w:wordWrap/>
               <w:spacing w:line="300" w:lineRule="auto"/>
               <w:rPr>
@@ -12165,7 +12176,7 @@
           </w:tcPr>
           <w:p>
             <w:pPr>
-              <w:pStyle w:val="af7"/>
+              <w:pStyle w:val="affc"/>
               <w:wordWrap/>
               <w:spacing w:line="300" w:lineRule="auto"/>
             </w:pPr>
@@ -12190,7 +12201,7 @@
           </w:tcPr>
           <w:p>
             <w:pPr>
-              <w:pStyle w:val="aff4"/>
+              <w:pStyle w:val="afff9"/>
               <w:rPr>
                 <w:rFonts w:ascii="Times New Roman" w:hAnsi="Times New Roman"/>
               </w:rPr>
@@ -12222,7 +12233,7 @@
           </w:tcPr>
           <w:p>
             <w:pPr>
-              <w:pStyle w:val="af7"/>
+              <w:pStyle w:val="affc"/>
               <w:wordWrap/>
               <w:spacing w:line="300" w:lineRule="auto"/>
               <w:rPr>
@@ -12268,7 +12279,7 @@
           </w:tcPr>
           <w:p>
             <w:pPr>
-              <w:pStyle w:val="af7"/>
+              <w:pStyle w:val="affc"/>
               <w:wordWrap/>
               <w:spacing w:line="300" w:lineRule="auto"/>
             </w:pPr>
@@ -12293,7 +12304,7 @@
           </w:tcPr>
           <w:p>
             <w:pPr>
-              <w:pStyle w:val="aff4"/>
+              <w:pStyle w:val="afff9"/>
               <w:rPr>
                 <w:rFonts w:ascii="Times New Roman" w:hAnsi="Times New Roman"/>
               </w:rPr>
@@ -12324,7 +12335,7 @@
           </w:tcPr>
           <w:p>
             <w:pPr>
-              <w:pStyle w:val="af7"/>
+              <w:pStyle w:val="affc"/>
               <w:wordWrap/>
               <w:spacing w:line="300" w:lineRule="auto"/>
               <w:rPr>
@@ -12370,7 +12381,7 @@
           </w:tcPr>
           <w:p>
             <w:pPr>
-              <w:pStyle w:val="af7"/>
+              <w:pStyle w:val="affc"/>
               <w:wordWrap/>
               <w:spacing w:line="300" w:lineRule="auto"/>
             </w:pPr>
@@ -12395,7 +12406,7 @@
           </w:tcPr>
           <w:p>
             <w:pPr>
-              <w:pStyle w:val="aff4"/>
+              <w:pStyle w:val="afff9"/>
               <w:rPr>
                 <w:rFonts w:ascii="Times New Roman" w:hAnsi="Times New Roman"/>
               </w:rPr>
@@ -12433,7 +12444,7 @@
           </w:tcPr>
           <w:p>
             <w:pPr>
-              <w:pStyle w:val="af7"/>
+              <w:pStyle w:val="affc"/>
               <w:wordWrap/>
               <w:spacing w:line="300" w:lineRule="auto"/>
               <w:rPr>
@@ -12479,7 +12490,7 @@
           </w:tcPr>
           <w:p>
             <w:pPr>
-              <w:pStyle w:val="af7"/>
+              <w:pStyle w:val="affc"/>
               <w:wordWrap/>
               <w:spacing w:line="300" w:lineRule="auto"/>
             </w:pPr>
@@ -12504,7 +12515,7 @@
           </w:tcPr>
           <w:p>
             <w:pPr>
-              <w:pStyle w:val="aff4"/>
+              <w:pStyle w:val="afff9"/>
               <w:rPr>
                 <w:rFonts w:ascii="Times New Roman" w:hAnsi="Times New Roman"/>
               </w:rPr>
@@ -12541,7 +12552,7 @@
           </w:tcPr>
           <w:p>
             <w:pPr>
-              <w:pStyle w:val="af7"/>
+              <w:pStyle w:val="affc"/>
               <w:wordWrap/>
               <w:spacing w:line="300" w:lineRule="auto"/>
               <w:rPr>
@@ -12587,7 +12598,7 @@
           </w:tcPr>
           <w:p>
             <w:pPr>
-              <w:pStyle w:val="af7"/>
+              <w:pStyle w:val="affc"/>
               <w:wordWrap/>
               <w:spacing w:line="300" w:lineRule="auto"/>
             </w:pPr>
@@ -12612,7 +12623,7 @@
           </w:tcPr>
           <w:p>
             <w:pPr>
-              <w:pStyle w:val="aff4"/>
+              <w:pStyle w:val="afff9"/>
               <w:rPr>
                 <w:rFonts w:ascii="Times New Roman" w:hAnsi="Times New Roman"/>
               </w:rPr>
@@ -12643,7 +12654,7 @@
           </w:tcPr>
           <w:p>
             <w:pPr>
-              <w:pStyle w:val="af7"/>
+              <w:pStyle w:val="affc"/>
               <w:wordWrap/>
               <w:spacing w:line="300" w:lineRule="auto"/>
               <w:rPr>
@@ -12689,7 +12700,7 @@
           </w:tcPr>
           <w:p>
             <w:pPr>
-              <w:pStyle w:val="af7"/>
+              <w:pStyle w:val="affc"/>
               <w:wordWrap/>
               <w:spacing w:line="300" w:lineRule="auto"/>
             </w:pPr>
@@ -12714,7 +12725,7 @@
           </w:tcPr>
           <w:p>
             <w:pPr>
-              <w:pStyle w:val="aff4"/>
+              <w:pStyle w:val="afff9"/>
               <w:rPr>
                 <w:rFonts w:ascii="Times New Roman" w:hAnsi="Times New Roman"/>
               </w:rPr>
@@ -12745,7 +12756,7 @@
           </w:tcPr>
           <w:p>
             <w:pPr>
-              <w:pStyle w:val="af7"/>
+              <w:pStyle w:val="affc"/>
               <w:wordWrap/>
               <w:spacing w:line="300" w:lineRule="auto"/>
               <w:rPr>
@@ -12791,7 +12802,7 @@
           </w:tcPr>
           <w:p>
             <w:pPr>
-              <w:pStyle w:val="af7"/>
+              <w:pStyle w:val="affc"/>
               <w:wordWrap/>
               <w:spacing w:line="300" w:lineRule="auto"/>
             </w:pPr>
@@ -12816,7 +12827,7 @@
           </w:tcPr>
           <w:p>
             <w:pPr>
-              <w:pStyle w:val="aff4"/>
+              <w:pStyle w:val="afff9"/>
               <w:rPr>
                 <w:rFonts w:ascii="Times New Roman" w:hAnsi="Times New Roman"/>
               </w:rPr>
@@ -12854,7 +12865,7 @@
           </w:tcPr>
           <w:p>
             <w:pPr>
-              <w:pStyle w:val="af7"/>
+              <w:pStyle w:val="affc"/>
               <w:wordWrap/>
               <w:spacing w:line="300" w:lineRule="auto"/>
               <w:rPr>
@@ -12900,7 +12911,7 @@
           </w:tcPr>
           <w:p>
             <w:pPr>
-              <w:pStyle w:val="af7"/>
+              <w:pStyle w:val="affc"/>
               <w:wordWrap/>
               <w:spacing w:line="300" w:lineRule="auto"/>
             </w:pPr>
@@ -12925,7 +12936,7 @@
           </w:tcPr>
           <w:p>
             <w:pPr>
-              <w:pStyle w:val="aff4"/>
+              <w:pStyle w:val="afff9"/>
               <w:rPr>
                 <w:rFonts w:ascii="Times New Roman" w:hAnsi="Times New Roman"/>
               </w:rPr>
@@ -12962,7 +12973,7 @@
           </w:tcPr>
           <w:p>
             <w:pPr>
-              <w:pStyle w:val="af7"/>
+              <w:pStyle w:val="affc"/>
               <w:wordWrap/>
               <w:spacing w:line="300" w:lineRule="auto"/>
               <w:rPr>
@@ -13008,7 +13019,7 @@
           </w:tcPr>
           <w:p>
             <w:pPr>
-              <w:pStyle w:val="af7"/>
+              <w:pStyle w:val="affc"/>
               <w:wordWrap/>
               <w:spacing w:line="300" w:lineRule="auto"/>
             </w:pPr>
@@ -13033,7 +13044,7 @@
           </w:tcPr>
           <w:p>
             <w:pPr>
-              <w:pStyle w:val="aff4"/>
+              <w:pStyle w:val="afff9"/>
               <w:rPr>
                 <w:rFonts w:ascii="Times New Roman" w:hAnsi="Times New Roman"/>
               </w:rPr>
@@ -13077,7 +13088,7 @@
           </w:tcPr>
           <w:p>
             <w:pPr>
-              <w:pStyle w:val="af7"/>
+              <w:pStyle w:val="affc"/>
               <w:wordWrap/>
               <w:spacing w:line="300" w:lineRule="auto"/>
               <w:rPr>
@@ -13123,7 +13134,7 @@
           </w:tcPr>
           <w:p>
             <w:pPr>
-              <w:pStyle w:val="af7"/>
+              <w:pStyle w:val="affc"/>
               <w:wordWrap/>
               <w:spacing w:line="300" w:lineRule="auto"/>
             </w:pPr>
@@ -13148,7 +13159,7 @@
           </w:tcPr>
           <w:p>
             <w:pPr>
-              <w:pStyle w:val="aff4"/>
+              <w:pStyle w:val="afff9"/>
               <w:rPr>
                 <w:rFonts w:ascii="Times New Roman" w:hAnsi="Times New Roman"/>
               </w:rPr>
@@ -13179,7 +13190,7 @@
           </w:tcPr>
           <w:p>
             <w:pPr>
-              <w:pStyle w:val="af7"/>
+              <w:pStyle w:val="affc"/>
               <w:wordWrap/>
               <w:spacing w:line="300" w:lineRule="auto"/>
               <w:rPr>
@@ -13225,7 +13236,7 @@
           </w:tcPr>
           <w:p>
             <w:pPr>
-              <w:pStyle w:val="af7"/>
+              <w:pStyle w:val="affc"/>
               <w:wordWrap/>
               <w:spacing w:line="300" w:lineRule="auto"/>
             </w:pPr>
@@ -13250,7 +13261,7 @@
           </w:tcPr>
           <w:p>
             <w:pPr>
-              <w:pStyle w:val="aff4"/>
+              <w:pStyle w:val="afff9"/>
               <w:rPr>
                 <w:rFonts w:ascii="Times New Roman" w:hAnsi="Times New Roman"/>
               </w:rPr>
@@ -13281,7 +13292,7 @@
           </w:tcPr>
           <w:p>
             <w:pPr>
-              <w:pStyle w:val="af7"/>
+              <w:pStyle w:val="affc"/>
               <w:wordWrap/>
               <w:spacing w:line="300" w:lineRule="auto"/>
               <w:rPr>
@@ -13327,7 +13338,7 @@
           </w:tcPr>
           <w:p>
             <w:pPr>
-              <w:pStyle w:val="af7"/>
+              <w:pStyle w:val="affc"/>
               <w:wordWrap/>
               <w:spacing w:line="300" w:lineRule="auto"/>
             </w:pPr>
@@ -13352,7 +13363,7 @@
           </w:tcPr>
           <w:p>
             <w:pPr>
-              <w:pStyle w:val="aff4"/>
+              <w:pStyle w:val="afff9"/>
               <w:rPr>
                 <w:rFonts w:ascii="Times New Roman" w:hAnsi="Times New Roman"/>
               </w:rPr>
@@ -13383,7 +13394,7 @@
           </w:tcPr>
           <w:p>
             <w:pPr>
-              <w:pStyle w:val="af7"/>
+              <w:pStyle w:val="affc"/>
               <w:wordWrap/>
               <w:spacing w:line="300" w:lineRule="auto"/>
               <w:rPr>
@@ -13429,7 +13440,7 @@
           </w:tcPr>
           <w:p>
             <w:pPr>
-              <w:pStyle w:val="af7"/>
+              <w:pStyle w:val="affc"/>
               <w:wordWrap/>
               <w:spacing w:line="300" w:lineRule="auto"/>
             </w:pPr>
@@ -13463,7 +13474,7 @@
           </w:tcPr>
           <w:p>
             <w:pPr>
-              <w:pStyle w:val="aff4"/>
+              <w:pStyle w:val="afff9"/>
               <w:rPr>
                 <w:rFonts w:ascii="Times New Roman" w:hAnsi="Times New Roman"/>
               </w:rPr>
@@ -13495,7 +13506,7 @@
           </w:tcPr>
           <w:p>
             <w:pPr>
-              <w:pStyle w:val="af7"/>
+              <w:pStyle w:val="affc"/>
               <w:wordWrap/>
               <w:spacing w:line="300" w:lineRule="auto"/>
               <w:rPr>
@@ -13541,7 +13552,7 @@
           </w:tcPr>
           <w:p>
             <w:pPr>
-              <w:pStyle w:val="af7"/>
+              <w:pStyle w:val="affc"/>
               <w:wordWrap/>
               <w:spacing w:line="300" w:lineRule="auto"/>
             </w:pPr>
@@ -13566,7 +13577,7 @@
           </w:tcPr>
           <w:p>
             <w:pPr>
-              <w:pStyle w:val="aff4"/>
+              <w:pStyle w:val="afff9"/>
               <w:rPr>
                 <w:rFonts w:ascii="Times New Roman" w:hAnsi="Times New Roman"/>
               </w:rPr>
@@ -13597,7 +13608,7 @@
           </w:tcPr>
           <w:p>
             <w:pPr>
-              <w:pStyle w:val="af7"/>
+              <w:pStyle w:val="affc"/>
               <w:wordWrap/>
               <w:spacing w:line="300" w:lineRule="auto"/>
               <w:rPr>
@@ -13643,7 +13654,7 @@
           </w:tcPr>
           <w:p>
             <w:pPr>
-              <w:pStyle w:val="af7"/>
+              <w:pStyle w:val="affc"/>
               <w:wordWrap/>
               <w:spacing w:line="300" w:lineRule="auto"/>
             </w:pPr>
@@ -13668,7 +13679,7 @@
           </w:tcPr>
           <w:p>
             <w:pPr>
-              <w:pStyle w:val="aff4"/>
+              <w:pStyle w:val="afff9"/>
               <w:rPr>
                 <w:rFonts w:ascii="Times New Roman" w:hAnsi="Times New Roman"/>
               </w:rPr>
@@ -13700,7 +13711,7 @@
           </w:tcPr>
           <w:p>
             <w:pPr>
-              <w:pStyle w:val="af7"/>
+              <w:pStyle w:val="affc"/>
               <w:wordWrap/>
               <w:spacing w:line="300" w:lineRule="auto"/>
               <w:rPr>
@@ -13746,7 +13757,7 @@
           </w:tcPr>
           <w:p>
             <w:pPr>
-              <w:pStyle w:val="af7"/>
+              <w:pStyle w:val="affc"/>
               <w:wordWrap/>
               <w:spacing w:line="300" w:lineRule="auto"/>
             </w:pPr>
@@ -13771,7 +13782,7 @@
           </w:tcPr>
           <w:p>
             <w:pPr>
-              <w:pStyle w:val="aff4"/>
+              <w:pStyle w:val="afff9"/>
               <w:rPr>
                 <w:rFonts w:ascii="Times New Roman" w:hAnsi="Times New Roman"/>
               </w:rPr>
@@ -13814,7 +13825,7 @@
           </w:tcPr>
           <w:p>
             <w:pPr>
-              <w:pStyle w:val="af7"/>
+              <w:pStyle w:val="affc"/>
               <w:wordWrap/>
               <w:spacing w:line="300" w:lineRule="auto"/>
               <w:rPr>
@@ -13860,7 +13871,7 @@
           </w:tcPr>
           <w:p>
             <w:pPr>
-              <w:pStyle w:val="af7"/>
+              <w:pStyle w:val="affc"/>
               <w:wordWrap/>
               <w:spacing w:line="300" w:lineRule="auto"/>
             </w:pPr>
@@ -13885,7 +13896,7 @@
           </w:tcPr>
           <w:p>
             <w:pPr>
-              <w:pStyle w:val="aff4"/>
+              <w:pStyle w:val="afff9"/>
               <w:rPr>
                 <w:rFonts w:ascii="Times New Roman" w:hAnsi="Times New Roman"/>
               </w:rPr>
@@ -13922,7 +13933,7 @@
           </w:tcPr>
           <w:p>
             <w:pPr>
-              <w:pStyle w:val="af7"/>
+              <w:pStyle w:val="affc"/>
               <w:wordWrap/>
               <w:spacing w:line="300" w:lineRule="auto"/>
               <w:rPr>
@@ -13968,7 +13979,7 @@
           </w:tcPr>
           <w:p>
             <w:pPr>
-              <w:pStyle w:val="af7"/>
+              <w:pStyle w:val="affc"/>
               <w:wordWrap/>
               <w:spacing w:line="300" w:lineRule="auto"/>
             </w:pPr>
@@ -13993,7 +14004,7 @@
           </w:tcPr>
           <w:p>
             <w:pPr>
-              <w:pStyle w:val="aff4"/>
+              <w:pStyle w:val="afff9"/>
               <w:rPr>
                 <w:rFonts w:ascii="Times New Roman" w:hAnsi="Times New Roman"/>
               </w:rPr>
@@ -14024,7 +14035,7 @@
           </w:tcPr>
           <w:p>
             <w:pPr>
-              <w:pStyle w:val="af7"/>
+              <w:pStyle w:val="affc"/>
               <w:wordWrap/>
               <w:spacing w:line="300" w:lineRule="auto"/>
               <w:rPr>
@@ -14070,7 +14081,7 @@
           </w:tcPr>
           <w:p>
             <w:pPr>
-              <w:pStyle w:val="af7"/>
+              <w:pStyle w:val="affc"/>
               <w:wordWrap/>
               <w:spacing w:line="300" w:lineRule="auto"/>
             </w:pPr>
@@ -14095,7 +14106,7 @@
           </w:tcPr>
           <w:p>
             <w:pPr>
-              <w:pStyle w:val="aff4"/>
+              <w:pStyle w:val="afff9"/>
               <w:rPr>
                 <w:rFonts w:ascii="Times New Roman" w:hAnsi="Times New Roman"/>
               </w:rPr>
@@ -14133,7 +14144,7 @@
           </w:tcPr>
           <w:p>
             <w:pPr>
-              <w:pStyle w:val="af7"/>
+              <w:pStyle w:val="affc"/>
               <w:wordWrap/>
               <w:spacing w:line="300" w:lineRule="auto"/>
               <w:rPr>
@@ -14179,7 +14190,7 @@
           </w:tcPr>
           <w:p>
             <w:pPr>
-              <w:pStyle w:val="af7"/>
+              <w:pStyle w:val="affc"/>
               <w:wordWrap/>
               <w:spacing w:line="300" w:lineRule="auto"/>
             </w:pPr>
@@ -14204,7 +14215,7 @@
           </w:tcPr>
           <w:p>
             <w:pPr>
-              <w:pStyle w:val="aff4"/>
+              <w:pStyle w:val="afff9"/>
               <w:rPr>
                 <w:rFonts w:ascii="Times New Roman" w:hAnsi="Times New Roman"/>
               </w:rPr>
@@ -14241,7 +14252,7 @@
           </w:tcPr>
           <w:p>
             <w:pPr>
-              <w:pStyle w:val="af7"/>
+              <w:pStyle w:val="affc"/>
               <w:wordWrap/>
               <w:spacing w:line="300" w:lineRule="auto"/>
               <w:rPr>
@@ -14287,7 +14298,7 @@
           </w:tcPr>
           <w:p>
             <w:pPr>
-              <w:pStyle w:val="af7"/>
+              <w:pStyle w:val="affc"/>
               <w:wordWrap/>
               <w:spacing w:line="300" w:lineRule="auto"/>
             </w:pPr>
@@ -14312,7 +14323,7 @@
           </w:tcPr>
           <w:p>
             <w:pPr>
-              <w:pStyle w:val="aff4"/>
+              <w:pStyle w:val="afff9"/>
               <w:rPr>
                 <w:rFonts w:ascii="Times New Roman" w:hAnsi="Times New Roman"/>
               </w:rPr>
@@ -14350,7 +14361,7 @@
           </w:tcPr>
           <w:p>
             <w:pPr>
-              <w:pStyle w:val="af7"/>
+              <w:pStyle w:val="affc"/>
               <w:wordWrap/>
               <w:spacing w:line="300" w:lineRule="auto"/>
               <w:rPr>
@@ -14396,7 +14407,7 @@
           </w:tcPr>
           <w:p>
             <w:pPr>
-              <w:pStyle w:val="af7"/>
+              <w:pStyle w:val="affc"/>
               <w:wordWrap/>
               <w:spacing w:line="300" w:lineRule="auto"/>
             </w:pPr>
@@ -14421,7 +14432,7 @@
           </w:tcPr>
           <w:p>
             <w:pPr>
-              <w:pStyle w:val="aff4"/>
+              <w:pStyle w:val="afff9"/>
               <w:rPr>
                 <w:rFonts w:ascii="Times New Roman" w:hAnsi="Times New Roman"/>
               </w:rPr>
@@ -14458,7 +14469,7 @@
           </w:tcPr>
           <w:p>
             <w:pPr>
-              <w:pStyle w:val="af7"/>
+              <w:pStyle w:val="affc"/>
               <w:wordWrap/>
               <w:spacing w:line="300" w:lineRule="auto"/>
               <w:rPr>
@@ -14504,7 +14515,7 @@
           </w:tcPr>
           <w:p>
             <w:pPr>
-              <w:pStyle w:val="af7"/>
+              <w:pStyle w:val="affc"/>
               <w:wordWrap/>
               <w:spacing w:line="300" w:lineRule="auto"/>
             </w:pPr>
@@ -14529,7 +14540,7 @@
           </w:tcPr>
           <w:p>
             <w:pPr>
-              <w:pStyle w:val="aff4"/>
+              <w:pStyle w:val="afff9"/>
               <w:rPr>
                 <w:rFonts w:ascii="Times New Roman" w:hAnsi="Times New Roman"/>
               </w:rPr>
@@ -14566,7 +14577,7 @@
           </w:tcPr>
           <w:p>
             <w:pPr>
-              <w:pStyle w:val="af7"/>
+              <w:pStyle w:val="affc"/>
               <w:wordWrap/>
               <w:spacing w:line="300" w:lineRule="auto"/>
               <w:rPr>
@@ -14612,7 +14623,7 @@
           </w:tcPr>
           <w:p>
             <w:pPr>
-              <w:pStyle w:val="af7"/>
+              <w:pStyle w:val="affc"/>
               <w:wordWrap/>
               <w:spacing w:line="300" w:lineRule="auto"/>
             </w:pPr>
@@ -14637,7 +14648,7 @@
           </w:tcPr>
           <w:p>
             <w:pPr>
-              <w:pStyle w:val="aff4"/>
+              <w:pStyle w:val="afff9"/>
               <w:rPr>
                 <w:rFonts w:ascii="Times New Roman" w:hAnsi="Times New Roman"/>
               </w:rPr>
@@ -14680,7 +14691,7 @@
           </w:tcPr>
           <w:p>
             <w:pPr>
-              <w:pStyle w:val="af7"/>
+              <w:pStyle w:val="affc"/>
               <w:wordWrap/>
               <w:spacing w:line="300" w:lineRule="auto"/>
               <w:rPr>
@@ -14726,7 +14737,7 @@
           </w:tcPr>
           <w:p>
             <w:pPr>
-              <w:pStyle w:val="af7"/>
+              <w:pStyle w:val="affc"/>
               <w:wordWrap/>
               <w:spacing w:line="300" w:lineRule="auto"/>
             </w:pPr>
@@ -14751,7 +14762,7 @@
           </w:tcPr>
           <w:p>
             <w:pPr>
-              <w:pStyle w:val="aff4"/>
+              <w:pStyle w:val="afff9"/>
               <w:rPr>
                 <w:rFonts w:ascii="Times New Roman" w:hAnsi="Times New Roman"/>
               </w:rPr>
@@ -14807,7 +14818,7 @@
           </w:tcPr>
           <w:p>
             <w:pPr>
-              <w:pStyle w:val="af7"/>
+              <w:pStyle w:val="affc"/>
               <w:wordWrap/>
               <w:spacing w:line="300" w:lineRule="auto"/>
               <w:rPr>
@@ -14853,7 +14864,7 @@
           </w:tcPr>
           <w:p>
             <w:pPr>
-              <w:pStyle w:val="af7"/>
+              <w:pStyle w:val="affc"/>
               <w:wordWrap/>
               <w:spacing w:line="300" w:lineRule="auto"/>
             </w:pPr>
@@ -14878,7 +14889,7 @@
           </w:tcPr>
           <w:p>
             <w:pPr>
-              <w:pStyle w:val="aff4"/>
+              <w:pStyle w:val="afff9"/>
               <w:rPr>
                 <w:rFonts w:ascii="Times New Roman" w:hAnsi="Times New Roman"/>
               </w:rPr>
@@ -14909,7 +14920,7 @@
           </w:tcPr>
           <w:p>
             <w:pPr>
-              <w:pStyle w:val="af7"/>
+              <w:pStyle w:val="affc"/>
               <w:wordWrap/>
               <w:spacing w:line="300" w:lineRule="auto"/>
               <w:rPr>
@@ -14955,7 +14966,7 @@
           </w:tcPr>
           <w:p>
             <w:pPr>
-              <w:pStyle w:val="af7"/>
+              <w:pStyle w:val="affc"/>
               <w:wordWrap/>
               <w:spacing w:line="300" w:lineRule="auto"/>
             </w:pPr>
@@ -14980,7 +14991,7 @@
           </w:tcPr>
           <w:p>
             <w:pPr>
-              <w:pStyle w:val="aff4"/>
+              <w:pStyle w:val="afff9"/>
               <w:rPr>
                 <w:rFonts w:ascii="Times New Roman" w:hAnsi="Times New Roman"/>
               </w:rPr>
@@ -15018,7 +15029,7 @@
           </w:tcPr>
           <w:p>
             <w:pPr>
-              <w:pStyle w:val="af7"/>
+              <w:pStyle w:val="affc"/>
               <w:wordWrap/>
               <w:spacing w:line="300" w:lineRule="auto"/>
               <w:rPr>
@@ -15064,7 +15075,7 @@
           </w:tcPr>
           <w:p>
             <w:pPr>
-              <w:pStyle w:val="af7"/>
+              <w:pStyle w:val="affc"/>
               <w:wordWrap/>
               <w:spacing w:line="300" w:lineRule="auto"/>
             </w:pPr>
@@ -15089,7 +15100,7 @@
           </w:tcPr>
           <w:p>
             <w:pPr>
-              <w:pStyle w:val="aff4"/>
+              <w:pStyle w:val="afff9"/>
               <w:rPr>
                 <w:rFonts w:ascii="Times New Roman" w:hAnsi="Times New Roman"/>
               </w:rPr>
@@ -15120,7 +15131,7 @@
           </w:tcPr>
           <w:p>
             <w:pPr>
-              <w:pStyle w:val="af7"/>
+              <w:pStyle w:val="affc"/>
               <w:wordWrap/>
               <w:spacing w:line="300" w:lineRule="auto"/>
               <w:rPr>
@@ -15166,7 +15177,7 @@
           </w:tcPr>
           <w:p>
             <w:pPr>
-              <w:pStyle w:val="af7"/>
+              <w:pStyle w:val="affc"/>
               <w:wordWrap/>
               <w:spacing w:line="300" w:lineRule="auto"/>
             </w:pPr>
@@ -15191,7 +15202,7 @@
           </w:tcPr>
           <w:p>
             <w:pPr>
-              <w:pStyle w:val="aff4"/>
+              <w:pStyle w:val="afff9"/>
               <w:rPr>
                 <w:rFonts w:ascii="Times New Roman" w:hAnsi="Times New Roman"/>
               </w:rPr>
@@ -15228,7 +15239,7 @@
           </w:tcPr>
           <w:p>
             <w:pPr>
-              <w:pStyle w:val="af7"/>
+              <w:pStyle w:val="affc"/>
               <w:wordWrap/>
               <w:spacing w:line="300" w:lineRule="auto"/>
               <w:rPr>
@@ -15274,7 +15285,7 @@
           </w:tcPr>
           <w:p>
             <w:pPr>
-              <w:pStyle w:val="af7"/>
+              <w:pStyle w:val="affc"/>
               <w:wordWrap/>
               <w:spacing w:line="300" w:lineRule="auto"/>
             </w:pPr>
@@ -15299,7 +15310,7 @@
           </w:tcPr>
           <w:p>
             <w:pPr>
-              <w:pStyle w:val="aff4"/>
+              <w:pStyle w:val="afff9"/>
               <w:rPr>
                 <w:rFonts w:ascii="Times New Roman" w:hAnsi="Times New Roman"/>
               </w:rPr>
@@ -15360,7 +15371,7 @@
           </w:tcPr>
           <w:p>
             <w:pPr>
-              <w:pStyle w:val="af7"/>
+              <w:pStyle w:val="affc"/>
               <w:wordWrap/>
               <w:spacing w:line="300" w:lineRule="auto"/>
               <w:rPr>
@@ -15406,7 +15417,7 @@
           </w:tcPr>
           <w:p>
             <w:pPr>
-              <w:pStyle w:val="af7"/>
+              <w:pStyle w:val="affc"/>
               <w:wordWrap/>
               <w:spacing w:line="300" w:lineRule="auto"/>
             </w:pPr>
@@ -15431,7 +15442,7 @@
           </w:tcPr>
           <w:p>
             <w:pPr>
-              <w:pStyle w:val="aff4"/>
+              <w:pStyle w:val="afff9"/>
               <w:rPr>
                 <w:rFonts w:ascii="Times New Roman" w:hAnsi="Times New Roman"/>
               </w:rPr>
@@ -15493,7 +15504,7 @@
           </w:tcPr>
           <w:p>
             <w:pPr>
-              <w:pStyle w:val="af7"/>
+              <w:pStyle w:val="affc"/>
               <w:wordWrap/>
               <w:spacing w:line="300" w:lineRule="auto"/>
               <w:rPr>
@@ -15539,7 +15550,7 @@
           </w:tcPr>
           <w:p>
             <w:pPr>
-              <w:pStyle w:val="af7"/>
+              <w:pStyle w:val="affc"/>
               <w:wordWrap/>
               <w:spacing w:line="300" w:lineRule="auto"/>
             </w:pPr>
@@ -15564,7 +15575,7 @@
           </w:tcPr>
           <w:p>
             <w:pPr>
-              <w:pStyle w:val="aff4"/>
+              <w:pStyle w:val="afff9"/>
               <w:rPr>
                 <w:rFonts w:ascii="Times New Roman" w:hAnsi="Times New Roman"/>
               </w:rPr>
@@ -15607,7 +15618,7 @@
           </w:tcPr>
           <w:p>
             <w:pPr>
-              <w:pStyle w:val="af7"/>
+              <w:pStyle w:val="affc"/>
               <w:wordWrap/>
               <w:spacing w:line="300" w:lineRule="auto"/>
               <w:rPr>
@@ -15653,7 +15664,7 @@
           </w:tcPr>
           <w:p>
             <w:pPr>
-              <w:pStyle w:val="af7"/>
+              <w:pStyle w:val="affc"/>
               <w:wordWrap/>
               <w:spacing w:line="300" w:lineRule="auto"/>
             </w:pPr>
@@ -15678,7 +15689,7 @@
           </w:tcPr>
           <w:p>
             <w:pPr>
-              <w:pStyle w:val="aff4"/>
+              <w:pStyle w:val="afff9"/>
               <w:rPr>
                 <w:rFonts w:ascii="Times New Roman" w:hAnsi="Times New Roman"/>
               </w:rPr>
@@ -15721,7 +15732,7 @@
           </w:tcPr>
           <w:p>
             <w:pPr>
-              <w:pStyle w:val="af7"/>
+              <w:pStyle w:val="affc"/>
               <w:wordWrap/>
               <w:spacing w:line="300" w:lineRule="auto"/>
               <w:rPr>
@@ -15767,7 +15778,7 @@
           </w:tcPr>
           <w:p>
             <w:pPr>
-              <w:pStyle w:val="af7"/>
+              <w:pStyle w:val="affc"/>
               <w:wordWrap/>
               <w:spacing w:line="300" w:lineRule="auto"/>
             </w:pPr>
@@ -15792,7 +15803,7 @@
           </w:tcPr>
           <w:p>
             <w:pPr>
-              <w:pStyle w:val="aff4"/>
+              <w:pStyle w:val="afff9"/>
               <w:rPr>
                 <w:rFonts w:ascii="Times New Roman" w:hAnsi="Times New Roman"/>
               </w:rPr>
@@ -15823,7 +15834,7 @@
           </w:tcPr>
           <w:p>
             <w:pPr>
-              <w:pStyle w:val="af7"/>
+              <w:pStyle w:val="affc"/>
               <w:wordWrap/>
               <w:spacing w:line="300" w:lineRule="auto"/>
               <w:rPr>
@@ -15847,7 +15858,7 @@
     </w:tbl>
     <w:p>
       <w:pPr>
-        <w:pStyle w:val="14"/>
+        <w:pStyle w:val="16"/>
       </w:pPr>
       <w:r>
         <w:rPr>
@@ -15891,23 +15902,22 @@
     </w:p>
     <w:p>
       <w:pPr>
-        <w:pStyle w:val="11"/>
+        <w:pStyle w:val="13"/>
         <w:numPr>
           <w:ilvl w:val="0"/>
           <w:numId w:val="1"/>
         </w:numPr>
       </w:pPr>
-      <w:bookmarkStart w:id="9" w:name="_Toc11859774"/>
-      <w:bookmarkStart w:id="10" w:name="_Toc15464559"/>
-      <w:bookmarkStart w:id="11" w:name="_Toc15461946"/>
-      <w:bookmarkStart w:id="12" w:name="_Toc171498340"/>
+      <w:bookmarkStart w:id="10" w:name="_Toc11859774"/>
+      <w:bookmarkStart w:id="11" w:name="_Toc15464559"/>
+      <w:bookmarkStart w:id="12" w:name="_Toc15461946"/>
+      <w:bookmarkStart w:id="13" w:name="_Toc171498340"/>
       <w:r>
         <w:rPr>
           <w:rFonts w:hint="eastAsia"/>
         </w:rPr>
         <w:t>项目信息</w:t>
       </w:r>
-      <w:bookmarkEnd w:id="5"/>
       <w:bookmarkEnd w:id="6"/>
       <w:bookmarkEnd w:id="7"/>
       <w:bookmarkEnd w:id="8"/>
@@ -15915,26 +15925,26 @@
       <w:bookmarkEnd w:id="10"/>
       <w:bookmarkEnd w:id="11"/>
       <w:bookmarkEnd w:id="12"/>
+      <w:bookmarkEnd w:id="13"/>
     </w:p>
     <w:p>
       <w:pPr>
         <w:pStyle w:val="2"/>
       </w:pPr>
-      <w:bookmarkStart w:id="13" w:name="_Toc15464560"/>
-      <w:bookmarkStart w:id="14" w:name="_Toc11859775"/>
-      <w:bookmarkStart w:id="15" w:name="_Toc265848427"/>
-      <w:bookmarkStart w:id="16" w:name="_Toc394569377"/>
-      <w:bookmarkStart w:id="17" w:name="_Toc280310873"/>
-      <w:bookmarkStart w:id="18" w:name="_Toc15461947"/>
-      <w:bookmarkStart w:id="19" w:name="_Toc251332381"/>
-      <w:bookmarkStart w:id="20" w:name="_Toc171498341"/>
+      <w:bookmarkStart w:id="14" w:name="_Toc15464560"/>
+      <w:bookmarkStart w:id="15" w:name="_Toc11859775"/>
+      <w:bookmarkStart w:id="16" w:name="_Toc265848427"/>
+      <w:bookmarkStart w:id="17" w:name="_Toc394569377"/>
+      <w:bookmarkStart w:id="18" w:name="_Toc280310873"/>
+      <w:bookmarkStart w:id="19" w:name="_Toc15461947"/>
+      <w:bookmarkStart w:id="20" w:name="_Toc251332381"/>
+      <w:bookmarkStart w:id="21" w:name="_Toc171498341"/>
       <w:r>
         <w:rPr>
           <w:rFonts w:hint="eastAsia"/>
         </w:rPr>
         <w:t>委托单位信息</w:t>
       </w:r>
-      <w:bookmarkEnd w:id="13"/>
       <w:bookmarkEnd w:id="14"/>
       <w:bookmarkEnd w:id="15"/>
       <w:bookmarkEnd w:id="16"/>
@@ -15942,6 +15952,7 @@
       <w:bookmarkEnd w:id="18"/>
       <w:bookmarkEnd w:id="19"/>
       <w:bookmarkEnd w:id="20"/>
+      <w:bookmarkEnd w:id="21"/>
     </w:p>
     <w:tbl>
       <w:tblPr>
@@ -15978,13 +15989,13 @@
             <w:pPr>
               <w:pStyle w:val="-1"/>
             </w:pPr>
-            <w:bookmarkStart w:id="21" w:name="_Toc43189981"/>
-            <w:bookmarkStart w:id="22" w:name="_Toc38362871"/>
-            <w:bookmarkStart w:id="23" w:name="_Toc43112380"/>
-            <w:bookmarkStart w:id="24" w:name="_Toc41287614"/>
-            <w:bookmarkStart w:id="25" w:name="_Toc34809239"/>
-            <w:bookmarkStart w:id="26" w:name="_Toc33250199"/>
-            <w:bookmarkStart w:id="27" w:name="_Toc34809575"/>
+            <w:bookmarkStart w:id="22" w:name="_Toc43189981"/>
+            <w:bookmarkStart w:id="23" w:name="_Toc38362871"/>
+            <w:bookmarkStart w:id="24" w:name="_Toc43112380"/>
+            <w:bookmarkStart w:id="25" w:name="_Toc41287614"/>
+            <w:bookmarkStart w:id="26" w:name="_Toc34809239"/>
+            <w:bookmarkStart w:id="27" w:name="_Toc33250199"/>
+            <w:bookmarkStart w:id="28" w:name="_Toc34809575"/>
             <w:r>
               <w:rPr>
                 <w:rFonts w:hint="eastAsia"/>
@@ -16001,7 +16012,7 @@
           </w:tcPr>
           <w:p>
             <w:pPr>
-              <w:pStyle w:val="a9"/>
+              <w:pStyle w:val="afe"/>
               <w:wordWrap/>
               <w:spacing w:line="300" w:lineRule="auto"/>
             </w:pPr>
@@ -16047,7 +16058,7 @@
           </w:tcPr>
           <w:p>
             <w:pPr>
-              <w:pStyle w:val="a9"/>
+              <w:pStyle w:val="afe"/>
             </w:pPr>
             <w:r>
               <w:rPr>
@@ -16100,7 +16111,7 @@
           </w:tcPr>
           <w:p>
             <w:pPr>
-              <w:pStyle w:val="a9"/>
+              <w:pStyle w:val="afe"/>
               <w:wordWrap/>
               <w:spacing w:line="300" w:lineRule="auto"/>
             </w:pPr>
@@ -16136,7 +16147,7 @@
           </w:tcPr>
           <w:p>
             <w:pPr>
-              <w:pStyle w:val="aff4"/>
+              <w:pStyle w:val="afff9"/>
               <w:rPr>
                 <w:rFonts w:ascii="Times New Roman" w:hAnsi="Times New Roman"/>
               </w:rPr>
@@ -16170,7 +16181,7 @@
           </w:tcPr>
           <w:p>
             <w:pPr>
-              <w:pStyle w:val="aff4"/>
+              <w:pStyle w:val="afff9"/>
               <w:rPr>
                 <w:rFonts w:ascii="Times New Roman" w:hAnsi="Times New Roman"/>
               </w:rPr>
@@ -16207,7 +16218,7 @@
           </w:tcPr>
           <w:p>
             <w:pPr>
-              <w:pStyle w:val="aff4"/>
+              <w:pStyle w:val="afff9"/>
               <w:rPr>
                 <w:rFonts w:ascii="Times New Roman" w:hAnsi="Times New Roman"/>
               </w:rPr>
@@ -16241,7 +16252,7 @@
           </w:tcPr>
           <w:p>
             <w:pPr>
-              <w:pStyle w:val="aff4"/>
+              <w:pStyle w:val="afff9"/>
               <w:rPr>
                 <w:rFonts w:ascii="Times New Roman" w:hAnsi="Times New Roman"/>
               </w:rPr>
@@ -16285,7 +16296,7 @@
           </w:tcPr>
           <w:p>
             <w:pPr>
-              <w:pStyle w:val="aff4"/>
+              <w:pStyle w:val="afff9"/>
               <w:rPr>
                 <w:rFonts w:ascii="Times New Roman" w:hAnsi="Times New Roman"/>
               </w:rPr>
@@ -16298,28 +16309,28 @@
       <w:pPr>
         <w:pStyle w:val="2"/>
       </w:pPr>
-      <w:bookmarkStart w:id="28" w:name="_Toc394569378"/>
-      <w:bookmarkStart w:id="29" w:name="_Toc202095459"/>
-      <w:bookmarkStart w:id="30" w:name="_Toc15464561"/>
-      <w:bookmarkStart w:id="31" w:name="_Toc190749149"/>
-      <w:bookmarkStart w:id="32" w:name="_Toc280310874"/>
-      <w:bookmarkStart w:id="33" w:name="_Toc15461948"/>
-      <w:bookmarkStart w:id="34" w:name="_Toc230515488"/>
-      <w:bookmarkStart w:id="35" w:name="_Toc11859776"/>
-      <w:bookmarkStart w:id="36" w:name="_Toc265848428"/>
-      <w:bookmarkStart w:id="37" w:name="_Toc199212060"/>
-      <w:bookmarkStart w:id="38" w:name="_Toc171498342"/>
+      <w:bookmarkStart w:id="29" w:name="_Toc394569378"/>
+      <w:bookmarkStart w:id="30" w:name="_Toc202095459"/>
+      <w:bookmarkStart w:id="31" w:name="_Toc15464561"/>
+      <w:bookmarkStart w:id="32" w:name="_Toc190749149"/>
+      <w:bookmarkStart w:id="33" w:name="_Toc280310874"/>
+      <w:bookmarkStart w:id="34" w:name="_Toc15461948"/>
+      <w:bookmarkStart w:id="35" w:name="_Toc230515488"/>
+      <w:bookmarkStart w:id="36" w:name="_Toc11859776"/>
+      <w:bookmarkStart w:id="37" w:name="_Toc265848428"/>
+      <w:bookmarkStart w:id="38" w:name="_Toc199212060"/>
+      <w:bookmarkStart w:id="39" w:name="_Toc171498342"/>
       <w:r>
         <w:rPr>
           <w:rFonts w:hint="eastAsia"/>
         </w:rPr>
+        <w:lastRenderedPageBreak/>
         <w:t>测评单位信息</w:t>
       </w:r>
-      <w:bookmarkEnd w:id="21"/>
       <w:bookmarkEnd w:id="22"/>
       <w:bookmarkEnd w:id="23"/>
       <w:bookmarkEnd w:id="24"/>
-      <w:bookmarkEnd w:id="28"/>
+      <w:bookmarkEnd w:id="25"/>
       <w:bookmarkEnd w:id="29"/>
       <w:bookmarkEnd w:id="30"/>
       <w:bookmarkEnd w:id="31"/>
@@ -16330,6 +16341,7 @@
       <w:bookmarkEnd w:id="36"/>
       <w:bookmarkEnd w:id="37"/>
       <w:bookmarkEnd w:id="38"/>
+      <w:bookmarkEnd w:id="39"/>
     </w:p>
     <w:tbl>
       <w:tblPr>
@@ -16382,7 +16394,7 @@
           </w:tcPr>
           <w:p>
             <w:pPr>
-              <w:pStyle w:val="a9"/>
+              <w:pStyle w:val="afe"/>
             </w:pPr>
             <w:r>
               <w:rPr>
@@ -16423,7 +16435,7 @@
           </w:tcPr>
           <w:p>
             <w:pPr>
-              <w:pStyle w:val="a9"/>
+              <w:pStyle w:val="afe"/>
             </w:pPr>
             <w:r>
               <w:t>北京市西城区西直门外南路</w:t>
@@ -16473,7 +16485,7 @@
           </w:tcPr>
           <w:p>
             <w:pPr>
-              <w:pStyle w:val="a9"/>
+              <w:pStyle w:val="afe"/>
             </w:pPr>
             <w:r>
               <w:t>https://www.qianxin.com/</w:t>
@@ -16510,7 +16522,7 @@
           </w:tcPr>
           <w:p>
             <w:pPr>
-              <w:pStyle w:val="a9"/>
+              <w:pStyle w:val="afe"/>
             </w:pPr>
             <w:r>
               <w:t>100044</w:t>
@@ -16544,7 +16556,7 @@
           </w:tcPr>
           <w:p>
             <w:pPr>
-              <w:pStyle w:val="a9"/>
+              <w:pStyle w:val="afe"/>
             </w:pPr>
           </w:p>
         </w:tc>
@@ -16578,7 +16590,7 @@
           </w:tcPr>
           <w:p>
             <w:pPr>
-              <w:pStyle w:val="a9"/>
+              <w:pStyle w:val="afe"/>
             </w:pPr>
           </w:p>
         </w:tc>
@@ -16609,7 +16621,7 @@
           </w:tcPr>
           <w:p>
             <w:pPr>
-              <w:pStyle w:val="a9"/>
+              <w:pStyle w:val="afe"/>
             </w:pPr>
           </w:p>
         </w:tc>
@@ -16650,10 +16662,10 @@
           </w:tcPr>
           <w:p>
             <w:pPr>
-              <w:pStyle w:val="a9"/>
-            </w:pPr>
-            <w:bookmarkStart w:id="39" w:name="OLE_LINK1"/>
-            <w:bookmarkEnd w:id="39"/>
+              <w:pStyle w:val="afe"/>
+            </w:pPr>
+            <w:bookmarkStart w:id="40" w:name="OLE_LINK1"/>
+            <w:bookmarkEnd w:id="40"/>
           </w:p>
         </w:tc>
       </w:tr>
@@ -16670,7 +16682,7 @@
           </w:tcPr>
           <w:p>
             <w:pPr>
-              <w:pStyle w:val="aff4"/>
+              <w:pStyle w:val="afff9"/>
               <w:rPr>
                 <w:rFonts w:ascii="Times New Roman" w:hAnsi="Times New Roman"/>
                 <w:b/>
@@ -16682,7 +16694,6 @@
                 <w:rFonts w:ascii="Times New Roman" w:hAnsi="Times New Roman" w:hint="eastAsia"/>
                 <w:b/>
               </w:rPr>
-              <w:lastRenderedPageBreak/>
               <w:t>参与本次测试小组成员有：</w:t>
             </w:r>
             <w:r>
@@ -16706,7 +16717,7 @@
     </w:tbl>
     <w:p>
       <w:pPr>
-        <w:pStyle w:val="a6"/>
+        <w:pStyle w:val="afb"/>
         <w:wordWrap/>
         <w:ind w:firstLine="420"/>
       </w:pPr>
@@ -16722,23 +16733,23 @@
     </w:p>
     <w:p>
       <w:pPr>
-        <w:pStyle w:val="11"/>
+        <w:pStyle w:val="13"/>
         <w:numPr>
           <w:ilvl w:val="0"/>
           <w:numId w:val="1"/>
         </w:numPr>
       </w:pPr>
-      <w:bookmarkStart w:id="40" w:name="_Toc15464562"/>
-      <w:bookmarkStart w:id="41" w:name="_Toc11859777"/>
-      <w:bookmarkStart w:id="42" w:name="_Toc394569379"/>
-      <w:bookmarkStart w:id="43" w:name="_Toc265848429"/>
-      <w:bookmarkStart w:id="44" w:name="_Toc15461949"/>
-      <w:bookmarkStart w:id="45" w:name="_Toc251332383"/>
-      <w:bookmarkStart w:id="46" w:name="_Toc280310875"/>
-      <w:bookmarkStart w:id="47" w:name="_Toc171498343"/>
-      <w:bookmarkEnd w:id="25"/>
+      <w:bookmarkStart w:id="41" w:name="_Toc15464562"/>
+      <w:bookmarkStart w:id="42" w:name="_Toc11859777"/>
+      <w:bookmarkStart w:id="43" w:name="_Toc394569379"/>
+      <w:bookmarkStart w:id="44" w:name="_Toc265848429"/>
+      <w:bookmarkStart w:id="45" w:name="_Toc15461949"/>
+      <w:bookmarkStart w:id="46" w:name="_Toc251332383"/>
+      <w:bookmarkStart w:id="47" w:name="_Toc280310875"/>
+      <w:bookmarkStart w:id="48" w:name="_Toc171498343"/>
       <w:bookmarkEnd w:id="26"/>
       <w:bookmarkEnd w:id="27"/>
+      <w:bookmarkEnd w:id="28"/>
       <w:r>
         <w:rPr>
           <w:rFonts w:hint="eastAsia"/>
@@ -16746,7 +16757,6 @@
         <w:lastRenderedPageBreak/>
         <w:t>项目概述</w:t>
       </w:r>
-      <w:bookmarkEnd w:id="40"/>
       <w:bookmarkEnd w:id="41"/>
       <w:bookmarkEnd w:id="42"/>
       <w:bookmarkEnd w:id="43"/>
@@ -16754,52 +16764,53 @@
       <w:bookmarkEnd w:id="45"/>
       <w:bookmarkEnd w:id="46"/>
       <w:bookmarkEnd w:id="47"/>
+      <w:bookmarkEnd w:id="48"/>
     </w:p>
     <w:p>
       <w:pPr>
         <w:pStyle w:val="2"/>
       </w:pPr>
-      <w:bookmarkStart w:id="48" w:name="_Toc251332384"/>
-      <w:bookmarkStart w:id="49" w:name="_Toc280310876"/>
-      <w:bookmarkStart w:id="50" w:name="_Toc265848430"/>
-      <w:bookmarkStart w:id="51" w:name="_Toc11859778"/>
-      <w:bookmarkStart w:id="52" w:name="_Toc15461950"/>
-      <w:bookmarkStart w:id="53" w:name="_Toc15464563"/>
-      <w:bookmarkStart w:id="54" w:name="_Toc394569380"/>
-      <w:bookmarkStart w:id="55" w:name="_Toc171498344"/>
+      <w:bookmarkStart w:id="49" w:name="_Toc251332384"/>
+      <w:bookmarkStart w:id="50" w:name="_Toc280310876"/>
+      <w:bookmarkStart w:id="51" w:name="_Toc265848430"/>
+      <w:bookmarkStart w:id="52" w:name="_Toc11859778"/>
+      <w:bookmarkStart w:id="53" w:name="_Toc15461950"/>
+      <w:bookmarkStart w:id="54" w:name="_Toc15464563"/>
+      <w:bookmarkStart w:id="55" w:name="_Toc394569380"/>
+      <w:bookmarkStart w:id="56" w:name="_Toc171498344"/>
       <w:r>
         <w:rPr>
           <w:rFonts w:hint="eastAsia"/>
         </w:rPr>
         <w:t>测试</w:t>
       </w:r>
-      <w:bookmarkEnd w:id="48"/>
       <w:bookmarkEnd w:id="49"/>
       <w:bookmarkEnd w:id="50"/>
+      <w:bookmarkEnd w:id="51"/>
       <w:r>
         <w:rPr>
           <w:rFonts w:hint="eastAsia"/>
         </w:rPr>
         <w:t>目的</w:t>
       </w:r>
-      <w:bookmarkEnd w:id="51"/>
       <w:bookmarkEnd w:id="52"/>
       <w:bookmarkEnd w:id="53"/>
       <w:bookmarkEnd w:id="54"/>
       <w:bookmarkEnd w:id="55"/>
+      <w:bookmarkEnd w:id="56"/>
     </w:p>
     <w:p>
       <w:pPr>
-        <w:pStyle w:val="14"/>
+        <w:pStyle w:val="16"/>
         <w:rPr>
           <w:rFonts w:cstheme="minorBidi"/>
           <w:kern w:val="2"/>
         </w:rPr>
       </w:pPr>
-      <w:bookmarkStart w:id="56" w:name="_Toc280310877"/>
-      <w:bookmarkStart w:id="57" w:name="_Toc251332385"/>
-      <w:bookmarkStart w:id="58" w:name="_Toc247541248"/>
-      <w:bookmarkStart w:id="59" w:name="_Toc265848431"/>
+      <w:bookmarkStart w:id="57" w:name="_Toc280310877"/>
+      <w:bookmarkStart w:id="58" w:name="_Toc251332385"/>
+      <w:bookmarkStart w:id="59" w:name="_Toc247541248"/>
+      <w:bookmarkStart w:id="60" w:name="_Toc265848431"/>
       <w:r>
         <w:rPr>
           <w:rFonts w:cstheme="minorBidi" w:hint="eastAsia"/>
@@ -16850,13 +16861,13 @@
         <w:t>测试范围内当前的系统安全状况，分析系统所面临的各种风险，模拟攻击者可能利用的漏洞，根据测试结果发现系统存在的安全问题，并对严重的问题提出加固的建议。</w:t>
       </w:r>
     </w:p>
-    <w:bookmarkEnd w:id="56"/>
     <w:bookmarkEnd w:id="57"/>
     <w:bookmarkEnd w:id="58"/>
     <w:bookmarkEnd w:id="59"/>
+    <w:bookmarkEnd w:id="60"/>
     <w:p>
       <w:pPr>
-        <w:pStyle w:val="14"/>
+        <w:pStyle w:val="16"/>
         <w:rPr>
           <w:rFonts w:cstheme="minorBidi"/>
           <w:kern w:val="2"/>
@@ -16887,9 +16898,9 @@
         <w:pStyle w:val="a1"/>
         <w:wordWrap/>
       </w:pPr>
-      <w:bookmarkStart w:id="60" w:name="_Toc83378041"/>
-      <w:bookmarkStart w:id="61" w:name="_Toc153853142"/>
-      <w:bookmarkStart w:id="62" w:name="_Toc238634142"/>
+      <w:bookmarkStart w:id="61" w:name="_Toc83378041"/>
+      <w:bookmarkStart w:id="62" w:name="_Toc153853142"/>
+      <w:bookmarkStart w:id="63" w:name="_Toc238634142"/>
       <w:r>
         <w:rPr>
           <w:rFonts w:hint="eastAsia"/>
@@ -16901,21 +16912,20 @@
       <w:pPr>
         <w:pStyle w:val="2"/>
       </w:pPr>
-      <w:bookmarkStart w:id="63" w:name="_Toc394569381"/>
-      <w:bookmarkStart w:id="64" w:name="_Toc15464564"/>
-      <w:bookmarkStart w:id="65" w:name="_Toc11859779"/>
-      <w:bookmarkStart w:id="66" w:name="_Toc15461951"/>
-      <w:bookmarkStart w:id="67" w:name="_Toc265848432"/>
-      <w:bookmarkStart w:id="68" w:name="_Toc280310878"/>
-      <w:bookmarkStart w:id="69" w:name="_Toc171498345"/>
-      <w:bookmarkEnd w:id="60"/>
+      <w:bookmarkStart w:id="64" w:name="_Toc394569381"/>
+      <w:bookmarkStart w:id="65" w:name="_Toc15464564"/>
+      <w:bookmarkStart w:id="66" w:name="_Toc11859779"/>
+      <w:bookmarkStart w:id="67" w:name="_Toc15461951"/>
+      <w:bookmarkStart w:id="68" w:name="_Toc265848432"/>
+      <w:bookmarkStart w:id="69" w:name="_Toc280310878"/>
+      <w:bookmarkStart w:id="70" w:name="_Toc171498345"/>
+      <w:bookmarkEnd w:id="61"/>
       <w:r>
         <w:rPr>
           <w:rFonts w:hint="eastAsia"/>
         </w:rPr>
         <w:t>测试范围</w:t>
       </w:r>
-      <w:bookmarkEnd w:id="61"/>
       <w:bookmarkEnd w:id="62"/>
       <w:bookmarkEnd w:id="63"/>
       <w:bookmarkEnd w:id="64"/>
@@ -16924,10 +16934,11 @@
       <w:bookmarkEnd w:id="67"/>
       <w:bookmarkEnd w:id="68"/>
       <w:bookmarkEnd w:id="69"/>
+      <w:bookmarkEnd w:id="70"/>
     </w:p>
     <w:p>
       <w:pPr>
-        <w:pStyle w:val="a6"/>
+        <w:pStyle w:val="afb"/>
         <w:wordWrap/>
         <w:ind w:firstLine="420"/>
       </w:pPr>
@@ -17083,13 +17094,13 @@
           </w:tcPr>
           <w:p>
             <w:pPr>
-              <w:pStyle w:val="af7"/>
-              <w:wordWrap/>
-              <w:spacing w:line="300" w:lineRule="auto"/>
-            </w:pPr>
-            <w:bookmarkStart w:id="70" w:name="_Toc11859780"/>
-            <w:bookmarkStart w:id="71" w:name="_Toc15461952"/>
-            <w:bookmarkStart w:id="72" w:name="_Toc15464565"/>
+              <w:pStyle w:val="affc"/>
+              <w:wordWrap/>
+              <w:spacing w:line="300" w:lineRule="auto"/>
+            </w:pPr>
+            <w:bookmarkStart w:id="71" w:name="_Toc11859780"/>
+            <w:bookmarkStart w:id="72" w:name="_Toc15461952"/>
+            <w:bookmarkStart w:id="73" w:name="_Toc15464565"/>
             <w:r>
               <w:rPr>
                 <w:rFonts w:hint="eastAsia"/>
@@ -17120,7 +17131,7 @@
           </w:tcPr>
           <w:p>
             <w:pPr>
-              <w:pStyle w:val="af7"/>
+              <w:pStyle w:val="affc"/>
               <w:wordWrap/>
               <w:spacing w:line="300" w:lineRule="auto"/>
             </w:pPr>
@@ -17139,7 +17150,7 @@
           </w:tcPr>
           <w:p>
             <w:pPr>
-              <w:pStyle w:val="af7"/>
+              <w:pStyle w:val="affc"/>
               <w:wordWrap/>
               <w:spacing w:line="300" w:lineRule="auto"/>
             </w:pPr>
@@ -17164,7 +17175,7 @@
           </w:tcPr>
           <w:p>
             <w:pPr>
-              <w:pStyle w:val="af7"/>
+              <w:pStyle w:val="affc"/>
               <w:wordWrap/>
               <w:spacing w:line="300" w:lineRule="auto"/>
             </w:pPr>
@@ -17200,10 +17211,11 @@
           </w:tcPr>
           <w:p>
             <w:pPr>
-              <w:pStyle w:val="af7"/>
-              <w:wordWrap/>
-              <w:spacing w:line="300" w:lineRule="auto"/>
-            </w:pPr>
+              <w:pStyle w:val="affc"/>
+              <w:wordWrap/>
+              <w:spacing w:line="300" w:lineRule="auto"/>
+            </w:pPr>
+            <w:bookmarkStart w:id="74" w:name="OLE_LINK3"/>
             <w:r>
               <w:rPr>
                 <w:rStyle w:val="style5"/>
@@ -17221,6 +17233,7 @@
               </w:rPr>
               <w:t>]</w:t>
             </w:r>
+            <w:bookmarkEnd w:id="74"/>
           </w:p>
         </w:tc>
         <w:tc>
@@ -17236,7 +17249,7 @@
           </w:tcPr>
           <w:p>
             <w:pPr>
-              <w:pStyle w:val="af7"/>
+              <w:pStyle w:val="affc"/>
               <w:wordWrap/>
               <w:spacing w:line="300" w:lineRule="auto"/>
             </w:pPr>
@@ -17265,21 +17278,21 @@
       <w:pPr>
         <w:pStyle w:val="2"/>
       </w:pPr>
-      <w:bookmarkStart w:id="73" w:name="_Toc171498346"/>
+      <w:bookmarkStart w:id="75" w:name="_Toc171498346"/>
       <w:r>
         <w:rPr>
           <w:rFonts w:hint="eastAsia"/>
         </w:rPr>
         <w:t>测试依据</w:t>
       </w:r>
-      <w:bookmarkEnd w:id="70"/>
       <w:bookmarkEnd w:id="71"/>
       <w:bookmarkEnd w:id="72"/>
       <w:bookmarkEnd w:id="73"/>
+      <w:bookmarkEnd w:id="75"/>
     </w:p>
     <w:p>
       <w:pPr>
-        <w:pStyle w:val="14"/>
+        <w:pStyle w:val="16"/>
         <w:rPr>
           <w:rStyle w:val="style5"/>
         </w:rPr>
@@ -17860,20 +17873,20 @@
           <w:rStyle w:val="style5"/>
         </w:rPr>
       </w:pPr>
-      <w:bookmarkStart w:id="74" w:name="_Toc15464566"/>
-      <w:bookmarkStart w:id="75" w:name="_Toc11859781"/>
-      <w:bookmarkStart w:id="76" w:name="_Toc15461953"/>
-      <w:bookmarkStart w:id="77" w:name="_Toc171498347"/>
+      <w:bookmarkStart w:id="76" w:name="_Toc15464566"/>
+      <w:bookmarkStart w:id="77" w:name="_Toc11859781"/>
+      <w:bookmarkStart w:id="78" w:name="_Toc15461953"/>
+      <w:bookmarkStart w:id="79" w:name="_Toc171498347"/>
       <w:r>
         <w:rPr>
           <w:rFonts w:hint="eastAsia"/>
         </w:rPr>
         <w:t>测试工具</w:t>
       </w:r>
-      <w:bookmarkEnd w:id="74"/>
-      <w:bookmarkEnd w:id="75"/>
       <w:bookmarkEnd w:id="76"/>
       <w:bookmarkEnd w:id="77"/>
+      <w:bookmarkEnd w:id="78"/>
+      <w:bookmarkEnd w:id="79"/>
     </w:p>
     <w:p>
       <w:pPr>
@@ -18335,17 +18348,17 @@
     </w:p>
     <w:p>
       <w:pPr>
-        <w:pStyle w:val="11"/>
+        <w:pStyle w:val="13"/>
         <w:numPr>
           <w:ilvl w:val="0"/>
           <w:numId w:val="1"/>
         </w:numPr>
       </w:pPr>
-      <w:bookmarkStart w:id="78" w:name="_Toc11859782"/>
-      <w:bookmarkStart w:id="79" w:name="_Toc15461954"/>
-      <w:bookmarkStart w:id="80" w:name="_Toc15464567"/>
-      <w:bookmarkStart w:id="81" w:name="_Toc171498348"/>
-      <w:bookmarkStart w:id="82" w:name="_Toc453860009"/>
+      <w:bookmarkStart w:id="80" w:name="_Toc11859782"/>
+      <w:bookmarkStart w:id="81" w:name="_Toc15461954"/>
+      <w:bookmarkStart w:id="82" w:name="_Toc15464567"/>
+      <w:bookmarkStart w:id="83" w:name="_Toc171498348"/>
+      <w:bookmarkStart w:id="84" w:name="_Toc453860009"/>
       <w:r>
         <w:rPr>
           <w:rFonts w:hint="eastAsia"/>
@@ -18353,25 +18366,33 @@
         <w:lastRenderedPageBreak/>
         <w:t>问题归纳</w:t>
       </w:r>
-      <w:bookmarkEnd w:id="78"/>
-      <w:bookmarkEnd w:id="79"/>
       <w:bookmarkEnd w:id="80"/>
       <w:bookmarkEnd w:id="81"/>
+      <w:bookmarkEnd w:id="82"/>
+      <w:bookmarkEnd w:id="83"/>
     </w:p>
     <w:p>
       <w:pPr>
-        <w:pStyle w:val="a6"/>
+        <w:pStyle w:val="afb"/>
         <w:ind w:firstLineChars="0" w:firstLine="0"/>
       </w:pPr>
       <w:r>
         <w:t>{{</w:t>
       </w:r>
+      <w:bookmarkStart w:id="85" w:name="OLE_LINK2"/>
       <w:r>
         <w:rPr>
           <w:rFonts w:hint="eastAsia"/>
         </w:rPr>
-        <w:t>?vulnerabilities</w:t>
-      </w:r>
+        <w:t>#</w:t>
+      </w:r>
+      <w:r>
+        <w:rPr>
+          <w:rFonts w:hint="eastAsia"/>
+        </w:rPr>
+        <w:t>vulnerabilities</w:t>
+      </w:r>
+      <w:bookmarkEnd w:id="85"/>
       <w:r>
         <w:t>}}</w:t>
       </w:r>
@@ -18386,7 +18407,7 @@
         <w:wordWrap w:val="0"/>
         <w:ind w:left="91"/>
       </w:pPr>
-      <w:bookmarkStart w:id="83" w:name="_Toc171498349"/>
+      <w:bookmarkStart w:id="86" w:name="_Toc171498349"/>
       <w:r>
         <w:rPr>
           <w:rFonts w:hint="eastAsia"/>
@@ -18432,7 +18453,7 @@
         </w:rPr>
         <w:t>存在</w:t>
       </w:r>
-      <w:bookmarkEnd w:id="83"/>
+      <w:bookmarkEnd w:id="86"/>
       <w:r>
         <w:rPr>
           <w:rFonts w:hint="eastAsia"/>
@@ -18454,7 +18475,7 @@
     </w:p>
     <w:p>
       <w:pPr>
-        <w:pStyle w:val="a4"/>
+        <w:pStyle w:val="af9"/>
         <w:rPr>
           <w:b/>
           <w:bCs/>
@@ -18492,7 +18513,7 @@
     </w:p>
     <w:p>
       <w:pPr>
-        <w:pStyle w:val="a4"/>
+        <w:pStyle w:val="af9"/>
         <w:rPr>
           <w:b/>
           <w:bCs/>
@@ -18530,7 +18551,7 @@
     </w:p>
     <w:p>
       <w:pPr>
-        <w:pStyle w:val="ListParagraph"/>
+        <w:pStyle w:val="afffb"/>
         <w:ind w:firstLineChars="0" w:firstLine="0"/>
       </w:pPr>
       <w:r>
@@ -18555,7 +18576,7 @@
     </w:p>
     <w:p>
       <w:pPr>
-        <w:pStyle w:val="a4"/>
+        <w:pStyle w:val="af9"/>
         <w:rPr>
           <w:b/>
           <w:bCs/>
@@ -18584,7 +18605,7 @@
     </w:p>
     <w:p>
       <w:pPr>
-        <w:pStyle w:val="a4"/>
+        <w:pStyle w:val="af9"/>
         <w:rPr>
           <w:b/>
           <w:bCs/>
@@ -18638,56 +18659,56 @@
     </w:p>
     <w:p>
       <w:pPr>
-        <w:pStyle w:val="11"/>
+        <w:pStyle w:val="13"/>
         <w:numPr>
           <w:ilvl w:val="0"/>
           <w:numId w:val="1"/>
         </w:numPr>
       </w:pPr>
-      <w:bookmarkStart w:id="84" w:name="_Toc11859785"/>
-      <w:bookmarkStart w:id="85" w:name="_Toc15464575"/>
-      <w:bookmarkStart w:id="86" w:name="_Toc15461962"/>
-      <w:bookmarkStart w:id="87" w:name="_Toc411010714"/>
-      <w:bookmarkStart w:id="88" w:name="_Toc171498350"/>
-      <w:bookmarkEnd w:id="82"/>
+      <w:bookmarkStart w:id="87" w:name="_Toc11859785"/>
+      <w:bookmarkStart w:id="88" w:name="_Toc15464575"/>
+      <w:bookmarkStart w:id="89" w:name="_Toc15461962"/>
+      <w:bookmarkStart w:id="90" w:name="_Toc411010714"/>
+      <w:bookmarkStart w:id="91" w:name="_Toc171498350"/>
+      <w:bookmarkEnd w:id="84"/>
       <w:r>
         <w:rPr>
           <w:rFonts w:hint="eastAsia"/>
         </w:rPr>
         <w:t>安全风险总结</w:t>
       </w:r>
-      <w:bookmarkEnd w:id="84"/>
-      <w:bookmarkEnd w:id="85"/>
-      <w:bookmarkEnd w:id="86"/>
       <w:bookmarkEnd w:id="87"/>
       <w:bookmarkEnd w:id="88"/>
+      <w:bookmarkEnd w:id="89"/>
+      <w:bookmarkEnd w:id="90"/>
+      <w:bookmarkEnd w:id="91"/>
     </w:p>
     <w:p>
       <w:pPr>
         <w:pStyle w:val="2"/>
       </w:pPr>
-      <w:bookmarkStart w:id="89" w:name="_Toc15461964"/>
-      <w:bookmarkStart w:id="90" w:name="_Toc296610733"/>
-      <w:bookmarkStart w:id="91" w:name="_Toc11859787"/>
-      <w:bookmarkStart w:id="92" w:name="_Toc394569409"/>
-      <w:bookmarkStart w:id="93" w:name="_Toc15464577"/>
-      <w:bookmarkStart w:id="94" w:name="_Toc171498351"/>
+      <w:bookmarkStart w:id="92" w:name="_Toc15461964"/>
+      <w:bookmarkStart w:id="93" w:name="_Toc296610733"/>
+      <w:bookmarkStart w:id="94" w:name="_Toc11859787"/>
+      <w:bookmarkStart w:id="95" w:name="_Toc394569409"/>
+      <w:bookmarkStart w:id="96" w:name="_Toc15464577"/>
+      <w:bookmarkStart w:id="97" w:name="_Toc171498351"/>
       <w:r>
         <w:rPr>
           <w:rFonts w:hint="eastAsia"/>
         </w:rPr>
         <w:t>安全概况</w:t>
       </w:r>
-      <w:bookmarkEnd w:id="89"/>
-      <w:bookmarkEnd w:id="90"/>
-      <w:bookmarkEnd w:id="91"/>
       <w:bookmarkEnd w:id="92"/>
       <w:bookmarkEnd w:id="93"/>
       <w:bookmarkEnd w:id="94"/>
+      <w:bookmarkEnd w:id="95"/>
+      <w:bookmarkEnd w:id="96"/>
+      <w:bookmarkEnd w:id="97"/>
     </w:p>
     <w:p>
       <w:pPr>
-        <w:pStyle w:val="a6"/>
+        <w:pStyle w:val="afb"/>
         <w:ind w:firstLine="420"/>
         <w:rPr>
           <w:color w:val="FF0000"/>
@@ -18704,11 +18725,11 @@
       <w:pPr>
         <w:pStyle w:val="2"/>
       </w:pPr>
-      <w:bookmarkStart w:id="95" w:name="_Toc11859788"/>
-      <w:bookmarkStart w:id="96" w:name="_Toc394569411"/>
-      <w:bookmarkStart w:id="97" w:name="_Toc15461965"/>
-      <w:bookmarkStart w:id="98" w:name="_Toc15464578"/>
-      <w:bookmarkStart w:id="99" w:name="_Toc171498352"/>
+      <w:bookmarkStart w:id="98" w:name="_Toc11859788"/>
+      <w:bookmarkStart w:id="99" w:name="_Toc394569411"/>
+      <w:bookmarkStart w:id="100" w:name="_Toc15461965"/>
+      <w:bookmarkStart w:id="101" w:name="_Toc15464578"/>
+      <w:bookmarkStart w:id="102" w:name="_Toc171498352"/>
       <w:r>
         <w:rPr>
           <w:rFonts w:hint="eastAsia"/>
@@ -18716,11 +18737,11 @@
         <w:lastRenderedPageBreak/>
         <w:t>安全管理方面</w:t>
       </w:r>
-      <w:bookmarkEnd w:id="95"/>
-      <w:bookmarkEnd w:id="96"/>
-      <w:bookmarkEnd w:id="97"/>
       <w:bookmarkEnd w:id="98"/>
       <w:bookmarkEnd w:id="99"/>
+      <w:bookmarkEnd w:id="100"/>
+      <w:bookmarkEnd w:id="101"/>
+      <w:bookmarkEnd w:id="102"/>
     </w:p>
     <w:p>
       <w:pPr>
@@ -18774,22 +18795,22 @@
       <w:pPr>
         <w:pStyle w:val="2"/>
       </w:pPr>
-      <w:bookmarkStart w:id="100" w:name="_Toc394569412"/>
-      <w:bookmarkStart w:id="101" w:name="_Toc15461966"/>
-      <w:bookmarkStart w:id="102" w:name="_Toc15464579"/>
-      <w:bookmarkStart w:id="103" w:name="_Toc11859789"/>
-      <w:bookmarkStart w:id="104" w:name="_Toc171498353"/>
+      <w:bookmarkStart w:id="103" w:name="_Toc394569412"/>
+      <w:bookmarkStart w:id="104" w:name="_Toc15461966"/>
+      <w:bookmarkStart w:id="105" w:name="_Toc15464579"/>
+      <w:bookmarkStart w:id="106" w:name="_Toc11859789"/>
+      <w:bookmarkStart w:id="107" w:name="_Toc171498353"/>
       <w:r>
         <w:rPr>
           <w:rFonts w:hint="eastAsia"/>
         </w:rPr>
         <w:t>安全技术方面</w:t>
       </w:r>
-      <w:bookmarkEnd w:id="100"/>
-      <w:bookmarkEnd w:id="101"/>
-      <w:bookmarkEnd w:id="102"/>
       <w:bookmarkEnd w:id="103"/>
       <w:bookmarkEnd w:id="104"/>
+      <w:bookmarkEnd w:id="105"/>
+      <w:bookmarkEnd w:id="106"/>
+      <w:bookmarkEnd w:id="107"/>
     </w:p>
     <w:p>
       <w:pPr>
@@ -18858,20 +18879,20 @@
       <w:pPr>
         <w:pStyle w:val="2"/>
       </w:pPr>
-      <w:bookmarkStart w:id="105" w:name="_Toc15464580"/>
-      <w:bookmarkStart w:id="106" w:name="_Toc15461967"/>
-      <w:bookmarkStart w:id="107" w:name="_Toc11859790"/>
-      <w:bookmarkStart w:id="108" w:name="_Toc171498354"/>
+      <w:bookmarkStart w:id="108" w:name="_Toc15464580"/>
+      <w:bookmarkStart w:id="109" w:name="_Toc15461967"/>
+      <w:bookmarkStart w:id="110" w:name="_Toc11859790"/>
+      <w:bookmarkStart w:id="111" w:name="_Toc171498354"/>
       <w:r>
         <w:rPr>
           <w:rFonts w:hint="eastAsia"/>
         </w:rPr>
         <w:t>开发过程管理</w:t>
       </w:r>
-      <w:bookmarkEnd w:id="105"/>
-      <w:bookmarkEnd w:id="106"/>
-      <w:bookmarkEnd w:id="107"/>
       <w:bookmarkEnd w:id="108"/>
+      <w:bookmarkEnd w:id="109"/>
+      <w:bookmarkEnd w:id="110"/>
+      <w:bookmarkEnd w:id="111"/>
     </w:p>
     <w:p>
       <w:pPr>
@@ -18887,7 +18908,7 @@
     </w:p>
     <w:p>
       <w:pPr>
-        <w:pStyle w:val="a6"/>
+        <w:pStyle w:val="afb"/>
         <w:wordWrap/>
         <w:ind w:firstLine="420"/>
       </w:pPr>
@@ -18987,10 +19008,10 @@
         <w:pStyle w:val="a1"/>
         <w:wordWrap/>
       </w:pPr>
-      <w:bookmarkStart w:id="109" w:name="_Toc15461968"/>
-      <w:bookmarkStart w:id="110" w:name="_Toc11859791"/>
-      <w:bookmarkStart w:id="111" w:name="_Toc15464581"/>
-      <w:bookmarkStart w:id="112" w:name="_Toc171498355"/>
+      <w:bookmarkStart w:id="112" w:name="_Toc15461968"/>
+      <w:bookmarkStart w:id="113" w:name="_Toc11859791"/>
+      <w:bookmarkStart w:id="114" w:name="_Toc15464581"/>
+      <w:bookmarkStart w:id="115" w:name="_Toc171498355"/>
       <w:r>
         <w:rPr>
           <w:rFonts w:hint="eastAsia"/>
@@ -19162,14 +19183,14 @@
       <w:r>
         <w:t>架构设计基本原则</w:t>
       </w:r>
-      <w:bookmarkEnd w:id="109"/>
-      <w:bookmarkEnd w:id="110"/>
-      <w:bookmarkEnd w:id="111"/>
       <w:bookmarkEnd w:id="112"/>
+      <w:bookmarkEnd w:id="113"/>
+      <w:bookmarkEnd w:id="114"/>
+      <w:bookmarkEnd w:id="115"/>
     </w:p>
     <w:p>
       <w:pPr>
-        <w:pStyle w:val="a6"/>
+        <w:pStyle w:val="afb"/>
         <w:wordWrap/>
         <w:ind w:firstLine="420"/>
       </w:pPr>
@@ -19308,7 +19329,7 @@
           </w:tcPr>
           <w:p>
             <w:pPr>
-              <w:pStyle w:val="aff4"/>
+              <w:pStyle w:val="afff9"/>
               <w:rPr>
                 <w:rFonts w:ascii="Times New Roman" w:hAnsi="Times New Roman"/>
               </w:rPr>
@@ -19370,7 +19391,7 @@
           </w:tcPr>
           <w:p>
             <w:pPr>
-              <w:pStyle w:val="aff4"/>
+              <w:pStyle w:val="afff9"/>
               <w:rPr>
                 <w:rFonts w:ascii="Times New Roman" w:hAnsi="Times New Roman"/>
               </w:rPr>
@@ -19432,7 +19453,7 @@
           </w:tcPr>
           <w:p>
             <w:pPr>
-              <w:pStyle w:val="aff4"/>
+              <w:pStyle w:val="afff9"/>
               <w:rPr>
                 <w:rFonts w:ascii="Times New Roman" w:hAnsi="Times New Roman"/>
               </w:rPr>
@@ -19494,7 +19515,7 @@
           </w:tcPr>
           <w:p>
             <w:pPr>
-              <w:pStyle w:val="aff4"/>
+              <w:pStyle w:val="afff9"/>
               <w:rPr>
                 <w:rFonts w:ascii="Times New Roman" w:hAnsi="Times New Roman"/>
                 <w:color w:val="000000"/>
@@ -19557,7 +19578,7 @@
           </w:tcPr>
           <w:p>
             <w:pPr>
-              <w:pStyle w:val="aff4"/>
+              <w:pStyle w:val="afff9"/>
               <w:rPr>
                 <w:rFonts w:ascii="Times New Roman" w:hAnsi="Times New Roman"/>
                 <w:color w:val="000000"/>
@@ -19625,7 +19646,7 @@
           </w:tcPr>
           <w:p>
             <w:pPr>
-              <w:pStyle w:val="aff4"/>
+              <w:pStyle w:val="afff9"/>
               <w:rPr>
                 <w:rFonts w:ascii="Times New Roman" w:hAnsi="Times New Roman"/>
                 <w:color w:val="000000"/>
@@ -19692,7 +19713,7 @@
           </w:tcPr>
           <w:p>
             <w:pPr>
-              <w:pStyle w:val="aff4"/>
+              <w:pStyle w:val="afff9"/>
               <w:rPr>
                 <w:rFonts w:ascii="Times New Roman" w:hAnsi="Times New Roman"/>
                 <w:color w:val="000000"/>
@@ -19759,7 +19780,7 @@
           </w:tcPr>
           <w:p>
             <w:pPr>
-              <w:pStyle w:val="aff4"/>
+              <w:pStyle w:val="afff9"/>
               <w:rPr>
                 <w:rFonts w:ascii="Times New Roman" w:hAnsi="Times New Roman"/>
                 <w:color w:val="000000"/>
@@ -19823,7 +19844,7 @@
           </w:tcPr>
           <w:p>
             <w:pPr>
-              <w:pStyle w:val="aff4"/>
+              <w:pStyle w:val="afff9"/>
               <w:rPr>
                 <w:rFonts w:ascii="Times New Roman" w:hAnsi="Times New Roman"/>
                 <w:color w:val="000000"/>
@@ -19887,7 +19908,7 @@
           </w:tcPr>
           <w:p>
             <w:pPr>
-              <w:pStyle w:val="aff4"/>
+              <w:pStyle w:val="afff9"/>
               <w:rPr>
                 <w:rFonts w:ascii="Times New Roman" w:hAnsi="Times New Roman"/>
                 <w:color w:val="000000"/>
@@ -19968,7 +19989,7 @@
           </w:tcPr>
           <w:p>
             <w:pPr>
-              <w:pStyle w:val="aff4"/>
+              <w:pStyle w:val="afff9"/>
               <w:rPr>
                 <w:rFonts w:ascii="Times New Roman" w:hAnsi="Times New Roman"/>
                 <w:color w:val="000000"/>
@@ -20029,7 +20050,7 @@
           </w:tcPr>
           <w:p>
             <w:pPr>
-              <w:pStyle w:val="aff4"/>
+              <w:pStyle w:val="afff9"/>
               <w:rPr>
                 <w:rFonts w:ascii="Times New Roman" w:hAnsi="Times New Roman"/>
                 <w:color w:val="000000"/>
@@ -20107,7 +20128,7 @@
           </w:tcPr>
           <w:p>
             <w:pPr>
-              <w:pStyle w:val="aff4"/>
+              <w:pStyle w:val="afff9"/>
               <w:rPr>
                 <w:rFonts w:ascii="Times New Roman" w:hAnsi="Times New Roman"/>
                 <w:color w:val="000000"/>
@@ -20178,7 +20199,7 @@
           </w:tcPr>
           <w:p>
             <w:pPr>
-              <w:pStyle w:val="aff4"/>
+              <w:pStyle w:val="afff9"/>
               <w:rPr>
                 <w:rFonts w:ascii="Times New Roman" w:hAnsi="Times New Roman"/>
                 <w:color w:val="000000"/>
@@ -20256,7 +20277,7 @@
           </w:tcPr>
           <w:p>
             <w:pPr>
-              <w:pStyle w:val="aff4"/>
+              <w:pStyle w:val="afff9"/>
               <w:rPr>
                 <w:rFonts w:ascii="Times New Roman" w:hAnsi="Times New Roman"/>
                 <w:color w:val="000000"/>
@@ -20285,7 +20306,7 @@
     </w:p>
     <w:p>
       <w:pPr>
-        <w:pStyle w:val="13"/>
+        <w:pStyle w:val="15"/>
         <w:numPr>
           <w:ilvl w:val="0"/>
           <w:numId w:val="4"/>
@@ -20295,22 +20316,22 @@
           <w:rFonts w:ascii="Times New Roman" w:hAnsi="Times New Roman"/>
         </w:rPr>
       </w:pPr>
-      <w:bookmarkStart w:id="113" w:name="_Toc11859792"/>
-      <w:bookmarkStart w:id="114" w:name="_Toc15461969"/>
-      <w:bookmarkStart w:id="115" w:name="_Toc15464582"/>
-      <w:bookmarkStart w:id="116" w:name="_Toc171498356"/>
-      <w:bookmarkStart w:id="117" w:name="_Toc411010723"/>
-      <w:bookmarkStart w:id="118" w:name="_Toc394569414"/>
+      <w:bookmarkStart w:id="116" w:name="_Toc11859792"/>
+      <w:bookmarkStart w:id="117" w:name="_Toc15461969"/>
+      <w:bookmarkStart w:id="118" w:name="_Toc15464582"/>
+      <w:bookmarkStart w:id="119" w:name="_Toc171498356"/>
+      <w:bookmarkStart w:id="120" w:name="_Toc411010723"/>
+      <w:bookmarkStart w:id="121" w:name="_Toc394569414"/>
       <w:r>
         <w:rPr>
           <w:rFonts w:ascii="Times New Roman" w:hAnsi="Times New Roman" w:hint="eastAsia"/>
         </w:rPr>
         <w:t>安全风险状况等级说明</w:t>
       </w:r>
-      <w:bookmarkEnd w:id="113"/>
-      <w:bookmarkEnd w:id="114"/>
-      <w:bookmarkEnd w:id="115"/>
       <w:bookmarkEnd w:id="116"/>
+      <w:bookmarkEnd w:id="117"/>
+      <w:bookmarkEnd w:id="118"/>
+      <w:bookmarkEnd w:id="119"/>
     </w:p>
     <w:tbl>
       <w:tblPr>
@@ -20411,7 +20432,7 @@
           </w:tcPr>
           <w:p>
             <w:pPr>
-              <w:pStyle w:val="a9"/>
+              <w:pStyle w:val="afe"/>
               <w:wordWrap/>
               <w:spacing w:line="300" w:lineRule="auto"/>
             </w:pPr>
@@ -20471,7 +20492,7 @@
           </w:tcPr>
           <w:p>
             <w:pPr>
-              <w:pStyle w:val="a9"/>
+              <w:pStyle w:val="afe"/>
               <w:wordWrap/>
               <w:spacing w:line="300" w:lineRule="auto"/>
             </w:pPr>
@@ -20531,7 +20552,7 @@
           </w:tcPr>
           <w:p>
             <w:pPr>
-              <w:pStyle w:val="a9"/>
+              <w:pStyle w:val="afe"/>
               <w:wordWrap/>
               <w:spacing w:line="300" w:lineRule="auto"/>
             </w:pPr>
@@ -20591,7 +20612,7 @@
           </w:tcPr>
           <w:p>
             <w:pPr>
-              <w:pStyle w:val="a9"/>
+              <w:pStyle w:val="afe"/>
               <w:wordWrap/>
               <w:spacing w:line="300" w:lineRule="auto"/>
             </w:pPr>
@@ -20607,14 +20628,14 @@
     </w:tbl>
     <w:p>
       <w:pPr>
-        <w:pStyle w:val="a6"/>
+        <w:pStyle w:val="afb"/>
         <w:wordWrap/>
         <w:ind w:firstLineChars="0" w:firstLine="0"/>
       </w:pPr>
     </w:p>
     <w:p>
       <w:pPr>
-        <w:pStyle w:val="13"/>
+        <w:pStyle w:val="15"/>
         <w:numPr>
           <w:ilvl w:val="0"/>
           <w:numId w:val="4"/>
@@ -20624,10 +20645,10 @@
           <w:rFonts w:ascii="Times New Roman" w:hAnsi="Times New Roman"/>
         </w:rPr>
       </w:pPr>
-      <w:bookmarkStart w:id="119" w:name="_Toc15464583"/>
-      <w:bookmarkStart w:id="120" w:name="_Toc15461970"/>
-      <w:bookmarkStart w:id="121" w:name="_Toc11859793"/>
-      <w:bookmarkStart w:id="122" w:name="_Toc171498357"/>
+      <w:bookmarkStart w:id="122" w:name="_Toc15464583"/>
+      <w:bookmarkStart w:id="123" w:name="_Toc15461970"/>
+      <w:bookmarkStart w:id="124" w:name="_Toc11859793"/>
+      <w:bookmarkStart w:id="125" w:name="_Toc171498357"/>
       <w:r>
         <w:rPr>
           <w:rFonts w:ascii="Times New Roman" w:hAnsi="Times New Roman" w:hint="eastAsia"/>
@@ -20635,12 +20656,12 @@
         <w:lastRenderedPageBreak/>
         <w:t>漏洞等级状况说明</w:t>
       </w:r>
-      <w:bookmarkEnd w:id="117"/>
-      <w:bookmarkEnd w:id="118"/>
-      <w:bookmarkEnd w:id="119"/>
       <w:bookmarkEnd w:id="120"/>
       <w:bookmarkEnd w:id="121"/>
       <w:bookmarkEnd w:id="122"/>
+      <w:bookmarkEnd w:id="123"/>
+      <w:bookmarkEnd w:id="124"/>
+      <w:bookmarkEnd w:id="125"/>
     </w:p>
     <w:tbl>
       <w:tblPr>
@@ -20739,7 +20760,7 @@
           </w:tcPr>
           <w:p>
             <w:pPr>
-              <w:pStyle w:val="a9"/>
+              <w:pStyle w:val="afe"/>
               <w:wordWrap/>
               <w:spacing w:line="300" w:lineRule="auto"/>
             </w:pPr>
@@ -20799,7 +20820,7 @@
           </w:tcPr>
           <w:p>
             <w:pPr>
-              <w:pStyle w:val="a9"/>
+              <w:pStyle w:val="afe"/>
               <w:wordWrap/>
               <w:spacing w:line="300" w:lineRule="auto"/>
             </w:pPr>
@@ -20859,7 +20880,7 @@
           </w:tcPr>
           <w:p>
             <w:pPr>
-              <w:pStyle w:val="a9"/>
+              <w:pStyle w:val="afe"/>
               <w:wordWrap/>
               <w:spacing w:line="300" w:lineRule="auto"/>
             </w:pPr>
@@ -20875,7 +20896,7 @@
     </w:tbl>
     <w:p>
       <w:pPr>
-        <w:pStyle w:val="a6"/>
+        <w:pStyle w:val="afb"/>
         <w:wordWrap/>
         <w:ind w:firstLine="420"/>
       </w:pPr>
@@ -20929,7 +20950,7 @@
 <w:ftr xmlns:wpc="http://schemas.microsoft.com/office/word/2010/wordprocessingCanvas" xmlns:cx="http://schemas.microsoft.com/office/drawing/2014/chartex" xmlns:cx1="http://schemas.microsoft.com/office/drawing/2015/9/8/chartex" xmlns:cx2="http://schemas.microsoft.com/office/drawing/2015/10/21/chartex" xmlns:cx3="http://schemas.microsoft.com/office/drawing/2016/5/9/chartex" xmlns:cx4="http://schemas.microsoft.com/office/drawing/2016/5/10/chartex" xmlns:cx5="http://schemas.microsoft.com/office/drawing/2016/5/11/chartex" xmlns:cx6="http://schemas.microsoft.com/office/drawing/2016/5/12/chartex" xmlns:cx7="http://schemas.microsoft.com/office/drawing/2016/5/13/chartex" xmlns:cx8="http://schemas.microsoft.com/office/drawing/2016/5/14/chartex" xmlns:mc="http://schemas.openxmlformats.org/markup-compatibility/2006" xmlns:aink="http://schemas.microsoft.com/office/drawing/2016/ink" xmlns:am3d="http://schemas.microsoft.com/office/drawing/2017/model3d" xmlns:o="urn:schemas-microsoft-com:office:office" xmlns:oel="http://schemas.microsoft.com/office/2019/extlst" xmlns:r="http://schemas.openxmlformats.org/officeDocument/2006/relationships" xmlns:m="http://schemas.openxmlformats.org/officeDocument/2006/math" xmlns:v="urn:schemas-microsoft-com:vml" xmlns:wp14="http://schemas.microsoft.com/office/word/2010/wordprocessingDrawing" xmlns:wp="http://schemas.openxmlformats.org/drawingml/2006/wordprocessingDrawing" xmlns:w10="urn:schemas-microsoft-com:office:word" xmlns:w="http://schemas.openxmlformats.org/wordprocessingml/2006/main" xmlns:w14="http://schemas.microsoft.com/office/word/2010/wordml" xmlns:w15="http://schemas.microsoft.com/office/word/2012/wordml" xmlns:w16cex="http://schemas.microsoft.com/office/word/2018/wordml/cex" xmlns:w16cid="http://schemas.microsoft.com/office/word/2016/wordml/cid" xmlns:w16="http://schemas.microsoft.com/office/word/2018/wordml" xmlns:w16du="http://schemas.microsoft.com/office/word/2023/wordml/word16du" xmlns:w16sdtdh="http://schemas.microsoft.com/office/word/2020/wordml/sdtdatahash" xmlns:w16sdtfl="http://schemas.microsoft.com/office/word/2024/wordml/sdtformatlock" xmlns:w16se="http://schemas.microsoft.com/office/word/2015/wordml/symex" xmlns:wpg="http://schemas.microsoft.com/office/word/2010/wordprocessingGroup" xmlns:wpi="http://schemas.microsoft.com/office/word/2010/wordprocessingInk" xmlns:wne="http://schemas.microsoft.com/office/word/2006/wordml" xmlns:wps="http://schemas.microsoft.com/office/word/2010/wordprocessingShape" mc:Ignorable="w14 w15 w16se w16cid w16 w16cex w16sdtdh w16sdtfl w16du wp14">
   <w:p>
     <w:pPr>
-      <w:pStyle w:val="Footer"/>
+      <w:pStyle w:val="aa"/>
       <w:ind w:firstLine="300"/>
     </w:pPr>
   </w:p>
@@ -20940,7 +20961,7 @@
 <w:ftr xmlns:wpc="http://schemas.microsoft.com/office/word/2010/wordprocessingCanvas" xmlns:cx="http://schemas.microsoft.com/office/drawing/2014/chartex" xmlns:cx1="http://schemas.microsoft.com/office/drawing/2015/9/8/chartex" xmlns:cx2="http://schemas.microsoft.com/office/drawing/2015/10/21/chartex" xmlns:cx3="http://schemas.microsoft.com/office/drawing/2016/5/9/chartex" xmlns:cx4="http://schemas.microsoft.com/office/drawing/2016/5/10/chartex" xmlns:cx5="http://schemas.microsoft.com/office/drawing/2016/5/11/chartex" xmlns:cx6="http://schemas.microsoft.com/office/drawing/2016/5/12/chartex" xmlns:cx7="http://schemas.microsoft.com/office/drawing/2016/5/13/chartex" xmlns:cx8="http://schemas.microsoft.com/office/drawing/2016/5/14/chartex" xmlns:mc="http://schemas.openxmlformats.org/markup-compatibility/2006" xmlns:aink="http://schemas.microsoft.com/office/drawing/2016/ink" xmlns:am3d="http://schemas.microsoft.com/office/drawing/2017/model3d" xmlns:o="urn:schemas-microsoft-com:office:office" xmlns:oel="http://schemas.microsoft.com/office/2019/extlst" xmlns:r="http://schemas.openxmlformats.org/officeDocument/2006/relationships" xmlns:m="http://schemas.openxmlformats.org/officeDocument/2006/math" xmlns:v="urn:schemas-microsoft-com:vml" xmlns:wp14="http://schemas.microsoft.com/office/word/2010/wordprocessingDrawing" xmlns:wp="http://schemas.openxmlformats.org/drawingml/2006/wordprocessingDrawing" xmlns:w10="urn:schemas-microsoft-com:office:word" xmlns:w="http://schemas.openxmlformats.org/wordprocessingml/2006/main" xmlns:w14="http://schemas.microsoft.com/office/word/2010/wordml" xmlns:w15="http://schemas.microsoft.com/office/word/2012/wordml" xmlns:w16cex="http://schemas.microsoft.com/office/word/2018/wordml/cex" xmlns:w16cid="http://schemas.microsoft.com/office/word/2016/wordml/cid" xmlns:w16="http://schemas.microsoft.com/office/word/2018/wordml" xmlns:w16du="http://schemas.microsoft.com/office/word/2023/wordml/word16du" xmlns:w16sdtdh="http://schemas.microsoft.com/office/word/2020/wordml/sdtdatahash" xmlns:w16sdtfl="http://schemas.microsoft.com/office/word/2024/wordml/sdtformatlock" xmlns:w16se="http://schemas.microsoft.com/office/word/2015/wordml/symex" xmlns:wpg="http://schemas.microsoft.com/office/word/2010/wordprocessingGroup" xmlns:wpi="http://schemas.microsoft.com/office/word/2010/wordprocessingInk" xmlns:wne="http://schemas.microsoft.com/office/word/2006/wordml" xmlns:wps="http://schemas.microsoft.com/office/word/2010/wordprocessingShape" mc:Ignorable="w14 w15 w16se w16cid w16 w16cex w16sdtdh w16sdtfl w16du wp14">
   <w:p>
     <w:pPr>
-      <w:pStyle w:val="Footer"/>
+      <w:pStyle w:val="aa"/>
       <w:rPr>
         <w:rFonts w:ascii="Arial" w:hAnsi="Arial"/>
         <w:color w:val="808080" w:themeColor="background1" w:themeShade="80"/>
@@ -21098,7 +21119,7 @@
 <w:ftr xmlns:wpc="http://schemas.microsoft.com/office/word/2010/wordprocessingCanvas" xmlns:cx="http://schemas.microsoft.com/office/drawing/2014/chartex" xmlns:cx1="http://schemas.microsoft.com/office/drawing/2015/9/8/chartex" xmlns:cx2="http://schemas.microsoft.com/office/drawing/2015/10/21/chartex" xmlns:cx3="http://schemas.microsoft.com/office/drawing/2016/5/9/chartex" xmlns:cx4="http://schemas.microsoft.com/office/drawing/2016/5/10/chartex" xmlns:cx5="http://schemas.microsoft.com/office/drawing/2016/5/11/chartex" xmlns:cx6="http://schemas.microsoft.com/office/drawing/2016/5/12/chartex" xmlns:cx7="http://schemas.microsoft.com/office/drawing/2016/5/13/chartex" xmlns:cx8="http://schemas.microsoft.com/office/drawing/2016/5/14/chartex" xmlns:mc="http://schemas.openxmlformats.org/markup-compatibility/2006" xmlns:aink="http://schemas.microsoft.com/office/drawing/2016/ink" xmlns:am3d="http://schemas.microsoft.com/office/drawing/2017/model3d" xmlns:o="urn:schemas-microsoft-com:office:office" xmlns:oel="http://schemas.microsoft.com/office/2019/extlst" xmlns:r="http://schemas.openxmlformats.org/officeDocument/2006/relationships" xmlns:m="http://schemas.openxmlformats.org/officeDocument/2006/math" xmlns:v="urn:schemas-microsoft-com:vml" xmlns:wp14="http://schemas.microsoft.com/office/word/2010/wordprocessingDrawing" xmlns:wp="http://schemas.openxmlformats.org/drawingml/2006/wordprocessingDrawing" xmlns:w10="urn:schemas-microsoft-com:office:word" xmlns:w="http://schemas.openxmlformats.org/wordprocessingml/2006/main" xmlns:w14="http://schemas.microsoft.com/office/word/2010/wordml" xmlns:w15="http://schemas.microsoft.com/office/word/2012/wordml" xmlns:w16cex="http://schemas.microsoft.com/office/word/2018/wordml/cex" xmlns:w16cid="http://schemas.microsoft.com/office/word/2016/wordml/cid" xmlns:w16="http://schemas.microsoft.com/office/word/2018/wordml" xmlns:w16du="http://schemas.microsoft.com/office/word/2023/wordml/word16du" xmlns:w16sdtdh="http://schemas.microsoft.com/office/word/2020/wordml/sdtdatahash" xmlns:w16sdtfl="http://schemas.microsoft.com/office/word/2024/wordml/sdtformatlock" xmlns:w16se="http://schemas.microsoft.com/office/word/2015/wordml/symex" xmlns:wpg="http://schemas.microsoft.com/office/word/2010/wordprocessingGroup" xmlns:wpi="http://schemas.microsoft.com/office/word/2010/wordprocessingInk" xmlns:wne="http://schemas.microsoft.com/office/word/2006/wordml" xmlns:wps="http://schemas.microsoft.com/office/word/2010/wordprocessingShape" mc:Ignorable="w14 w15 w16se w16cid w16 w16cex w16sdtdh w16sdtfl w16du wp14">
   <w:p>
     <w:pPr>
-      <w:pStyle w:val="Footer"/>
+      <w:pStyle w:val="aa"/>
       <w:ind w:firstLine="300"/>
     </w:pPr>
   </w:p>
@@ -21109,48 +21130,48 @@
 <w:ftr xmlns:wpc="http://schemas.microsoft.com/office/word/2010/wordprocessingCanvas" xmlns:cx="http://schemas.microsoft.com/office/drawing/2014/chartex" xmlns:cx1="http://schemas.microsoft.com/office/drawing/2015/9/8/chartex" xmlns:cx2="http://schemas.microsoft.com/office/drawing/2015/10/21/chartex" xmlns:cx3="http://schemas.microsoft.com/office/drawing/2016/5/9/chartex" xmlns:cx4="http://schemas.microsoft.com/office/drawing/2016/5/10/chartex" xmlns:cx5="http://schemas.microsoft.com/office/drawing/2016/5/11/chartex" xmlns:cx6="http://schemas.microsoft.com/office/drawing/2016/5/12/chartex" xmlns:cx7="http://schemas.microsoft.com/office/drawing/2016/5/13/chartex" xmlns:cx8="http://schemas.microsoft.com/office/drawing/2016/5/14/chartex" xmlns:mc="http://schemas.openxmlformats.org/markup-compatibility/2006" xmlns:aink="http://schemas.microsoft.com/office/drawing/2016/ink" xmlns:am3d="http://schemas.microsoft.com/office/drawing/2017/model3d" xmlns:o="urn:schemas-microsoft-com:office:office" xmlns:oel="http://schemas.microsoft.com/office/2019/extlst" xmlns:r="http://schemas.openxmlformats.org/officeDocument/2006/relationships" xmlns:m="http://schemas.openxmlformats.org/officeDocument/2006/math" xmlns:v="urn:schemas-microsoft-com:vml" xmlns:wp14="http://schemas.microsoft.com/office/word/2010/wordprocessingDrawing" xmlns:wp="http://schemas.openxmlformats.org/drawingml/2006/wordprocessingDrawing" xmlns:w10="urn:schemas-microsoft-com:office:word" xmlns:w="http://schemas.openxmlformats.org/wordprocessingml/2006/main" xmlns:w14="http://schemas.microsoft.com/office/word/2010/wordml" xmlns:w15="http://schemas.microsoft.com/office/word/2012/wordml" xmlns:w16cex="http://schemas.microsoft.com/office/word/2018/wordml/cex" xmlns:w16cid="http://schemas.microsoft.com/office/word/2016/wordml/cid" xmlns:w16="http://schemas.microsoft.com/office/word/2018/wordml" xmlns:w16du="http://schemas.microsoft.com/office/word/2023/wordml/word16du" xmlns:w16sdtdh="http://schemas.microsoft.com/office/word/2020/wordml/sdtdatahash" xmlns:w16sdtfl="http://schemas.microsoft.com/office/word/2024/wordml/sdtformatlock" xmlns:w16se="http://schemas.microsoft.com/office/word/2015/wordml/symex" xmlns:wpg="http://schemas.microsoft.com/office/word/2010/wordprocessingGroup" xmlns:wpi="http://schemas.microsoft.com/office/word/2010/wordprocessingInk" xmlns:wne="http://schemas.microsoft.com/office/word/2006/wordml" xmlns:wps="http://schemas.microsoft.com/office/word/2010/wordprocessingShape" mc:Ignorable="w14 w15 w16se w16cid w16 w16cex w16sdtdh w16sdtfl w16du wp14">
   <w:p>
     <w:pPr>
-      <w:pStyle w:val="Footer"/>
+      <w:pStyle w:val="aa"/>
       <w:framePr w:wrap="around" w:vAnchor="text" w:hAnchor="margin" w:xAlign="center" w:y="1"/>
       <w:spacing w:after="120"/>
       <w:ind w:firstLine="300"/>
       <w:rPr>
-        <w:rStyle w:val="PageNumber"/>
+        <w:rStyle w:val="af6"/>
       </w:rPr>
     </w:pPr>
     <w:r>
       <w:rPr>
-        <w:rStyle w:val="PageNumber"/>
+        <w:rStyle w:val="af6"/>
       </w:rPr>
       <w:fldChar w:fldCharType="begin"/>
     </w:r>
     <w:r>
       <w:rPr>
-        <w:rStyle w:val="PageNumber"/>
+        <w:rStyle w:val="af6"/>
       </w:rPr>
       <w:instrText xml:space="preserve">PAGE  </w:instrText>
     </w:r>
     <w:r>
       <w:rPr>
-        <w:rStyle w:val="PageNumber"/>
+        <w:rStyle w:val="af6"/>
       </w:rPr>
       <w:fldChar w:fldCharType="separate"/>
     </w:r>
     <w:r>
       <w:rPr>
-        <w:rStyle w:val="PageNumber"/>
+        <w:rStyle w:val="af6"/>
       </w:rPr>
       <w:t>15</w:t>
     </w:r>
     <w:r>
       <w:rPr>
-        <w:rStyle w:val="PageNumber"/>
+        <w:rStyle w:val="af6"/>
       </w:rPr>
       <w:fldChar w:fldCharType="end"/>
     </w:r>
   </w:p>
   <w:p>
     <w:pPr>
-      <w:pStyle w:val="Footer"/>
+      <w:pStyle w:val="aa"/>
       <w:spacing w:after="120"/>
       <w:ind w:firstLine="300"/>
     </w:pPr>
@@ -21168,7 +21189,7 @@
 <w:ftr xmlns:wpc="http://schemas.microsoft.com/office/word/2010/wordprocessingCanvas" xmlns:cx="http://schemas.microsoft.com/office/drawing/2014/chartex" xmlns:cx1="http://schemas.microsoft.com/office/drawing/2015/9/8/chartex" xmlns:cx2="http://schemas.microsoft.com/office/drawing/2015/10/21/chartex" xmlns:cx3="http://schemas.microsoft.com/office/drawing/2016/5/9/chartex" xmlns:cx4="http://schemas.microsoft.com/office/drawing/2016/5/10/chartex" xmlns:cx5="http://schemas.microsoft.com/office/drawing/2016/5/11/chartex" xmlns:cx6="http://schemas.microsoft.com/office/drawing/2016/5/12/chartex" xmlns:cx7="http://schemas.microsoft.com/office/drawing/2016/5/13/chartex" xmlns:cx8="http://schemas.microsoft.com/office/drawing/2016/5/14/chartex" xmlns:mc="http://schemas.openxmlformats.org/markup-compatibility/2006" xmlns:aink="http://schemas.microsoft.com/office/drawing/2016/ink" xmlns:am3d="http://schemas.microsoft.com/office/drawing/2017/model3d" xmlns:o="urn:schemas-microsoft-com:office:office" xmlns:oel="http://schemas.microsoft.com/office/2019/extlst" xmlns:r="http://schemas.openxmlformats.org/officeDocument/2006/relationships" xmlns:m="http://schemas.openxmlformats.org/officeDocument/2006/math" xmlns:v="urn:schemas-microsoft-com:vml" xmlns:wp14="http://schemas.microsoft.com/office/word/2010/wordprocessingDrawing" xmlns:wp="http://schemas.openxmlformats.org/drawingml/2006/wordprocessingDrawing" xmlns:w10="urn:schemas-microsoft-com:office:word" xmlns:w="http://schemas.openxmlformats.org/wordprocessingml/2006/main" xmlns:w14="http://schemas.microsoft.com/office/word/2010/wordml" xmlns:w15="http://schemas.microsoft.com/office/word/2012/wordml" xmlns:w16cex="http://schemas.microsoft.com/office/word/2018/wordml/cex" xmlns:w16cid="http://schemas.microsoft.com/office/word/2016/wordml/cid" xmlns:w16="http://schemas.microsoft.com/office/word/2018/wordml" xmlns:w16du="http://schemas.microsoft.com/office/word/2023/wordml/word16du" xmlns:w16sdtdh="http://schemas.microsoft.com/office/word/2020/wordml/sdtdatahash" xmlns:w16sdtfl="http://schemas.microsoft.com/office/word/2024/wordml/sdtformatlock" xmlns:w16se="http://schemas.microsoft.com/office/word/2015/wordml/symex" xmlns:wpg="http://schemas.microsoft.com/office/word/2010/wordprocessingGroup" xmlns:wpi="http://schemas.microsoft.com/office/word/2010/wordprocessingInk" xmlns:wne="http://schemas.microsoft.com/office/word/2006/wordml" xmlns:wps="http://schemas.microsoft.com/office/word/2010/wordprocessingShape" mc:Ignorable="w14 w15 w16se w16cid w16 w16cex w16sdtdh w16sdtfl w16du wp14">
   <w:p>
     <w:pPr>
-      <w:pStyle w:val="Footer"/>
+      <w:pStyle w:val="aa"/>
       <w:rPr>
         <w:color w:val="808080" w:themeColor="background1" w:themeShade="80"/>
       </w:rPr>
@@ -21340,7 +21361,7 @@
         <w:noProof/>
         <w:color w:val="808080" w:themeColor="background1" w:themeShade="80"/>
       </w:rPr>
-      <w:t>24</w:t>
+      <w:t>17</w:t>
     </w:r>
     <w:r>
       <w:rPr>
@@ -21370,7 +21391,7 @@
 <w:ftr xmlns:wpc="http://schemas.microsoft.com/office/word/2010/wordprocessingCanvas" xmlns:cx="http://schemas.microsoft.com/office/drawing/2014/chartex" xmlns:cx1="http://schemas.microsoft.com/office/drawing/2015/9/8/chartex" xmlns:cx2="http://schemas.microsoft.com/office/drawing/2015/10/21/chartex" xmlns:cx3="http://schemas.microsoft.com/office/drawing/2016/5/9/chartex" xmlns:cx4="http://schemas.microsoft.com/office/drawing/2016/5/10/chartex" xmlns:cx5="http://schemas.microsoft.com/office/drawing/2016/5/11/chartex" xmlns:cx6="http://schemas.microsoft.com/office/drawing/2016/5/12/chartex" xmlns:cx7="http://schemas.microsoft.com/office/drawing/2016/5/13/chartex" xmlns:cx8="http://schemas.microsoft.com/office/drawing/2016/5/14/chartex" xmlns:mc="http://schemas.openxmlformats.org/markup-compatibility/2006" xmlns:aink="http://schemas.microsoft.com/office/drawing/2016/ink" xmlns:am3d="http://schemas.microsoft.com/office/drawing/2017/model3d" xmlns:o="urn:schemas-microsoft-com:office:office" xmlns:oel="http://schemas.microsoft.com/office/2019/extlst" xmlns:r="http://schemas.openxmlformats.org/officeDocument/2006/relationships" xmlns:m="http://schemas.openxmlformats.org/officeDocument/2006/math" xmlns:v="urn:schemas-microsoft-com:vml" xmlns:wp14="http://schemas.microsoft.com/office/word/2010/wordprocessingDrawing" xmlns:wp="http://schemas.openxmlformats.org/drawingml/2006/wordprocessingDrawing" xmlns:w10="urn:schemas-microsoft-com:office:word" xmlns:w="http://schemas.openxmlformats.org/wordprocessingml/2006/main" xmlns:w14="http://schemas.microsoft.com/office/word/2010/wordml" xmlns:w15="http://schemas.microsoft.com/office/word/2012/wordml" xmlns:w16cex="http://schemas.microsoft.com/office/word/2018/wordml/cex" xmlns:w16cid="http://schemas.microsoft.com/office/word/2016/wordml/cid" xmlns:w16="http://schemas.microsoft.com/office/word/2018/wordml" xmlns:w16du="http://schemas.microsoft.com/office/word/2023/wordml/word16du" xmlns:w16sdtdh="http://schemas.microsoft.com/office/word/2020/wordml/sdtdatahash" xmlns:w16sdtfl="http://schemas.microsoft.com/office/word/2024/wordml/sdtformatlock" xmlns:w16se="http://schemas.microsoft.com/office/word/2015/wordml/symex" xmlns:wpg="http://schemas.microsoft.com/office/word/2010/wordprocessingGroup" xmlns:wpi="http://schemas.microsoft.com/office/word/2010/wordprocessingInk" xmlns:wne="http://schemas.microsoft.com/office/word/2006/wordml" xmlns:wps="http://schemas.microsoft.com/office/word/2010/wordprocessingShape" mc:Ignorable="w14 w15 w16se w16cid w16 w16cex w16sdtdh w16sdtfl w16du wp14">
   <w:p>
     <w:pPr>
-      <w:pStyle w:val="Footer"/>
+      <w:pStyle w:val="aa"/>
       <w:spacing w:after="120"/>
       <w:ind w:firstLine="300"/>
     </w:pPr>
@@ -21401,7 +21422,7 @@
 <w:hdr xmlns:wpc="http://schemas.microsoft.com/office/word/2010/wordprocessingCanvas" xmlns:cx="http://schemas.microsoft.com/office/drawing/2014/chartex" xmlns:cx1="http://schemas.microsoft.com/office/drawing/2015/9/8/chartex" xmlns:cx2="http://schemas.microsoft.com/office/drawing/2015/10/21/chartex" xmlns:cx3="http://schemas.microsoft.com/office/drawing/2016/5/9/chartex" xmlns:cx4="http://schemas.microsoft.com/office/drawing/2016/5/10/chartex" xmlns:cx5="http://schemas.microsoft.com/office/drawing/2016/5/11/chartex" xmlns:cx6="http://schemas.microsoft.com/office/drawing/2016/5/12/chartex" xmlns:cx7="http://schemas.microsoft.com/office/drawing/2016/5/13/chartex" xmlns:cx8="http://schemas.microsoft.com/office/drawing/2016/5/14/chartex" xmlns:mc="http://schemas.openxmlformats.org/markup-compatibility/2006" xmlns:aink="http://schemas.microsoft.com/office/drawing/2016/ink" xmlns:am3d="http://schemas.microsoft.com/office/drawing/2017/model3d" xmlns:o="urn:schemas-microsoft-com:office:office" xmlns:oel="http://schemas.microsoft.com/office/2019/extlst" xmlns:r="http://schemas.openxmlformats.org/officeDocument/2006/relationships" xmlns:m="http://schemas.openxmlformats.org/officeDocument/2006/math" xmlns:v="urn:schemas-microsoft-com:vml" xmlns:wp14="http://schemas.microsoft.com/office/word/2010/wordprocessingDrawing" xmlns:wp="http://schemas.openxmlformats.org/drawingml/2006/wordprocessingDrawing" xmlns:w10="urn:schemas-microsoft-com:office:word" xmlns:w="http://schemas.openxmlformats.org/wordprocessingml/2006/main" xmlns:w14="http://schemas.microsoft.com/office/word/2010/wordml" xmlns:w15="http://schemas.microsoft.com/office/word/2012/wordml" xmlns:w16cex="http://schemas.microsoft.com/office/word/2018/wordml/cex" xmlns:w16cid="http://schemas.microsoft.com/office/word/2016/wordml/cid" xmlns:w16="http://schemas.microsoft.com/office/word/2018/wordml" xmlns:w16du="http://schemas.microsoft.com/office/word/2023/wordml/word16du" xmlns:w16sdtdh="http://schemas.microsoft.com/office/word/2020/wordml/sdtdatahash" xmlns:w16sdtfl="http://schemas.microsoft.com/office/word/2024/wordml/sdtformatlock" xmlns:w16se="http://schemas.microsoft.com/office/word/2015/wordml/symex" xmlns:wpg="http://schemas.microsoft.com/office/word/2010/wordprocessingGroup" xmlns:wpi="http://schemas.microsoft.com/office/word/2010/wordprocessingInk" xmlns:wne="http://schemas.microsoft.com/office/word/2006/wordml" xmlns:wps="http://schemas.microsoft.com/office/word/2010/wordprocessingShape" mc:Ignorable="w14 w15 w16se w16cid w16 w16cex w16sdtdh w16sdtfl w16du wp14">
   <w:p>
     <w:pPr>
-      <w:pStyle w:val="Header"/>
+      <w:pStyle w:val="ac"/>
       <w:ind w:firstLine="360"/>
     </w:pPr>
   </w:p>
@@ -21412,13 +21433,13 @@
 <w:hdr xmlns:wpc="http://schemas.microsoft.com/office/word/2010/wordprocessingCanvas" xmlns:cx="http://schemas.microsoft.com/office/drawing/2014/chartex" xmlns:cx1="http://schemas.microsoft.com/office/drawing/2015/9/8/chartex" xmlns:cx2="http://schemas.microsoft.com/office/drawing/2015/10/21/chartex" xmlns:cx3="http://schemas.microsoft.com/office/drawing/2016/5/9/chartex" xmlns:cx4="http://schemas.microsoft.com/office/drawing/2016/5/10/chartex" xmlns:cx5="http://schemas.microsoft.com/office/drawing/2016/5/11/chartex" xmlns:cx6="http://schemas.microsoft.com/office/drawing/2016/5/12/chartex" xmlns:cx7="http://schemas.microsoft.com/office/drawing/2016/5/13/chartex" xmlns:cx8="http://schemas.microsoft.com/office/drawing/2016/5/14/chartex" xmlns:mc="http://schemas.openxmlformats.org/markup-compatibility/2006" xmlns:aink="http://schemas.microsoft.com/office/drawing/2016/ink" xmlns:am3d="http://schemas.microsoft.com/office/drawing/2017/model3d" xmlns:o="urn:schemas-microsoft-com:office:office" xmlns:oel="http://schemas.microsoft.com/office/2019/extlst" xmlns:r="http://schemas.openxmlformats.org/officeDocument/2006/relationships" xmlns:m="http://schemas.openxmlformats.org/officeDocument/2006/math" xmlns:v="urn:schemas-microsoft-com:vml" xmlns:wp14="http://schemas.microsoft.com/office/word/2010/wordprocessingDrawing" xmlns:wp="http://schemas.openxmlformats.org/drawingml/2006/wordprocessingDrawing" xmlns:w10="urn:schemas-microsoft-com:office:word" xmlns:w="http://schemas.openxmlformats.org/wordprocessingml/2006/main" xmlns:w14="http://schemas.microsoft.com/office/word/2010/wordml" xmlns:w15="http://schemas.microsoft.com/office/word/2012/wordml" xmlns:w16cex="http://schemas.microsoft.com/office/word/2018/wordml/cex" xmlns:w16cid="http://schemas.microsoft.com/office/word/2016/wordml/cid" xmlns:w16="http://schemas.microsoft.com/office/word/2018/wordml" xmlns:w16du="http://schemas.microsoft.com/office/word/2023/wordml/word16du" xmlns:w16sdtdh="http://schemas.microsoft.com/office/word/2020/wordml/sdtdatahash" xmlns:w16sdtfl="http://schemas.microsoft.com/office/word/2024/wordml/sdtformatlock" xmlns:w16se="http://schemas.microsoft.com/office/word/2015/wordml/symex" xmlns:wpg="http://schemas.microsoft.com/office/word/2010/wordprocessingGroup" xmlns:wpi="http://schemas.microsoft.com/office/word/2010/wordprocessingInk" xmlns:wne="http://schemas.microsoft.com/office/word/2006/wordml" xmlns:wps="http://schemas.microsoft.com/office/word/2010/wordprocessingShape" mc:Ignorable="w14 w15 w16se w16cid w16 w16cex w16sdtdh w16sdtfl w16du wp14">
   <w:p>
     <w:pPr>
-      <w:pStyle w:val="Header"/>
+      <w:pStyle w:val="ac"/>
       <w:pBdr>
         <w:bottom w:val="single" w:sz="4" w:space="1" w:color="003296"/>
       </w:pBdr>
       <w:jc w:val="right"/>
       <w:rPr>
-        <w:rFonts w:ascii="微软雅黑" w:eastAsia="微软雅黑" w:hAnsi="微软雅黑" w:cs="宋体"/>
+        <w:rFonts w:ascii="微软雅黑" w:eastAsia="微软雅黑" w:hAnsi="微软雅黑" w:cs="宋体" w:hint="eastAsia"/>
         <w:sz w:val="15"/>
         <w:szCs w:val="15"/>
       </w:rPr>
@@ -21495,7 +21516,7 @@
 <w:hdr xmlns:wpc="http://schemas.microsoft.com/office/word/2010/wordprocessingCanvas" xmlns:cx="http://schemas.microsoft.com/office/drawing/2014/chartex" xmlns:cx1="http://schemas.microsoft.com/office/drawing/2015/9/8/chartex" xmlns:cx2="http://schemas.microsoft.com/office/drawing/2015/10/21/chartex" xmlns:cx3="http://schemas.microsoft.com/office/drawing/2016/5/9/chartex" xmlns:cx4="http://schemas.microsoft.com/office/drawing/2016/5/10/chartex" xmlns:cx5="http://schemas.microsoft.com/office/drawing/2016/5/11/chartex" xmlns:cx6="http://schemas.microsoft.com/office/drawing/2016/5/12/chartex" xmlns:cx7="http://schemas.microsoft.com/office/drawing/2016/5/13/chartex" xmlns:cx8="http://schemas.microsoft.com/office/drawing/2016/5/14/chartex" xmlns:mc="http://schemas.openxmlformats.org/markup-compatibility/2006" xmlns:aink="http://schemas.microsoft.com/office/drawing/2016/ink" xmlns:am3d="http://schemas.microsoft.com/office/drawing/2017/model3d" xmlns:o="urn:schemas-microsoft-com:office:office" xmlns:oel="http://schemas.microsoft.com/office/2019/extlst" xmlns:r="http://schemas.openxmlformats.org/officeDocument/2006/relationships" xmlns:m="http://schemas.openxmlformats.org/officeDocument/2006/math" xmlns:v="urn:schemas-microsoft-com:vml" xmlns:wp14="http://schemas.microsoft.com/office/word/2010/wordprocessingDrawing" xmlns:wp="http://schemas.openxmlformats.org/drawingml/2006/wordprocessingDrawing" xmlns:w10="urn:schemas-microsoft-com:office:word" xmlns:w="http://schemas.openxmlformats.org/wordprocessingml/2006/main" xmlns:w14="http://schemas.microsoft.com/office/word/2010/wordml" xmlns:w15="http://schemas.microsoft.com/office/word/2012/wordml" xmlns:w16cex="http://schemas.microsoft.com/office/word/2018/wordml/cex" xmlns:w16cid="http://schemas.microsoft.com/office/word/2016/wordml/cid" xmlns:w16="http://schemas.microsoft.com/office/word/2018/wordml" xmlns:w16du="http://schemas.microsoft.com/office/word/2023/wordml/word16du" xmlns:w16sdtdh="http://schemas.microsoft.com/office/word/2020/wordml/sdtdatahash" xmlns:w16sdtfl="http://schemas.microsoft.com/office/word/2024/wordml/sdtformatlock" xmlns:w16se="http://schemas.microsoft.com/office/word/2015/wordml/symex" xmlns:wpg="http://schemas.microsoft.com/office/word/2010/wordprocessingGroup" xmlns:wpi="http://schemas.microsoft.com/office/word/2010/wordprocessingInk" xmlns:wne="http://schemas.microsoft.com/office/word/2006/wordml" xmlns:wps="http://schemas.microsoft.com/office/word/2010/wordprocessingShape" mc:Ignorable="w14 w15 w16se w16cid w16 w16cex w16sdtdh w16sdtfl w16du wp14">
   <w:p>
     <w:pPr>
-      <w:pStyle w:val="Header"/>
+      <w:pStyle w:val="ac"/>
       <w:pBdr>
         <w:bottom w:val="none" w:sz="0" w:space="0" w:color="auto"/>
       </w:pBdr>
@@ -21509,7 +21530,7 @@
 <w:hdr xmlns:wpc="http://schemas.microsoft.com/office/word/2010/wordprocessingCanvas" xmlns:cx="http://schemas.microsoft.com/office/drawing/2014/chartex" xmlns:cx1="http://schemas.microsoft.com/office/drawing/2015/9/8/chartex" xmlns:cx2="http://schemas.microsoft.com/office/drawing/2015/10/21/chartex" xmlns:cx3="http://schemas.microsoft.com/office/drawing/2016/5/9/chartex" xmlns:cx4="http://schemas.microsoft.com/office/drawing/2016/5/10/chartex" xmlns:cx5="http://schemas.microsoft.com/office/drawing/2016/5/11/chartex" xmlns:cx6="http://schemas.microsoft.com/office/drawing/2016/5/12/chartex" xmlns:cx7="http://schemas.microsoft.com/office/drawing/2016/5/13/chartex" xmlns:cx8="http://schemas.microsoft.com/office/drawing/2016/5/14/chartex" xmlns:mc="http://schemas.openxmlformats.org/markup-compatibility/2006" xmlns:aink="http://schemas.microsoft.com/office/drawing/2016/ink" xmlns:am3d="http://schemas.microsoft.com/office/drawing/2017/model3d" xmlns:o="urn:schemas-microsoft-com:office:office" xmlns:oel="http://schemas.microsoft.com/office/2019/extlst" xmlns:r="http://schemas.openxmlformats.org/officeDocument/2006/relationships" xmlns:m="http://schemas.openxmlformats.org/officeDocument/2006/math" xmlns:v="urn:schemas-microsoft-com:vml" xmlns:wp14="http://schemas.microsoft.com/office/word/2010/wordprocessingDrawing" xmlns:wp="http://schemas.openxmlformats.org/drawingml/2006/wordprocessingDrawing" xmlns:w10="urn:schemas-microsoft-com:office:word" xmlns:w="http://schemas.openxmlformats.org/wordprocessingml/2006/main" xmlns:w14="http://schemas.microsoft.com/office/word/2010/wordml" xmlns:w15="http://schemas.microsoft.com/office/word/2012/wordml" xmlns:w16cex="http://schemas.microsoft.com/office/word/2018/wordml/cex" xmlns:w16cid="http://schemas.microsoft.com/office/word/2016/wordml/cid" xmlns:w16="http://schemas.microsoft.com/office/word/2018/wordml" xmlns:w16du="http://schemas.microsoft.com/office/word/2023/wordml/word16du" xmlns:w16sdtdh="http://schemas.microsoft.com/office/word/2020/wordml/sdtdatahash" xmlns:w16sdtfl="http://schemas.microsoft.com/office/word/2024/wordml/sdtformatlock" xmlns:w16se="http://schemas.microsoft.com/office/word/2015/wordml/symex" xmlns:wpg="http://schemas.microsoft.com/office/word/2010/wordprocessingGroup" xmlns:wpi="http://schemas.microsoft.com/office/word/2010/wordprocessingInk" xmlns:wne="http://schemas.microsoft.com/office/word/2006/wordml" xmlns:wps="http://schemas.microsoft.com/office/word/2010/wordprocessingShape" mc:Ignorable="w14 w15 w16se w16cid w16 w16cex w16sdtdh w16sdtfl w16du wp14">
   <w:p>
     <w:pPr>
-      <w:pStyle w:val="Header"/>
+      <w:pStyle w:val="ac"/>
       <w:spacing w:after="120"/>
       <w:ind w:firstLine="360"/>
     </w:pPr>
@@ -21527,7 +21548,7 @@
 <w:hdr xmlns:wpc="http://schemas.microsoft.com/office/word/2010/wordprocessingCanvas" xmlns:cx="http://schemas.microsoft.com/office/drawing/2014/chartex" xmlns:cx1="http://schemas.microsoft.com/office/drawing/2015/9/8/chartex" xmlns:cx2="http://schemas.microsoft.com/office/drawing/2015/10/21/chartex" xmlns:cx3="http://schemas.microsoft.com/office/drawing/2016/5/9/chartex" xmlns:cx4="http://schemas.microsoft.com/office/drawing/2016/5/10/chartex" xmlns:cx5="http://schemas.microsoft.com/office/drawing/2016/5/11/chartex" xmlns:cx6="http://schemas.microsoft.com/office/drawing/2016/5/12/chartex" xmlns:cx7="http://schemas.microsoft.com/office/drawing/2016/5/13/chartex" xmlns:cx8="http://schemas.microsoft.com/office/drawing/2016/5/14/chartex" xmlns:mc="http://schemas.openxmlformats.org/markup-compatibility/2006" xmlns:aink="http://schemas.microsoft.com/office/drawing/2016/ink" xmlns:am3d="http://schemas.microsoft.com/office/drawing/2017/model3d" xmlns:o="urn:schemas-microsoft-com:office:office" xmlns:oel="http://schemas.microsoft.com/office/2019/extlst" xmlns:r="http://schemas.openxmlformats.org/officeDocument/2006/relationships" xmlns:m="http://schemas.openxmlformats.org/officeDocument/2006/math" xmlns:v="urn:schemas-microsoft-com:vml" xmlns:wp14="http://schemas.microsoft.com/office/word/2010/wordprocessingDrawing" xmlns:wp="http://schemas.openxmlformats.org/drawingml/2006/wordprocessingDrawing" xmlns:w10="urn:schemas-microsoft-com:office:word" xmlns:w="http://schemas.openxmlformats.org/wordprocessingml/2006/main" xmlns:w14="http://schemas.microsoft.com/office/word/2010/wordml" xmlns:w15="http://schemas.microsoft.com/office/word/2012/wordml" xmlns:w16cex="http://schemas.microsoft.com/office/word/2018/wordml/cex" xmlns:w16cid="http://schemas.microsoft.com/office/word/2016/wordml/cid" xmlns:w16="http://schemas.microsoft.com/office/word/2018/wordml" xmlns:w16du="http://schemas.microsoft.com/office/word/2023/wordml/word16du" xmlns:w16sdtdh="http://schemas.microsoft.com/office/word/2020/wordml/sdtdatahash" xmlns:w16sdtfl="http://schemas.microsoft.com/office/word/2024/wordml/sdtformatlock" xmlns:w16se="http://schemas.microsoft.com/office/word/2015/wordml/symex" xmlns:wpg="http://schemas.microsoft.com/office/word/2010/wordprocessingGroup" xmlns:wpi="http://schemas.microsoft.com/office/word/2010/wordprocessingInk" xmlns:wne="http://schemas.microsoft.com/office/word/2006/wordml" xmlns:wps="http://schemas.microsoft.com/office/word/2010/wordprocessingShape" mc:Ignorable="w14 w15 w16se w16cid w16 w16cex w16sdtdh w16sdtfl w16du wp14">
   <w:p>
     <w:pPr>
-      <w:pStyle w:val="Header"/>
+      <w:pStyle w:val="ac"/>
       <w:spacing w:after="120"/>
       <w:ind w:firstLine="360"/>
     </w:pPr>
@@ -22558,7 +22579,7 @@
     <w:lsdException w:name="Unresolved Mention" w:semiHidden="1" w:unhideWhenUsed="1"/>
     <w:lsdException w:name="Smart Link" w:semiHidden="1" w:unhideWhenUsed="1"/>
   </w:latentStyles>
-  <w:style w:type="paragraph" w:default="1" w:styleId="Normal">
+  <w:style w:type="paragraph" w:default="1" w:styleId="a4">
     <w:name w:val="Normal"/>
     <w:qFormat/>
     <w:pPr>
@@ -22572,11 +22593,11 @@
       <w:szCs w:val="21"/>
     </w:rPr>
   </w:style>
-  <w:style w:type="paragraph" w:styleId="Heading1">
+  <w:style w:type="paragraph" w:styleId="10">
     <w:name w:val="heading 1"/>
-    <w:basedOn w:val="Normal"/>
-    <w:next w:val="Normal"/>
-    <w:link w:val="Heading1Char"/>
+    <w:basedOn w:val="a4"/>
+    <w:next w:val="a4"/>
+    <w:link w:val="11"/>
     <w:uiPriority w:val="9"/>
     <w:qFormat/>
     <w:pPr>
@@ -22593,11 +22614,11 @@
       <w:szCs w:val="44"/>
     </w:rPr>
   </w:style>
-  <w:style w:type="paragraph" w:styleId="Heading2">
+  <w:style w:type="paragraph" w:styleId="21">
     <w:name w:val="heading 2"/>
-    <w:basedOn w:val="Normal"/>
-    <w:next w:val="Normal"/>
-    <w:link w:val="Heading2Char"/>
+    <w:basedOn w:val="a4"/>
+    <w:next w:val="a4"/>
+    <w:link w:val="22"/>
     <w:uiPriority w:val="9"/>
     <w:unhideWhenUsed/>
     <w:qFormat/>
@@ -22615,11 +22636,11 @@
       <w:szCs w:val="32"/>
     </w:rPr>
   </w:style>
-  <w:style w:type="paragraph" w:styleId="Heading3">
+  <w:style w:type="paragraph" w:styleId="31">
     <w:name w:val="heading 3"/>
-    <w:basedOn w:val="Normal"/>
-    <w:next w:val="Normal"/>
-    <w:link w:val="Heading3Char"/>
+    <w:basedOn w:val="a4"/>
+    <w:next w:val="a4"/>
+    <w:link w:val="32"/>
     <w:uiPriority w:val="9"/>
     <w:unhideWhenUsed/>
     <w:qFormat/>
@@ -22636,11 +22657,11 @@
       <w:szCs w:val="32"/>
     </w:rPr>
   </w:style>
-  <w:style w:type="paragraph" w:styleId="Heading4">
+  <w:style w:type="paragraph" w:styleId="41">
     <w:name w:val="heading 4"/>
-    <w:basedOn w:val="Normal"/>
-    <w:next w:val="Normal"/>
-    <w:link w:val="Heading4Char"/>
+    <w:basedOn w:val="a4"/>
+    <w:next w:val="a4"/>
+    <w:link w:val="42"/>
     <w:uiPriority w:val="9"/>
     <w:unhideWhenUsed/>
     <w:qFormat/>
@@ -22658,11 +22679,11 @@
       <w:szCs w:val="28"/>
     </w:rPr>
   </w:style>
-  <w:style w:type="paragraph" w:styleId="Heading5">
+  <w:style w:type="paragraph" w:styleId="50">
     <w:name w:val="heading 5"/>
-    <w:basedOn w:val="Normal"/>
-    <w:next w:val="Normal"/>
-    <w:link w:val="Heading5Char"/>
+    <w:basedOn w:val="a4"/>
+    <w:next w:val="a4"/>
+    <w:link w:val="51"/>
     <w:uiPriority w:val="9"/>
     <w:semiHidden/>
     <w:unhideWhenUsed/>
@@ -22680,11 +22701,11 @@
       <w:szCs w:val="28"/>
     </w:rPr>
   </w:style>
-  <w:style w:type="paragraph" w:styleId="Heading6">
+  <w:style w:type="paragraph" w:styleId="60">
     <w:name w:val="heading 6"/>
-    <w:basedOn w:val="Normal"/>
-    <w:next w:val="Normal"/>
-    <w:link w:val="Heading6Char"/>
+    <w:basedOn w:val="a4"/>
+    <w:next w:val="a4"/>
+    <w:link w:val="61"/>
     <w:uiPriority w:val="9"/>
     <w:semiHidden/>
     <w:unhideWhenUsed/>
@@ -22702,13 +22723,12 @@
       <w:szCs w:val="24"/>
     </w:rPr>
   </w:style>
-  <w:style w:type="character" w:default="1" w:styleId="DefaultParagraphFont">
+  <w:style w:type="character" w:default="1" w:styleId="a5">
     <w:name w:val="Default Paragraph Font"/>
     <w:uiPriority w:val="1"/>
-    <w:semiHidden/>
     <w:unhideWhenUsed/>
   </w:style>
-  <w:style w:type="table" w:default="1" w:styleId="TableNormal">
+  <w:style w:type="table" w:default="1" w:styleId="a6">
     <w:name w:val="Normal Table"/>
     <w:uiPriority w:val="99"/>
     <w:semiHidden/>
@@ -22723,16 +22743,16 @@
       </w:tblCellMar>
     </w:tblPr>
   </w:style>
-  <w:style w:type="numbering" w:default="1" w:styleId="NoList">
+  <w:style w:type="numbering" w:default="1" w:styleId="a7">
     <w:name w:val="No List"/>
     <w:uiPriority w:val="99"/>
     <w:semiHidden/>
     <w:unhideWhenUsed/>
   </w:style>
-  <w:style w:type="paragraph" w:styleId="BodyText">
+  <w:style w:type="paragraph" w:styleId="a8">
     <w:name w:val="Body Text"/>
-    <w:basedOn w:val="Normal"/>
-    <w:link w:val="BodyTextChar"/>
+    <w:basedOn w:val="a4"/>
+    <w:link w:val="a9"/>
     <w:uiPriority w:val="99"/>
     <w:semiHidden/>
     <w:unhideWhenUsed/>
@@ -22743,8 +22763,8 @@
   </w:style>
   <w:style w:type="paragraph" w:styleId="TOC5">
     <w:name w:val="toc 5"/>
-    <w:basedOn w:val="Normal"/>
-    <w:next w:val="Normal"/>
+    <w:basedOn w:val="a4"/>
+    <w:next w:val="a4"/>
     <w:semiHidden/>
     <w:qFormat/>
     <w:pPr>
@@ -22759,8 +22779,8 @@
   </w:style>
   <w:style w:type="paragraph" w:styleId="TOC3">
     <w:name w:val="toc 3"/>
-    <w:basedOn w:val="Normal"/>
-    <w:next w:val="Normal"/>
+    <w:basedOn w:val="a4"/>
+    <w:next w:val="a4"/>
     <w:uiPriority w:val="39"/>
     <w:qFormat/>
     <w:pPr>
@@ -22775,10 +22795,10 @@
       <w:szCs w:val="20"/>
     </w:rPr>
   </w:style>
-  <w:style w:type="paragraph" w:styleId="Footer">
+  <w:style w:type="paragraph" w:styleId="aa">
     <w:name w:val="footer"/>
-    <w:basedOn w:val="Normal"/>
-    <w:link w:val="FooterChar"/>
+    <w:basedOn w:val="a4"/>
+    <w:link w:val="ab"/>
     <w:uiPriority w:val="99"/>
     <w:unhideWhenUsed/>
     <w:qFormat/>
@@ -22795,10 +22815,10 @@
       <w:szCs w:val="18"/>
     </w:rPr>
   </w:style>
-  <w:style w:type="paragraph" w:styleId="Header">
+  <w:style w:type="paragraph" w:styleId="ac">
     <w:name w:val="header"/>
-    <w:basedOn w:val="Normal"/>
-    <w:link w:val="HeaderChar"/>
+    <w:basedOn w:val="a4"/>
+    <w:link w:val="ad"/>
     <w:uiPriority w:val="99"/>
     <w:unhideWhenUsed/>
     <w:qFormat/>
@@ -22820,8 +22840,8 @@
   </w:style>
   <w:style w:type="paragraph" w:styleId="TOC1">
     <w:name w:val="toc 1"/>
-    <w:basedOn w:val="Normal"/>
-    <w:next w:val="Normal"/>
+    <w:basedOn w:val="a4"/>
+    <w:next w:val="a4"/>
     <w:uiPriority w:val="39"/>
     <w:qFormat/>
     <w:pPr>
@@ -22841,8 +22861,8 @@
   </w:style>
   <w:style w:type="paragraph" w:styleId="TOC4">
     <w:name w:val="toc 4"/>
-    <w:basedOn w:val="Normal"/>
-    <w:next w:val="Normal"/>
+    <w:basedOn w:val="a4"/>
+    <w:next w:val="a4"/>
     <w:uiPriority w:val="39"/>
     <w:qFormat/>
     <w:pPr>
@@ -22855,10 +22875,10 @@
       <w:szCs w:val="18"/>
     </w:rPr>
   </w:style>
-  <w:style w:type="paragraph" w:styleId="FootnoteText">
+  <w:style w:type="paragraph" w:styleId="ae">
     <w:name w:val="footnote text"/>
-    <w:basedOn w:val="Normal"/>
-    <w:link w:val="FootnoteTextChar"/>
+    <w:basedOn w:val="a4"/>
+    <w:link w:val="af"/>
     <w:semiHidden/>
     <w:qFormat/>
     <w:pPr>
@@ -22870,10 +22890,10 @@
       <w:szCs w:val="18"/>
     </w:rPr>
   </w:style>
-  <w:style w:type="paragraph" w:styleId="TableofFigures">
+  <w:style w:type="paragraph" w:styleId="af0">
     <w:name w:val="table of figures"/>
-    <w:basedOn w:val="Normal"/>
-    <w:next w:val="Normal"/>
+    <w:basedOn w:val="a4"/>
+    <w:next w:val="a4"/>
     <w:uiPriority w:val="99"/>
     <w:qFormat/>
     <w:pPr>
@@ -22883,8 +22903,8 @@
   </w:style>
   <w:style w:type="paragraph" w:styleId="TOC2">
     <w:name w:val="toc 2"/>
-    <w:basedOn w:val="Normal"/>
-    <w:next w:val="Normal"/>
+    <w:basedOn w:val="a4"/>
+    <w:next w:val="a4"/>
     <w:uiPriority w:val="39"/>
     <w:qFormat/>
     <w:pPr>
@@ -22901,11 +22921,11 @@
       <w:szCs w:val="20"/>
     </w:rPr>
   </w:style>
-  <w:style w:type="paragraph" w:styleId="Title">
+  <w:style w:type="paragraph" w:styleId="af1">
     <w:name w:val="Title"/>
-    <w:basedOn w:val="Normal"/>
-    <w:next w:val="Normal"/>
-    <w:link w:val="TitleChar"/>
+    <w:basedOn w:val="a4"/>
+    <w:next w:val="a4"/>
+    <w:link w:val="af2"/>
     <w:uiPriority w:val="10"/>
     <w:qFormat/>
     <w:pPr>
@@ -22921,10 +22941,10 @@
       <w:szCs w:val="32"/>
     </w:rPr>
   </w:style>
-  <w:style w:type="paragraph" w:styleId="BodyTextFirstIndent">
+  <w:style w:type="paragraph" w:styleId="af3">
     <w:name w:val="Body Text First Indent"/>
-    <w:basedOn w:val="BodyText"/>
-    <w:link w:val="BodyTextFirstIndentChar"/>
+    <w:basedOn w:val="a8"/>
+    <w:link w:val="af4"/>
     <w:semiHidden/>
     <w:qFormat/>
     <w:pPr>
@@ -22936,9 +22956,9 @@
       <w:sz w:val="24"/>
     </w:rPr>
   </w:style>
-  <w:style w:type="table" w:styleId="TableGrid">
+  <w:style w:type="table" w:styleId="af5">
     <w:name w:val="Table Grid"/>
-    <w:basedOn w:val="TableNormal"/>
+    <w:basedOn w:val="a6"/>
     <w:uiPriority w:val="39"/>
     <w:qFormat/>
     <w:pPr>
@@ -22958,13 +22978,13 @@
       </w:tblBorders>
     </w:tblPr>
   </w:style>
-  <w:style w:type="character" w:styleId="PageNumber">
+  <w:style w:type="character" w:styleId="af6">
     <w:name w:val="page number"/>
-    <w:basedOn w:val="DefaultParagraphFont"/>
+    <w:basedOn w:val="a5"/>
     <w:semiHidden/>
     <w:qFormat/>
   </w:style>
-  <w:style w:type="character" w:styleId="Hyperlink">
+  <w:style w:type="character" w:styleId="af7">
     <w:name w:val="Hyperlink"/>
     <w:uiPriority w:val="99"/>
     <w:qFormat/>
@@ -22974,7 +22994,7 @@
       <w:u w:val="single"/>
     </w:rPr>
   </w:style>
-  <w:style w:type="character" w:styleId="FootnoteReference">
+  <w:style w:type="character" w:styleId="af8">
     <w:name w:val="footnote reference"/>
     <w:semiHidden/>
     <w:qFormat/>
@@ -22982,10 +23002,10 @@
       <w:vertAlign w:val="superscript"/>
     </w:rPr>
   </w:style>
-  <w:style w:type="character" w:customStyle="1" w:styleId="HeaderChar">
-    <w:name w:val="Header Char"/>
-    <w:basedOn w:val="DefaultParagraphFont"/>
-    <w:link w:val="Header"/>
+  <w:style w:type="character" w:customStyle="1" w:styleId="ad">
+    <w:name w:val="页眉 字符"/>
+    <w:basedOn w:val="a5"/>
+    <w:link w:val="ac"/>
     <w:uiPriority w:val="99"/>
     <w:qFormat/>
     <w:rPr>
@@ -22993,10 +23013,10 @@
       <w:szCs w:val="18"/>
     </w:rPr>
   </w:style>
-  <w:style w:type="character" w:customStyle="1" w:styleId="FooterChar">
-    <w:name w:val="Footer Char"/>
-    <w:basedOn w:val="DefaultParagraphFont"/>
-    <w:link w:val="Footer"/>
+  <w:style w:type="character" w:customStyle="1" w:styleId="ab">
+    <w:name w:val="页脚 字符"/>
+    <w:basedOn w:val="a5"/>
+    <w:link w:val="aa"/>
     <w:uiPriority w:val="99"/>
     <w:qFormat/>
     <w:rPr>
@@ -23004,7 +23024,7 @@
       <w:szCs w:val="18"/>
     </w:rPr>
   </w:style>
-  <w:style w:type="character" w:customStyle="1" w:styleId="10">
+  <w:style w:type="character" w:customStyle="1" w:styleId="12">
     <w:name w:val="页脚 字符1"/>
     <w:semiHidden/>
     <w:qFormat/>
@@ -23013,9 +23033,9 @@
       <w:szCs w:val="18"/>
     </w:rPr>
   </w:style>
-  <w:style w:type="paragraph" w:customStyle="1" w:styleId="a4">
+  <w:style w:type="paragraph" w:customStyle="1" w:styleId="af9">
     <w:name w:val="正文（奇安信）"/>
-    <w:link w:val="a5"/>
+    <w:link w:val="afa"/>
     <w:qFormat/>
     <w:pPr>
       <w:wordWrap w:val="0"/>
@@ -23027,20 +23047,20 @@
       <w:szCs w:val="21"/>
     </w:rPr>
   </w:style>
-  <w:style w:type="paragraph" w:customStyle="1" w:styleId="a6">
+  <w:style w:type="paragraph" w:customStyle="1" w:styleId="afb">
     <w:name w:val="正文首行缩进（奇安信）"/>
-    <w:basedOn w:val="a4"/>
-    <w:link w:val="a7"/>
+    <w:basedOn w:val="af9"/>
+    <w:link w:val="afc"/>
     <w:qFormat/>
     <w:pPr>
       <w:spacing w:after="50"/>
       <w:ind w:firstLineChars="200" w:firstLine="200"/>
     </w:pPr>
   </w:style>
-  <w:style w:type="paragraph" w:customStyle="1" w:styleId="11">
+  <w:style w:type="paragraph" w:customStyle="1" w:styleId="13">
     <w:name w:val="标题 1（奇安信）"/>
-    <w:basedOn w:val="Heading1"/>
-    <w:next w:val="a6"/>
+    <w:basedOn w:val="10"/>
+    <w:next w:val="afb"/>
     <w:qFormat/>
     <w:pPr>
       <w:widowControl w:val="0"/>
@@ -23052,8 +23072,8 @@
   </w:style>
   <w:style w:type="paragraph" w:customStyle="1" w:styleId="2">
     <w:name w:val="标题 2（奇安信）"/>
-    <w:basedOn w:val="Heading2"/>
-    <w:next w:val="a6"/>
+    <w:basedOn w:val="21"/>
+    <w:next w:val="afb"/>
     <w:qFormat/>
     <w:pPr>
       <w:widowControl w:val="0"/>
@@ -23071,8 +23091,8 @@
   </w:style>
   <w:style w:type="paragraph" w:customStyle="1" w:styleId="3">
     <w:name w:val="标题 3（奇安信）"/>
-    <w:basedOn w:val="Heading3"/>
-    <w:next w:val="a6"/>
+    <w:basedOn w:val="31"/>
+    <w:next w:val="afb"/>
     <w:qFormat/>
     <w:pPr>
       <w:widowControl w:val="0"/>
@@ -23094,8 +23114,8 @@
   </w:style>
   <w:style w:type="paragraph" w:customStyle="1" w:styleId="-">
     <w:name w:val="目录-名称（奇安信）"/>
-    <w:basedOn w:val="a4"/>
-    <w:next w:val="Normal"/>
+    <w:basedOn w:val="af9"/>
+    <w:next w:val="a4"/>
     <w:qFormat/>
     <w:pPr>
       <w:adjustRightInd w:val="0"/>
@@ -23110,8 +23130,8 @@
   </w:style>
   <w:style w:type="paragraph" w:customStyle="1" w:styleId="4">
     <w:name w:val="标题 4（奇安信）"/>
-    <w:basedOn w:val="Heading4"/>
-    <w:next w:val="a6"/>
+    <w:basedOn w:val="41"/>
+    <w:next w:val="afb"/>
     <w:qFormat/>
     <w:pPr>
       <w:numPr>
@@ -23125,10 +23145,10 @@
       <w:bCs w:val="0"/>
     </w:rPr>
   </w:style>
-  <w:style w:type="paragraph" w:customStyle="1" w:styleId="50">
+  <w:style w:type="paragraph" w:customStyle="1" w:styleId="52">
     <w:name w:val="标题 5（无编号）（奇安信）"/>
-    <w:basedOn w:val="a8"/>
-    <w:next w:val="a6"/>
+    <w:basedOn w:val="afd"/>
+    <w:next w:val="afb"/>
     <w:qFormat/>
     <w:pPr>
       <w:spacing w:before="240" w:after="120"/>
@@ -23138,10 +23158,10 @@
       <w:sz w:val="24"/>
     </w:rPr>
   </w:style>
-  <w:style w:type="paragraph" w:customStyle="1" w:styleId="a8">
+  <w:style w:type="paragraph" w:customStyle="1" w:styleId="afd">
     <w:name w:val="保密申明（奇安信）"/>
-    <w:basedOn w:val="Normal"/>
-    <w:next w:val="a6"/>
+    <w:basedOn w:val="a4"/>
+    <w:next w:val="afb"/>
     <w:qFormat/>
     <w:rPr>
       <w:rFonts w:eastAsia="黑体"/>
@@ -23152,8 +23172,8 @@
   </w:style>
   <w:style w:type="paragraph" w:customStyle="1" w:styleId="5">
     <w:name w:val="标题 5（有编号）（奇安信）"/>
-    <w:basedOn w:val="Heading5"/>
-    <w:next w:val="a6"/>
+    <w:basedOn w:val="50"/>
+    <w:next w:val="afb"/>
     <w:qFormat/>
     <w:pPr>
       <w:numPr>
@@ -23169,8 +23189,8 @@
   </w:style>
   <w:style w:type="paragraph" w:customStyle="1" w:styleId="6">
     <w:name w:val="标题 6（有编号）（奇安信）"/>
-    <w:basedOn w:val="Normal"/>
-    <w:next w:val="a6"/>
+    <w:basedOn w:val="a4"/>
+    <w:next w:val="afb"/>
     <w:qFormat/>
     <w:pPr>
       <w:keepNext/>
@@ -23189,9 +23209,9 @@
       <w:szCs w:val="24"/>
     </w:rPr>
   </w:style>
-  <w:style w:type="paragraph" w:customStyle="1" w:styleId="a9">
+  <w:style w:type="paragraph" w:customStyle="1" w:styleId="afe">
     <w:name w:val="表格内容靠左（奇安信）"/>
-    <w:basedOn w:val="a4"/>
+    <w:basedOn w:val="af9"/>
     <w:qFormat/>
     <w:pPr>
       <w:spacing w:line="240" w:lineRule="auto"/>
@@ -23200,7 +23220,7 @@
   </w:style>
   <w:style w:type="paragraph" w:customStyle="1" w:styleId="-0">
     <w:name w:val="页脚-页码（奇安信）"/>
-    <w:basedOn w:val="Footer"/>
+    <w:basedOn w:val="aa"/>
     <w:qFormat/>
     <w:pPr>
       <w:spacing w:after="120"/>
@@ -23211,9 +23231,9 @@
       <w:sz w:val="15"/>
     </w:rPr>
   </w:style>
-  <w:style w:type="paragraph" w:customStyle="1" w:styleId="aa">
+  <w:style w:type="paragraph" w:customStyle="1" w:styleId="aff">
     <w:name w:val="插图标注（奇安信）"/>
-    <w:next w:val="a4"/>
+    <w:next w:val="af9"/>
     <w:qFormat/>
     <w:pPr>
       <w:spacing w:after="156"/>
@@ -23227,8 +23247,8 @@
   </w:style>
   <w:style w:type="paragraph" w:customStyle="1" w:styleId="a3">
     <w:name w:val="表格标注（奇安信）"/>
-    <w:basedOn w:val="aa"/>
-    <w:next w:val="Normal"/>
+    <w:basedOn w:val="aff"/>
+    <w:next w:val="a4"/>
     <w:qFormat/>
     <w:pPr>
       <w:numPr>
@@ -23237,18 +23257,18 @@
       </w:numPr>
     </w:pPr>
   </w:style>
-  <w:style w:type="paragraph" w:customStyle="1" w:styleId="ab">
+  <w:style w:type="paragraph" w:customStyle="1" w:styleId="aff0">
     <w:name w:val="页脚页码（奇安信）"/>
-    <w:basedOn w:val="Footer"/>
+    <w:basedOn w:val="aa"/>
     <w:qFormat/>
     <w:pPr>
       <w:framePr w:w="703" w:wrap="around" w:vAnchor="text" w:hAnchor="page" w:x="5598" w:y="247"/>
       <w:jc w:val="center"/>
     </w:pPr>
   </w:style>
-  <w:style w:type="paragraph" w:customStyle="1" w:styleId="ac">
+  <w:style w:type="paragraph" w:customStyle="1" w:styleId="aff1">
     <w:name w:val="封皮公司名（奇安信）"/>
-    <w:basedOn w:val="Normal"/>
+    <w:basedOn w:val="a4"/>
     <w:qFormat/>
     <w:pPr>
       <w:spacing w:line="300" w:lineRule="auto"/>
@@ -23262,10 +23282,10 @@
       <w:szCs w:val="28"/>
     </w:rPr>
   </w:style>
-  <w:style w:type="paragraph" w:customStyle="1" w:styleId="ad">
+  <w:style w:type="paragraph" w:customStyle="1" w:styleId="aff2">
     <w:name w:val="封皮主标题（奇安信）"/>
-    <w:basedOn w:val="Title"/>
-    <w:next w:val="ac"/>
+    <w:basedOn w:val="af1"/>
+    <w:next w:val="aff1"/>
     <w:qFormat/>
     <w:pPr>
       <w:spacing w:before="0" w:after="0" w:line="300" w:lineRule="auto"/>
@@ -23278,8 +23298,8 @@
   </w:style>
   <w:style w:type="paragraph" w:customStyle="1" w:styleId="-1">
     <w:name w:val="表格-头（奇安信）"/>
-    <w:basedOn w:val="Normal"/>
-    <w:next w:val="Normal"/>
+    <w:basedOn w:val="a4"/>
+    <w:next w:val="a4"/>
     <w:qFormat/>
     <w:pPr>
       <w:wordWrap w:val="0"/>
@@ -23292,9 +23312,9 @@
       <w:kern w:val="0"/>
     </w:rPr>
   </w:style>
-  <w:style w:type="character" w:customStyle="1" w:styleId="a5">
+  <w:style w:type="character" w:customStyle="1" w:styleId="afa">
     <w:name w:val="正文（奇安信） 字符"/>
-    <w:link w:val="a4"/>
+    <w:link w:val="af9"/>
     <w:qFormat/>
     <w:locked/>
     <w:rPr>
@@ -23302,10 +23322,10 @@
       <w:kern w:val="0"/>
     </w:rPr>
   </w:style>
-  <w:style w:type="character" w:customStyle="1" w:styleId="Heading1Char">
-    <w:name w:val="Heading 1 Char"/>
-    <w:basedOn w:val="DefaultParagraphFont"/>
-    <w:link w:val="Heading1"/>
+  <w:style w:type="character" w:customStyle="1" w:styleId="11">
+    <w:name w:val="标题 1 字符"/>
+    <w:basedOn w:val="a5"/>
+    <w:link w:val="10"/>
     <w:uiPriority w:val="9"/>
     <w:qFormat/>
     <w:rPr>
@@ -23317,10 +23337,10 @@
       <w:szCs w:val="44"/>
     </w:rPr>
   </w:style>
-  <w:style w:type="character" w:customStyle="1" w:styleId="Heading2Char">
-    <w:name w:val="Heading 2 Char"/>
-    <w:basedOn w:val="DefaultParagraphFont"/>
-    <w:link w:val="Heading2"/>
+  <w:style w:type="character" w:customStyle="1" w:styleId="22">
+    <w:name w:val="标题 2 字符"/>
+    <w:basedOn w:val="a5"/>
+    <w:link w:val="21"/>
     <w:uiPriority w:val="9"/>
     <w:semiHidden/>
     <w:qFormat/>
@@ -23333,10 +23353,10 @@
       <w:szCs w:val="32"/>
     </w:rPr>
   </w:style>
-  <w:style w:type="character" w:customStyle="1" w:styleId="Heading3Char">
-    <w:name w:val="Heading 3 Char"/>
-    <w:basedOn w:val="DefaultParagraphFont"/>
-    <w:link w:val="Heading3"/>
+  <w:style w:type="character" w:customStyle="1" w:styleId="32">
+    <w:name w:val="标题 3 字符"/>
+    <w:basedOn w:val="a5"/>
+    <w:link w:val="31"/>
     <w:uiPriority w:val="9"/>
     <w:semiHidden/>
     <w:qFormat/>
@@ -23349,10 +23369,10 @@
       <w:szCs w:val="32"/>
     </w:rPr>
   </w:style>
-  <w:style w:type="character" w:customStyle="1" w:styleId="Heading4Char">
-    <w:name w:val="Heading 4 Char"/>
-    <w:basedOn w:val="DefaultParagraphFont"/>
-    <w:link w:val="Heading4"/>
+  <w:style w:type="character" w:customStyle="1" w:styleId="42">
+    <w:name w:val="标题 4 字符"/>
+    <w:basedOn w:val="a5"/>
+    <w:link w:val="41"/>
     <w:uiPriority w:val="9"/>
     <w:semiHidden/>
     <w:qFormat/>
@@ -23365,10 +23385,10 @@
       <w:szCs w:val="28"/>
     </w:rPr>
   </w:style>
-  <w:style w:type="character" w:customStyle="1" w:styleId="TitleChar">
-    <w:name w:val="Title Char"/>
-    <w:basedOn w:val="DefaultParagraphFont"/>
-    <w:link w:val="Title"/>
+  <w:style w:type="character" w:customStyle="1" w:styleId="af2">
+    <w:name w:val="标题 字符"/>
+    <w:basedOn w:val="a5"/>
+    <w:link w:val="af1"/>
     <w:uiPriority w:val="10"/>
     <w:qFormat/>
     <w:rPr>
@@ -23389,10 +23409,10 @@
       <w:szCs w:val="18"/>
     </w:rPr>
   </w:style>
-  <w:style w:type="paragraph" w:customStyle="1" w:styleId="ae">
+  <w:style w:type="paragraph" w:customStyle="1" w:styleId="aff3">
     <w:name w:val="变更与声明加粗（奇安信）"/>
-    <w:basedOn w:val="a4"/>
-    <w:link w:val="af"/>
+    <w:basedOn w:val="af9"/>
+    <w:link w:val="aff4"/>
     <w:qFormat/>
     <w:pPr>
       <w:spacing w:line="400" w:lineRule="exact"/>
@@ -23402,9 +23422,9 @@
       <w:b/>
     </w:rPr>
   </w:style>
-  <w:style w:type="character" w:customStyle="1" w:styleId="af">
+  <w:style w:type="character" w:customStyle="1" w:styleId="aff4">
     <w:name w:val="变更与声明加粗（奇安信） 字符"/>
-    <w:link w:val="ae"/>
+    <w:link w:val="aff3"/>
     <w:qFormat/>
     <w:rPr>
       <w:rFonts w:ascii="Times New Roman" w:eastAsia="宋体" w:hAnsi="Times New Roman" w:cs="Times New Roman"/>
@@ -23413,9 +23433,9 @@
       <w:szCs w:val="21"/>
     </w:rPr>
   </w:style>
-  <w:style w:type="paragraph" w:customStyle="1" w:styleId="af0">
+  <w:style w:type="paragraph" w:customStyle="1" w:styleId="aff5">
     <w:name w:val="变更与声明内容（奇安信）"/>
-    <w:basedOn w:val="Normal"/>
+    <w:basedOn w:val="a4"/>
     <w:qFormat/>
     <w:pPr>
       <w:spacing w:beforeLines="25" w:before="25" w:afterLines="25" w:after="25" w:line="400" w:lineRule="exact"/>
@@ -23423,7 +23443,7 @@
   </w:style>
   <w:style w:type="paragraph" w:customStyle="1" w:styleId="0">
     <w:name w:val="标题 0（奇安信）"/>
-    <w:basedOn w:val="Title"/>
+    <w:basedOn w:val="af1"/>
     <w:qFormat/>
     <w:pPr>
       <w:keepNext/>
@@ -23437,14 +23457,14 @@
       <w:sz w:val="52"/>
     </w:rPr>
   </w:style>
-  <w:style w:type="paragraph" w:customStyle="1" w:styleId="af1">
+  <w:style w:type="paragraph" w:customStyle="1" w:styleId="aff6">
     <w:name w:val="目录 条目（奇安信）"/>
     <w:basedOn w:val="TOC1"/>
     <w:qFormat/>
   </w:style>
   <w:style w:type="paragraph" w:customStyle="1" w:styleId="a">
     <w:name w:val="列表（编号一级）（奇安信）"/>
-    <w:basedOn w:val="a4"/>
+    <w:basedOn w:val="af9"/>
     <w:qFormat/>
     <w:pPr>
       <w:numPr>
@@ -23453,7 +23473,7 @@
       <w:spacing w:beforeLines="25" w:before="25"/>
     </w:pPr>
   </w:style>
-  <w:style w:type="character" w:customStyle="1" w:styleId="af2">
+  <w:style w:type="character" w:customStyle="1" w:styleId="aff7">
     <w:name w:val="文本字符强调（奇安信）"/>
     <w:qFormat/>
     <w:rPr>
@@ -23466,7 +23486,7 @@
   </w:style>
   <w:style w:type="paragraph" w:customStyle="1" w:styleId="a1">
     <w:name w:val="列表（符号一级）（奇安信）"/>
-    <w:basedOn w:val="a4"/>
+    <w:basedOn w:val="af9"/>
     <w:qFormat/>
     <w:pPr>
       <w:numPr>
@@ -23475,9 +23495,9 @@
       <w:ind w:left="840"/>
     </w:pPr>
   </w:style>
-  <w:style w:type="paragraph" w:customStyle="1" w:styleId="af3">
+  <w:style w:type="paragraph" w:customStyle="1" w:styleId="aff8">
     <w:name w:val="正文两侧缩进（奇安信）"/>
-    <w:basedOn w:val="a4"/>
+    <w:basedOn w:val="af9"/>
     <w:link w:val="Char0"/>
     <w:qFormat/>
     <w:pPr>
@@ -23487,8 +23507,8 @@
   </w:style>
   <w:style w:type="paragraph" w:customStyle="1" w:styleId="1">
     <w:name w:val="附录1（奇安信）"/>
-    <w:basedOn w:val="Normal"/>
-    <w:next w:val="a6"/>
+    <w:basedOn w:val="a4"/>
+    <w:next w:val="afb"/>
     <w:qFormat/>
     <w:pPr>
       <w:keepNext/>
@@ -23510,7 +23530,7 @@
   <w:style w:type="paragraph" w:customStyle="1" w:styleId="20">
     <w:name w:val="附录2（奇安信）"/>
     <w:basedOn w:val="1"/>
-    <w:next w:val="a6"/>
+    <w:next w:val="afb"/>
     <w:qFormat/>
     <w:pPr>
       <w:numPr>
@@ -23527,7 +23547,7 @@
   <w:style w:type="paragraph" w:customStyle="1" w:styleId="30">
     <w:name w:val="附录3（奇安信）"/>
     <w:basedOn w:val="20"/>
-    <w:next w:val="a6"/>
+    <w:next w:val="afb"/>
     <w:qFormat/>
     <w:pPr>
       <w:numPr>
@@ -23539,7 +23559,7 @@
   <w:style w:type="paragraph" w:customStyle="1" w:styleId="40">
     <w:name w:val="附录4（奇安信）"/>
     <w:basedOn w:val="30"/>
-    <w:next w:val="a6"/>
+    <w:next w:val="afb"/>
     <w:qFormat/>
     <w:pPr>
       <w:numPr>
@@ -23555,10 +23575,10 @@
       <w:szCs w:val="28"/>
     </w:rPr>
   </w:style>
-  <w:style w:type="paragraph" w:customStyle="1" w:styleId="60">
+  <w:style w:type="paragraph" w:customStyle="1" w:styleId="62">
     <w:name w:val="标题 6（无编号）（奇安信）"/>
-    <w:basedOn w:val="Heading6"/>
-    <w:next w:val="a6"/>
+    <w:basedOn w:val="60"/>
+    <w:next w:val="afb"/>
     <w:qFormat/>
     <w:pPr>
       <w:widowControl w:val="0"/>
@@ -23594,10 +23614,10 @@
       <w:ind w:left="1260"/>
     </w:pPr>
   </w:style>
-  <w:style w:type="character" w:customStyle="1" w:styleId="FootnoteTextChar">
-    <w:name w:val="Footnote Text Char"/>
-    <w:basedOn w:val="DefaultParagraphFont"/>
-    <w:link w:val="FootnoteText"/>
+  <w:style w:type="character" w:customStyle="1" w:styleId="af">
+    <w:name w:val="脚注文本 字符"/>
+    <w:basedOn w:val="a5"/>
+    <w:link w:val="ae"/>
     <w:semiHidden/>
     <w:qFormat/>
     <w:rPr>
@@ -23607,10 +23627,10 @@
       <w:szCs w:val="18"/>
     </w:rPr>
   </w:style>
-  <w:style w:type="paragraph" w:customStyle="1" w:styleId="af4">
+  <w:style w:type="paragraph" w:customStyle="1" w:styleId="aff9">
     <w:name w:val="文本段落引用（奇安信）"/>
-    <w:basedOn w:val="a6"/>
-    <w:next w:val="a6"/>
+    <w:basedOn w:val="afb"/>
+    <w:next w:val="afb"/>
     <w:qFormat/>
     <w:pPr>
       <w:pBdr>
@@ -23621,20 +23641,20 @@
       <w:ind w:firstLine="420"/>
     </w:pPr>
   </w:style>
-  <w:style w:type="paragraph" w:customStyle="1" w:styleId="af5">
+  <w:style w:type="paragraph" w:customStyle="1" w:styleId="affa">
     <w:name w:val="文本段落强调（奇安信）"/>
-    <w:basedOn w:val="a6"/>
-    <w:next w:val="a6"/>
+    <w:basedOn w:val="afb"/>
+    <w:next w:val="afb"/>
     <w:qFormat/>
     <w:rPr>
       <w:b/>
       <w:u w:val="single"/>
     </w:rPr>
   </w:style>
-  <w:style w:type="paragraph" w:customStyle="1" w:styleId="af6">
+  <w:style w:type="paragraph" w:customStyle="1" w:styleId="affb">
     <w:name w:val="版权说明（奇安信）"/>
-    <w:basedOn w:val="Normal"/>
-    <w:next w:val="a6"/>
+    <w:basedOn w:val="a4"/>
+    <w:next w:val="afb"/>
     <w:qFormat/>
     <w:rPr>
       <w:rFonts w:eastAsia="黑体"/>
@@ -23643,19 +23663,19 @@
       <w:szCs w:val="36"/>
     </w:rPr>
   </w:style>
-  <w:style w:type="paragraph" w:customStyle="1" w:styleId="af7">
+  <w:style w:type="paragraph" w:customStyle="1" w:styleId="affc">
     <w:name w:val="表格内容居中（奇安信）"/>
-    <w:basedOn w:val="a4"/>
+    <w:basedOn w:val="af9"/>
     <w:qFormat/>
     <w:pPr>
       <w:spacing w:line="240" w:lineRule="auto"/>
       <w:jc w:val="center"/>
     </w:pPr>
   </w:style>
-  <w:style w:type="paragraph" w:customStyle="1" w:styleId="af8">
+  <w:style w:type="paragraph" w:customStyle="1" w:styleId="affd">
     <w:name w:val="表正文"/>
-    <w:basedOn w:val="Normal"/>
-    <w:link w:val="af9"/>
+    <w:basedOn w:val="a4"/>
+    <w:link w:val="affe"/>
     <w:qFormat/>
     <w:pPr>
       <w:widowControl w:val="0"/>
@@ -23664,18 +23684,18 @@
       <w:jc w:val="left"/>
     </w:pPr>
   </w:style>
-  <w:style w:type="character" w:customStyle="1" w:styleId="af9">
+  <w:style w:type="character" w:customStyle="1" w:styleId="affe">
     <w:name w:val="表正文 字符"/>
-    <w:link w:val="af8"/>
+    <w:link w:val="affd"/>
     <w:qFormat/>
     <w:rPr>
       <w:rFonts w:ascii="Times New Roman" w:eastAsia="宋体" w:hAnsi="Times New Roman"/>
     </w:rPr>
   </w:style>
-  <w:style w:type="character" w:customStyle="1" w:styleId="Heading6Char">
-    <w:name w:val="Heading 6 Char"/>
-    <w:basedOn w:val="DefaultParagraphFont"/>
-    <w:link w:val="Heading6"/>
+  <w:style w:type="character" w:customStyle="1" w:styleId="61">
+    <w:name w:val="标题 6 字符"/>
+    <w:basedOn w:val="a5"/>
+    <w:link w:val="60"/>
     <w:uiPriority w:val="9"/>
     <w:semiHidden/>
     <w:qFormat/>
@@ -23688,7 +23708,7 @@
       <w:szCs w:val="24"/>
     </w:rPr>
   </w:style>
-  <w:style w:type="paragraph" w:customStyle="1" w:styleId="21">
+  <w:style w:type="paragraph" w:customStyle="1" w:styleId="23">
     <w:name w:val="目录 2（奇安信）"/>
     <w:basedOn w:val="TOC2"/>
     <w:qFormat/>
@@ -23697,7 +23717,7 @@
       <w:outlineLvl w:val="1"/>
     </w:pPr>
   </w:style>
-  <w:style w:type="paragraph" w:customStyle="1" w:styleId="31">
+  <w:style w:type="paragraph" w:customStyle="1" w:styleId="33">
     <w:name w:val="目录 3（奇安信）"/>
     <w:basedOn w:val="TOC3"/>
     <w:qFormat/>
@@ -23707,18 +23727,18 @@
       </w:tabs>
     </w:pPr>
   </w:style>
-  <w:style w:type="paragraph" w:customStyle="1" w:styleId="afa">
+  <w:style w:type="paragraph" w:customStyle="1" w:styleId="afff">
     <w:name w:val="正文左侧缩进（奇安信）"/>
-    <w:basedOn w:val="a4"/>
+    <w:basedOn w:val="af9"/>
     <w:qFormat/>
     <w:pPr>
       <w:spacing w:after="50"/>
       <w:ind w:leftChars="200" w:left="200"/>
     </w:pPr>
   </w:style>
-  <w:style w:type="paragraph" w:customStyle="1" w:styleId="afb">
+  <w:style w:type="paragraph" w:customStyle="1" w:styleId="afff0">
     <w:name w:val="文档属性标题（奇安信）"/>
-    <w:basedOn w:val="a4"/>
+    <w:basedOn w:val="af9"/>
     <w:qFormat/>
     <w:pPr>
       <w:framePr w:hSpace="180" w:wrap="around" w:vAnchor="text" w:hAnchor="margin" w:xAlign="inside" w:y="121"/>
@@ -23729,10 +23749,10 @@
       <w:sz w:val="18"/>
     </w:rPr>
   </w:style>
-  <w:style w:type="paragraph" w:customStyle="1" w:styleId="afc">
+  <w:style w:type="paragraph" w:customStyle="1" w:styleId="afff1">
     <w:name w:val="插图（奇安信）"/>
-    <w:basedOn w:val="Normal"/>
-    <w:next w:val="aa"/>
+    <w:basedOn w:val="a4"/>
+    <w:next w:val="aff"/>
     <w:qFormat/>
     <w:pPr>
       <w:spacing w:beforeLines="25" w:before="78" w:afterLines="25" w:after="78" w:line="240" w:lineRule="auto"/>
@@ -23743,9 +23763,9 @@
       <w:szCs w:val="20"/>
     </w:rPr>
   </w:style>
-  <w:style w:type="table" w:customStyle="1" w:styleId="afd">
+  <w:style w:type="table" w:customStyle="1" w:styleId="afff2">
     <w:name w:val="文档表格标题行列型（奇安信）"/>
-    <w:basedOn w:val="TableGrid"/>
+    <w:basedOn w:val="af5"/>
     <w:qFormat/>
     <w:pPr>
       <w:spacing w:line="300" w:lineRule="auto"/>
@@ -23799,9 +23819,9 @@
       </w:tcPr>
     </w:tblStylePr>
   </w:style>
-  <w:style w:type="table" w:customStyle="1" w:styleId="afe">
+  <w:style w:type="table" w:customStyle="1" w:styleId="afff3">
     <w:name w:val="文档表格无标题行型（奇安信）"/>
-    <w:basedOn w:val="TableGrid"/>
+    <w:basedOn w:val="af5"/>
     <w:qFormat/>
     <w:rPr>
       <w:rFonts w:ascii="Times New Roman" w:hAnsi="Times New Roman"/>
@@ -23842,9 +23862,9 @@
       </w:rPr>
     </w:tblStylePr>
   </w:style>
-  <w:style w:type="table" w:customStyle="1" w:styleId="aff">
+  <w:style w:type="table" w:customStyle="1" w:styleId="afff4">
     <w:name w:val="文档表格无标题列型（奇安信）"/>
-    <w:basedOn w:val="TableGrid"/>
+    <w:basedOn w:val="af5"/>
     <w:qFormat/>
     <w:rPr>
       <w:rFonts w:ascii="Times New Roman" w:hAnsi="Times New Roman"/>
@@ -23893,9 +23913,9 @@
       </w:rPr>
     </w:tblStylePr>
   </w:style>
-  <w:style w:type="paragraph" w:customStyle="1" w:styleId="aff0">
+  <w:style w:type="paragraph" w:customStyle="1" w:styleId="afff5">
     <w:name w:val="文档属性（奇安信）"/>
-    <w:basedOn w:val="afb"/>
+    <w:basedOn w:val="afff0"/>
     <w:qFormat/>
     <w:pPr>
       <w:framePr w:wrap="around"/>
@@ -23905,9 +23925,9 @@
       <w:b w:val="0"/>
     </w:rPr>
   </w:style>
-  <w:style w:type="paragraph" w:customStyle="1" w:styleId="aff1">
+  <w:style w:type="paragraph" w:customStyle="1" w:styleId="afff6">
     <w:name w:val="封页内容（奇安信）"/>
-    <w:basedOn w:val="Normal"/>
+    <w:basedOn w:val="a4"/>
     <w:qFormat/>
     <w:pPr>
       <w:widowControl w:val="0"/>
@@ -23922,7 +23942,7 @@
       <w:sz w:val="28"/>
     </w:rPr>
   </w:style>
-  <w:style w:type="paragraph" w:customStyle="1" w:styleId="12">
+  <w:style w:type="paragraph" w:customStyle="1" w:styleId="14">
     <w:name w:val="目录1级（奇安信）"/>
     <w:basedOn w:val="TOC1"/>
     <w:qFormat/>
@@ -23931,9 +23951,9 @@
       <w:outlineLvl w:val="0"/>
     </w:pPr>
   </w:style>
-  <w:style w:type="paragraph" w:customStyle="1" w:styleId="aff2">
+  <w:style w:type="paragraph" w:customStyle="1" w:styleId="afff7">
     <w:name w:val="图表目录条例（奇安信）"/>
-    <w:basedOn w:val="TableofFigures"/>
+    <w:basedOn w:val="af0"/>
     <w:qFormat/>
     <w:pPr>
       <w:tabs>
@@ -23942,10 +23962,10 @@
       <w:ind w:left="420" w:hanging="210"/>
     </w:pPr>
   </w:style>
-  <w:style w:type="character" w:customStyle="1" w:styleId="Heading5Char">
-    <w:name w:val="Heading 5 Char"/>
-    <w:basedOn w:val="DefaultParagraphFont"/>
-    <w:link w:val="Heading5"/>
+  <w:style w:type="character" w:customStyle="1" w:styleId="51">
+    <w:name w:val="标题 5 字符"/>
+    <w:basedOn w:val="a5"/>
+    <w:link w:val="50"/>
     <w:uiPriority w:val="9"/>
     <w:semiHidden/>
     <w:qFormat/>
@@ -23957,17 +23977,17 @@
       <w:szCs w:val="28"/>
     </w:rPr>
   </w:style>
-  <w:style w:type="paragraph" w:customStyle="1" w:styleId="aff3">
+  <w:style w:type="paragraph" w:customStyle="1" w:styleId="afff8">
     <w:name w:val="表格内容两端对齐(奇安信)"/>
-    <w:basedOn w:val="a4"/>
+    <w:basedOn w:val="af9"/>
     <w:qFormat/>
     <w:pPr>
       <w:spacing w:line="240" w:lineRule="auto"/>
     </w:pPr>
   </w:style>
-  <w:style w:type="paragraph" w:customStyle="1" w:styleId="aff4">
+  <w:style w:type="paragraph" w:customStyle="1" w:styleId="afff9">
     <w:name w:val="表格内容 靠左（奇安信）"/>
-    <w:basedOn w:val="Normal"/>
+    <w:basedOn w:val="a4"/>
     <w:qFormat/>
     <w:pPr>
       <w:spacing w:line="300" w:lineRule="auto"/>
@@ -23980,8 +24000,8 @@
   </w:style>
   <w:style w:type="paragraph" w:customStyle="1" w:styleId="-2">
     <w:name w:val="表格-头 （奇安信）"/>
-    <w:basedOn w:val="Normal"/>
-    <w:next w:val="Normal"/>
+    <w:basedOn w:val="a4"/>
+    <w:next w:val="a4"/>
     <w:qFormat/>
     <w:pPr>
       <w:spacing w:line="300" w:lineRule="auto"/>
@@ -23993,9 +24013,9 @@
       <w:kern w:val="0"/>
     </w:rPr>
   </w:style>
-  <w:style w:type="paragraph" w:customStyle="1" w:styleId="aff5">
+  <w:style w:type="paragraph" w:customStyle="1" w:styleId="afffa">
     <w:name w:val="表格标注 （奇安信）"/>
-    <w:basedOn w:val="aa"/>
+    <w:basedOn w:val="aff"/>
     <w:next w:val="-2"/>
     <w:qFormat/>
     <w:rPr>
@@ -24006,9 +24026,9 @@
     <w:name w:val="style5"/>
     <w:qFormat/>
   </w:style>
-  <w:style w:type="paragraph" w:styleId="ListParagraph">
+  <w:style w:type="paragraph" w:styleId="afffb">
     <w:name w:val="List Paragraph"/>
-    <w:basedOn w:val="Normal"/>
+    <w:basedOn w:val="a4"/>
     <w:uiPriority w:val="99"/>
     <w:qFormat/>
     <w:pPr>
@@ -24022,7 +24042,7 @@
       <w:sz w:val="24"/>
     </w:rPr>
   </w:style>
-  <w:style w:type="paragraph" w:customStyle="1" w:styleId="13">
+  <w:style w:type="paragraph" w:customStyle="1" w:styleId="15">
     <w:name w:val="附录1奇安信"/>
     <w:basedOn w:val="1"/>
     <w:qFormat/>
@@ -24037,10 +24057,10 @@
       <w:rFonts w:ascii="黑体" w:hAnsi="黑体"/>
     </w:rPr>
   </w:style>
-  <w:style w:type="paragraph" w:customStyle="1" w:styleId="14">
+  <w:style w:type="paragraph" w:customStyle="1" w:styleId="16">
     <w:name w:val="正文1"/>
-    <w:basedOn w:val="a6"/>
-    <w:link w:val="15"/>
+    <w:basedOn w:val="afb"/>
+    <w:link w:val="17"/>
     <w:qFormat/>
     <w:pPr>
       <w:wordWrap/>
@@ -24048,30 +24068,30 @@
       <w:jc w:val="left"/>
     </w:pPr>
   </w:style>
-  <w:style w:type="character" w:customStyle="1" w:styleId="a7">
+  <w:style w:type="character" w:customStyle="1" w:styleId="afc">
     <w:name w:val="正文首行缩进（奇安信） 字符"/>
-    <w:basedOn w:val="a5"/>
-    <w:link w:val="a6"/>
+    <w:basedOn w:val="afa"/>
+    <w:link w:val="afb"/>
     <w:qFormat/>
     <w:rPr>
       <w:rFonts w:ascii="Times New Roman" w:eastAsia="宋体" w:hAnsi="Times New Roman" w:cs="Times New Roman"/>
       <w:kern w:val="0"/>
     </w:rPr>
   </w:style>
-  <w:style w:type="character" w:customStyle="1" w:styleId="15">
+  <w:style w:type="character" w:customStyle="1" w:styleId="17">
     <w:name w:val="正文1 字符"/>
-    <w:basedOn w:val="a7"/>
-    <w:link w:val="14"/>
+    <w:basedOn w:val="afc"/>
+    <w:link w:val="16"/>
     <w:qFormat/>
     <w:rPr>
       <w:rFonts w:ascii="Times New Roman" w:eastAsia="宋体" w:hAnsi="Times New Roman" w:cs="Times New Roman"/>
       <w:kern w:val="0"/>
     </w:rPr>
   </w:style>
-  <w:style w:type="character" w:customStyle="1" w:styleId="BodyTextChar">
-    <w:name w:val="Body Text Char"/>
-    <w:basedOn w:val="DefaultParagraphFont"/>
-    <w:link w:val="BodyText"/>
+  <w:style w:type="character" w:customStyle="1" w:styleId="a9">
+    <w:name w:val="正文文本 字符"/>
+    <w:basedOn w:val="a5"/>
+    <w:link w:val="a8"/>
     <w:uiPriority w:val="99"/>
     <w:semiHidden/>
     <w:qFormat/>
@@ -24079,10 +24099,10 @@
       <w:rFonts w:ascii="Times New Roman" w:eastAsia="宋体" w:hAnsi="Times New Roman"/>
     </w:rPr>
   </w:style>
-  <w:style w:type="character" w:customStyle="1" w:styleId="BodyTextFirstIndentChar">
-    <w:name w:val="Body Text First Indent Char"/>
-    <w:basedOn w:val="BodyTextChar"/>
-    <w:link w:val="BodyTextFirstIndent"/>
+  <w:style w:type="character" w:customStyle="1" w:styleId="af4">
+    <w:name w:val="正文文本首行缩进 字符"/>
+    <w:basedOn w:val="a9"/>
+    <w:link w:val="af3"/>
     <w:semiHidden/>
     <w:qFormat/>
     <w:rPr>
@@ -24093,10 +24113,10 @@
   </w:style>
   <w:style w:type="character" w:customStyle="1" w:styleId="Char0">
     <w:name w:val="正文两侧缩进（奇安信） Char"/>
-    <w:link w:val="af3"/>
+    <w:link w:val="aff8"/>
     <w:qFormat/>
   </w:style>
-  <w:style w:type="paragraph" w:styleId="Revision">
+  <w:style w:type="paragraph" w:styleId="afffc">
     <w:name w:val="Revision"/>
     <w:hidden/>
     <w:uiPriority w:val="99"/>
